--- a/courseware/LP-Agentic AI Applications with Codex (C695).docx
+++ b/courseware/LP-Agentic AI Applications with Codex (C695).docx
@@ -2,6 +2,7 @@
 <file path=word/document.xml><?xml version="1.0" encoding="utf-8"?>
 <w:document xmlns:wpc="http://schemas.microsoft.com/office/word/2010/wordprocessingCanvas" xmlns:mo="http://schemas.microsoft.com/office/mac/office/2008/main" xmlns:mc="http://schemas.openxmlformats.org/markup-compatibility/2006" xmlns:mv="urn:schemas-microsoft-com:mac:vml" xmlns:o="urn:schemas-microsoft-com:office:office" xmlns:r="http://schemas.openxmlformats.org/officeDocument/2006/relationships" xmlns:m="http://schemas.openxmlformats.org/officeDocument/2006/math" xmlns:v="urn:schemas-microsoft-com:vml" xmlns:wp14="http://schemas.microsoft.com/office/word/2010/wordprocessingDrawing" xmlns:wp="http://schemas.openxmlformats.org/drawingml/2006/wordprocessingDrawing" xmlns:w10="urn:schemas-microsoft-com:office:word" xmlns:w="http://schemas.openxmlformats.org/wordprocessingml/2006/main" xmlns:w14="http://schemas.microsoft.com/office/word/2010/wordml" xmlns:wpg="http://schemas.microsoft.com/office/word/2010/wordprocessingGroup" xmlns:wpi="http://schemas.microsoft.com/office/word/2010/wordprocessingInk" xmlns:wne="http://schemas.microsoft.com/office/word/2006/wordml" xmlns:wps="http://schemas.microsoft.com/office/word/2010/wordprocessingShape" mc:Ignorable="w14 wp14">
   <w:body>
+    <w:p/>
     <w:p>
       <w:pPr>
         <w:jc w:val="center"/>
@@ -9,7 +10,7 @@
       <w:r>
         <w:drawing>
           <wp:inline xmlns:a="http://schemas.openxmlformats.org/drawingml/2006/main" xmlns:pic="http://schemas.openxmlformats.org/drawingml/2006/picture">
-            <wp:extent cx="1965960" cy="1965960"/>
+            <wp:extent cx="1920240" cy="1920240"/>
             <wp:docPr id="1" name="Picture 1"/>
             <wp:cNvGraphicFramePr>
               <a:graphicFrameLocks noChangeAspect="1"/>
@@ -22,7 +23,7 @@
                     <pic:cNvPicPr/>
                   </pic:nvPicPr>
                   <pic:blipFill>
-                    <a:blip r:embed="rId10"/>
+                    <a:blip r:embed="rId9"/>
                     <a:stretch>
                       <a:fillRect/>
                     </a:stretch>
@@ -30,7 +31,7 @@
                   <pic:spPr>
                     <a:xfrm>
                       <a:off x="0" y="0"/>
-                      <a:ext cx="1965960" cy="1965960"/>
+                      <a:ext cx="1920240" cy="1920240"/>
                     </a:xfrm>
                     <a:prstGeom prst="rect"/>
                   </pic:spPr>
@@ -43,291 +44,160 @@
     </w:p>
     <w:p>
       <w:pPr>
-        <w:pStyle w:val="Subtitle"/>
+        <w:spacing w:before="40" w:after="20"/>
         <w:jc w:val="center"/>
       </w:pPr>
       <w:r>
-        <w:t>COURSEWARE</w:t>
+        <w:rPr>
+          <w:b/>
+          <w:color w:val="111827"/>
+          <w:sz w:val="26"/>
+        </w:rPr>
+        <w:t>Tertiary Infotech Academy Pte Ltd</w:t>
       </w:r>
     </w:p>
     <w:p>
       <w:pPr>
-        <w:pStyle w:val="Title"/>
+        <w:spacing w:before="0" w:after="200"/>
         <w:jc w:val="center"/>
       </w:pPr>
       <w:r>
-        <w:t>Agentic AI Applications with Codex</w:t>
+        <w:rPr>
+          <w:b w:val="0"/>
+          <w:color w:val="555B66"/>
+          <w:sz w:val="20"/>
+        </w:rPr>
+        <w:t>UEN: 201200696W</w:t>
       </w:r>
     </w:p>
     <w:p>
       <w:pPr>
-        <w:pStyle w:val="Subtitle"/>
+        <w:spacing w:before="0" w:after="80"/>
         <w:jc w:val="center"/>
       </w:pPr>
       <w:r>
-        <w:t>Lesson Plan</w:t>
-      </w:r>
-    </w:p>
-    <w:p/>
-    <w:tbl>
-      <w:tblPr>
-        <w:tblStyle w:val="TableGrid"/>
-        <w:tblW w:type="auto" w:w="0"/>
-        <w:jc w:val="center"/>
-        <w:tblLook w:firstColumn="1" w:firstRow="1" w:lastColumn="0" w:lastRow="0" w:noHBand="0" w:noVBand="1" w:val="04A0"/>
-      </w:tblPr>
-      <w:tblGrid>
-        <w:gridCol w:w="5071"/>
-        <w:gridCol w:w="5071"/>
-      </w:tblGrid>
-      <w:tr>
-        <w:tc>
-          <w:tcPr>
-            <w:tcW w:type="dxa" w:w="5071"/>
-            <w:vAlign w:val="center"/>
-            <w:shd w:fill="0D3056"/>
-          </w:tcPr>
-          <w:p>
-            <w:pPr>
-              <w:spacing w:after="40"/>
-            </w:pPr>
-            <w:r/>
-            <w:r>
-              <w:rPr>
-                <w:rFonts w:ascii="Arial" w:hAnsi="Arial"/>
-                <w:b/>
-                <w:color w:val="FFFFFF"/>
-                <w:sz w:val="18"/>
-              </w:rPr>
-              <w:t>Course Code</w:t>
-            </w:r>
-          </w:p>
-        </w:tc>
-        <w:tc>
-          <w:tcPr>
-            <w:tcW w:type="dxa" w:w="5071"/>
-            <w:vAlign w:val="center"/>
-          </w:tcPr>
-          <w:p>
-            <w:pPr>
-              <w:spacing w:after="40"/>
-            </w:pPr>
-            <w:r>
-              <w:t>C695</w:t>
-            </w:r>
-            <w:r>
-              <w:rPr>
-                <w:rFonts w:ascii="Arial" w:hAnsi="Arial"/>
-                <w:b/>
-                <w:sz w:val="18"/>
-              </w:rPr>
-            </w:r>
-          </w:p>
-        </w:tc>
-      </w:tr>
-      <w:tr>
-        <w:tc>
-          <w:tcPr>
-            <w:tcW w:type="dxa" w:w="5071"/>
-            <w:vAlign w:val="center"/>
-            <w:shd w:fill="0D3056"/>
-          </w:tcPr>
-          <w:p>
-            <w:pPr>
-              <w:spacing w:after="40"/>
-            </w:pPr>
-            <w:r/>
-            <w:r>
-              <w:rPr>
-                <w:rFonts w:ascii="Arial" w:hAnsi="Arial"/>
-                <w:b/>
-                <w:color w:val="FFFFFF"/>
-                <w:sz w:val="18"/>
-              </w:rPr>
-              <w:t>Version</w:t>
-            </w:r>
-          </w:p>
-        </w:tc>
-        <w:tc>
-          <w:tcPr>
-            <w:tcW w:type="dxa" w:w="5071"/>
-            <w:vAlign w:val="center"/>
-          </w:tcPr>
-          <w:p>
-            <w:pPr>
-              <w:spacing w:after="40"/>
-            </w:pPr>
-            <w:r>
-              <w:t>v1.0</w:t>
-            </w:r>
-            <w:r>
-              <w:rPr>
-                <w:rFonts w:ascii="Arial" w:hAnsi="Arial"/>
-                <w:b/>
-                <w:sz w:val="18"/>
-              </w:rPr>
-            </w:r>
-          </w:p>
-        </w:tc>
-      </w:tr>
-      <w:tr>
-        <w:tc>
-          <w:tcPr>
-            <w:tcW w:type="dxa" w:w="5071"/>
-            <w:vAlign w:val="center"/>
-            <w:shd w:fill="0D3056"/>
-          </w:tcPr>
-          <w:p>
-            <w:pPr>
-              <w:spacing w:after="40"/>
-            </w:pPr>
-            <w:r/>
-            <w:r>
-              <w:rPr>
-                <w:rFonts w:ascii="Arial" w:hAnsi="Arial"/>
-                <w:b/>
-                <w:color w:val="FFFFFF"/>
-                <w:sz w:val="18"/>
-              </w:rPr>
-              <w:t>Release Date</w:t>
-            </w:r>
-          </w:p>
-        </w:tc>
-        <w:tc>
-          <w:tcPr>
-            <w:tcW w:type="dxa" w:w="5071"/>
-            <w:vAlign w:val="center"/>
-          </w:tcPr>
-          <w:p>
-            <w:pPr>
-              <w:spacing w:after="40"/>
-            </w:pPr>
-            <w:r>
-              <w:t>20 September 2026</w:t>
-            </w:r>
-            <w:r>
-              <w:rPr>
-                <w:rFonts w:ascii="Arial" w:hAnsi="Arial"/>
-                <w:b w:val="0"/>
-                <w:sz w:val="18"/>
-              </w:rPr>
-            </w:r>
-          </w:p>
-        </w:tc>
-      </w:tr>
-      <w:tr>
-        <w:tc>
-          <w:tcPr>
-            <w:tcW w:type="dxa" w:w="5071"/>
-            <w:vAlign w:val="center"/>
-            <w:shd w:fill="0D3056"/>
-          </w:tcPr>
-          <w:p>
-            <w:pPr>
-              <w:spacing w:after="40"/>
-            </w:pPr>
-            <w:r/>
-            <w:r>
-              <w:rPr>
-                <w:rFonts w:ascii="Arial" w:hAnsi="Arial"/>
-                <w:b/>
-                <w:color w:val="FFFFFF"/>
-                <w:sz w:val="18"/>
-              </w:rPr>
-              <w:t>Training Provider</w:t>
-            </w:r>
-          </w:p>
-        </w:tc>
-        <w:tc>
-          <w:tcPr>
-            <w:tcW w:type="dxa" w:w="5071"/>
-            <w:vAlign w:val="center"/>
-          </w:tcPr>
-          <w:p>
-            <w:pPr>
-              <w:spacing w:after="40"/>
-            </w:pPr>
-            <w:r/>
-            <w:r>
-              <w:rPr>
-                <w:rFonts w:ascii="Arial" w:hAnsi="Arial"/>
-                <w:b w:val="0"/>
-                <w:sz w:val="18"/>
-              </w:rPr>
-              <w:t>Tertiary Infotech Academy Pte. Ltd. (UEN 201200696W)</w:t>
-            </w:r>
-          </w:p>
-        </w:tc>
-      </w:tr>
-      <w:tr>
-        <w:tc>
-          <w:tcPr>
-            <w:tcW w:type="dxa" w:w="5071"/>
-            <w:vAlign w:val="center"/>
-            <w:shd w:fill="0D3056"/>
-          </w:tcPr>
-          <w:p>
-            <w:pPr>
-              <w:spacing w:after="40"/>
-            </w:pPr>
-            <w:r/>
-            <w:r>
-              <w:rPr>
-                <w:rFonts w:ascii="Arial" w:hAnsi="Arial"/>
-                <w:b/>
-                <w:color w:val="FFFFFF"/>
-                <w:sz w:val="18"/>
-              </w:rPr>
-              <w:t>Trainer</w:t>
-            </w:r>
-          </w:p>
-        </w:tc>
-        <w:tc>
-          <w:tcPr>
-            <w:tcW w:type="dxa" w:w="5071"/>
-            <w:vAlign w:val="center"/>
-          </w:tcPr>
-          <w:p>
-            <w:pPr>
-              <w:spacing w:after="40"/>
-            </w:pPr>
-            <w:r/>
-            <w:r>
-              <w:rPr>
-                <w:rFonts w:ascii="Arial" w:hAnsi="Arial"/>
-                <w:b w:val="0"/>
-                <w:sz w:val="18"/>
-              </w:rPr>
-              <w:t>Dr Alfred Ang</w:t>
-            </w:r>
-          </w:p>
-        </w:tc>
-      </w:tr>
-    </w:tbl>
-    <w:p/>
-    <w:p>
-      <w:pPr>
-        <w:jc w:val="center"/>
-      </w:pPr>
-      <w:r>
         <w:rPr>
-          <w:i/>
-          <w:color w:val="526577"/>
+          <w:b/>
+          <w:color w:val="1F6FEB"/>
+          <w:sz w:val="52"/>
         </w:rPr>
-        <w:t>Controlled document. Verify the version before use.</w:t>
+        <w:t>LESSON PLAN</w:t>
       </w:r>
     </w:p>
     <w:p>
-      <w:r>
-        <w:br w:type="page"/>
+      <w:pPr>
+        <w:spacing w:before="80" w:after="160"/>
+        <w:jc w:val="center"/>
+      </w:pPr>
+      <w:r>
+        <w:rPr>
+          <w:b w:val="0"/>
+          <w:color w:val="555B66"/>
+          <w:sz w:val="24"/>
+        </w:rPr>
+        <w:t>For</w:t>
       </w:r>
     </w:p>
     <w:p>
       <w:pPr>
-        <w:pStyle w:val="Heading1"/>
-      </w:pPr>
-      <w:r>
-        <w:t>Document Control</w:t>
+        <w:spacing w:before="80" w:after="40"/>
+        <w:jc w:val="center"/>
+      </w:pPr>
+      <w:r>
+        <w:rPr>
+          <w:b/>
+          <w:color w:val="111827"/>
+          <w:sz w:val="40"/>
+        </w:rPr>
+        <w:t>Agentic AI Applications with Codex</w:t>
+      </w:r>
+    </w:p>
+    <w:p>
+      <w:pPr>
+        <w:spacing w:before="80" w:after="280"/>
+        <w:jc w:val="center"/>
+      </w:pPr>
+      <w:r>
+        <w:rPr>
+          <w:b w:val="0"/>
+          <w:color w:val="111827"/>
+          <w:sz w:val="24"/>
+        </w:rPr>
+        <w:t>Course Code: C695</w:t>
+      </w:r>
+    </w:p>
+    <w:p>
+      <w:pPr>
+        <w:spacing w:before="0" w:after="40"/>
+        <w:jc w:val="center"/>
+      </w:pPr>
+      <w:r>
+        <w:rPr>
+          <w:b w:val="0"/>
+          <w:color w:val="555B66"/>
+          <w:sz w:val="22"/>
+        </w:rPr>
+        <w:t>Conducted by</w:t>
+      </w:r>
+    </w:p>
+    <w:p>
+      <w:pPr>
+        <w:spacing w:before="0" w:after="40"/>
+        <w:jc w:val="center"/>
+      </w:pPr>
+      <w:r>
+        <w:rPr>
+          <w:b/>
+          <w:color w:val="111827"/>
+          <w:sz w:val="26"/>
+        </w:rPr>
+        <w:t>Tertiary Infotech Academy Pte Ltd</w:t>
+      </w:r>
+    </w:p>
+    <w:p>
+      <w:pPr>
+        <w:spacing w:before="0" w:after="240"/>
+        <w:jc w:val="center"/>
+      </w:pPr>
+      <w:r>
+        <w:rPr>
+          <w:b w:val="0"/>
+          <w:color w:val="555B66"/>
+          <w:sz w:val="22"/>
+        </w:rPr>
+        <w:t>UEN: 201200696W</w:t>
+      </w:r>
+    </w:p>
+    <w:p>
+      <w:pPr>
+        <w:spacing w:before="0" w:after="80"/>
+        <w:jc w:val="center"/>
+      </w:pPr>
+      <w:r>
+        <w:rPr>
+          <w:b/>
+          <w:color w:val="1F6FEB"/>
+          <w:sz w:val="24"/>
+        </w:rPr>
+        <w:t>Version 12.1</w:t>
+      </w:r>
+    </w:p>
+    <w:p>
+      <w:r>
+        <w:br w:type="page"/>
+      </w:r>
+    </w:p>
+    <w:p>
+      <w:pPr>
+        <w:spacing w:after="120"/>
+      </w:pPr>
+      <w:r>
+        <w:rPr>
+          <w:b/>
+          <w:color w:val="111827"/>
+          <w:sz w:val="24"/>
+        </w:rPr>
+        <w:t>DOCUMENT VERSION CONTROL RECORD</w:t>
       </w:r>
     </w:p>
     <w:tbl>
@@ -338,120 +208,77 @@
         <w:tblLook w:firstColumn="1" w:firstRow="1" w:lastColumn="0" w:lastRow="0" w:noHBand="0" w:noVBand="1" w:val="04A0"/>
       </w:tblPr>
       <w:tblGrid>
-        <w:gridCol w:w="2028"/>
-        <w:gridCol w:w="2028"/>
-        <w:gridCol w:w="2028"/>
-        <w:gridCol w:w="2028"/>
-        <w:gridCol w:w="2028"/>
+        <w:gridCol w:w="1440"/>
+        <w:gridCol w:w="1872"/>
+        <w:gridCol w:w="4752"/>
+        <w:gridCol w:w="1584"/>
       </w:tblGrid>
       <w:tr>
         <w:tc>
           <w:tcPr>
-            <w:tcW w:type="dxa" w:w="2028"/>
-            <w:vAlign w:val="center"/>
-            <w:shd w:fill="0D3056"/>
+            <w:tcW w:type="dxa" w:w="1440"/>
+            <w:shd w:val="clear" w:color="auto" w:fill="1F6FEB"/>
           </w:tcPr>
           <w:p>
-            <w:pPr>
-              <w:spacing w:after="40"/>
-            </w:pPr>
             <w:r/>
             <w:r>
               <w:rPr>
-                <w:rFonts w:ascii="Arial" w:hAnsi="Arial"/>
                 <w:b/>
                 <w:color w:val="FFFFFF"/>
-                <w:sz w:val="18"/>
+                <w:sz w:val="19"/>
               </w:rPr>
-              <w:t>Document</w:t>
+              <w:t>Version Number</w:t>
             </w:r>
           </w:p>
         </w:tc>
         <w:tc>
           <w:tcPr>
-            <w:tcW w:type="dxa" w:w="2028"/>
-            <w:vAlign w:val="center"/>
-            <w:shd w:fill="0D3056"/>
+            <w:tcW w:type="dxa" w:w="1872"/>
+            <w:shd w:val="clear" w:color="auto" w:fill="1F6FEB"/>
           </w:tcPr>
           <w:p>
-            <w:pPr>
-              <w:spacing w:after="40"/>
-            </w:pPr>
             <w:r/>
             <w:r>
               <w:rPr>
-                <w:rFonts w:ascii="Arial" w:hAnsi="Arial"/>
                 <w:b/>
                 <w:color w:val="FFFFFF"/>
-                <w:sz w:val="18"/>
+                <w:sz w:val="19"/>
               </w:rPr>
-              <w:t>Version</w:t>
+              <w:t>Effective Date of Release</w:t>
             </w:r>
           </w:p>
         </w:tc>
         <w:tc>
           <w:tcPr>
-            <w:tcW w:type="dxa" w:w="2028"/>
-            <w:vAlign w:val="center"/>
-            <w:shd w:fill="0D3056"/>
+            <w:tcW w:type="dxa" w:w="4752"/>
+            <w:shd w:val="clear" w:color="auto" w:fill="1F6FEB"/>
           </w:tcPr>
           <w:p>
-            <w:pPr>
-              <w:spacing w:after="40"/>
-            </w:pPr>
             <w:r/>
             <w:r>
               <w:rPr>
-                <w:rFonts w:ascii="Arial" w:hAnsi="Arial"/>
                 <w:b/>
                 <w:color w:val="FFFFFF"/>
-                <w:sz w:val="18"/>
+                <w:sz w:val="19"/>
               </w:rPr>
-              <w:t>Date</w:t>
+              <w:t>Summary of Included Changes</w:t>
             </w:r>
           </w:p>
         </w:tc>
         <w:tc>
           <w:tcPr>
-            <w:tcW w:type="dxa" w:w="2028"/>
-            <w:vAlign w:val="center"/>
-            <w:shd w:fill="0D3056"/>
+            <w:tcW w:type="dxa" w:w="1584"/>
+            <w:shd w:val="clear" w:color="auto" w:fill="1F6FEB"/>
           </w:tcPr>
           <w:p>
-            <w:pPr>
-              <w:spacing w:after="40"/>
-            </w:pPr>
             <w:r/>
             <w:r>
               <w:rPr>
-                <w:rFonts w:ascii="Arial" w:hAnsi="Arial"/>
                 <w:b/>
                 <w:color w:val="FFFFFF"/>
-                <w:sz w:val="18"/>
+                <w:sz w:val="19"/>
               </w:rPr>
-              <w:t>Owner</w:t>
-            </w:r>
-          </w:p>
-        </w:tc>
-        <w:tc>
-          <w:tcPr>
-            <w:tcW w:type="dxa" w:w="2028"/>
-            <w:vAlign w:val="center"/>
-            <w:shd w:fill="0D3056"/>
-          </w:tcPr>
-          <w:p>
-            <w:pPr>
-              <w:spacing w:after="40"/>
-            </w:pPr>
-            <w:r/>
-            <w:r>
-              <w:rPr>
-                <w:rFonts w:ascii="Arial" w:hAnsi="Arial"/>
-                <w:b/>
-                <w:color w:val="FFFFFF"/>
-                <w:sz w:val="18"/>
-              </w:rPr>
-              <w:t>Change summary</w:t>
+              <w:t>Author</w:t>
             </w:r>
           </w:p>
         </w:tc>
@@ -459,106 +286,3024 @@
       <w:tr>
         <w:tc>
           <w:tcPr>
-            <w:tcW w:type="dxa" w:w="2028"/>
-            <w:vAlign w:val="center"/>
+            <w:tcW w:type="dxa" w:w="1440"/>
           </w:tcPr>
           <w:p>
-            <w:pPr>
-              <w:spacing w:after="40"/>
-            </w:pPr>
-            <w:r>
-              <w:t>Lesson Plan</w:t>
-            </w:r>
+            <w:r/>
             <w:r>
               <w:rPr>
-                <w:rFonts w:ascii="Arial" w:hAnsi="Arial"/>
-                <w:b w:val="0"/>
-                <w:sz w:val="18"/>
+                <w:sz w:val="19"/>
               </w:rPr>
+              <w:t>9.0</w:t>
             </w:r>
           </w:p>
         </w:tc>
         <w:tc>
           <w:tcPr>
-            <w:tcW w:type="dxa" w:w="2028"/>
-            <w:vAlign w:val="center"/>
+            <w:tcW w:type="dxa" w:w="1872"/>
           </w:tcPr>
           <w:p>
-            <w:pPr>
-              <w:spacing w:after="40"/>
-            </w:pPr>
-            <w:r>
-              <w:t>1.0</w:t>
-            </w:r>
+            <w:r/>
             <w:r>
               <w:rPr>
-                <w:rFonts w:ascii="Arial" w:hAnsi="Arial"/>
-                <w:b/>
-                <w:sz w:val="18"/>
+                <w:sz w:val="19"/>
               </w:rPr>
+              <w:t>4 Sep 2026</w:t>
             </w:r>
           </w:p>
         </w:tc>
         <w:tc>
           <w:tcPr>
-            <w:tcW w:type="dxa" w:w="2028"/>
-            <w:vAlign w:val="center"/>
+            <w:tcW w:type="dxa" w:w="4752"/>
           </w:tcPr>
           <w:p>
-            <w:pPr>
-              <w:spacing w:after="40"/>
-            </w:pPr>
-            <w:r>
-              <w:t>20 September 2026</w:t>
-            </w:r>
+            <w:r/>
             <w:r>
               <w:rPr>
-                <w:rFonts w:ascii="Arial" w:hAnsi="Arial"/>
-                <w:b w:val="0"/>
-                <w:sz w:val="18"/>
+                <w:sz w:val="19"/>
               </w:rPr>
+              <w:t>Technical Codex deck aligned to TaskBoard labs.</w:t>
             </w:r>
           </w:p>
         </w:tc>
         <w:tc>
           <w:tcPr>
-            <w:tcW w:type="dxa" w:w="2028"/>
-            <w:vAlign w:val="center"/>
+            <w:tcW w:type="dxa" w:w="1584"/>
           </w:tcPr>
           <w:p>
-            <w:pPr>
-              <w:spacing w:after="40"/>
-            </w:pPr>
-            <w:r>
-              <w:t>Tertiary Infotech Academy Pte. Ltd.</w:t>
-            </w:r>
+            <w:r/>
             <w:r>
               <w:rPr>
-                <w:rFonts w:ascii="Arial" w:hAnsi="Arial"/>
-                <w:b w:val="0"/>
-                <w:sz w:val="18"/>
+                <w:sz w:val="19"/>
               </w:rPr>
+              <w:t>Dr. Alfred Ang</w:t>
+            </w:r>
+          </w:p>
+        </w:tc>
+      </w:tr>
+      <w:tr>
+        <w:tc>
+          <w:tcPr>
+            <w:tcW w:type="dxa" w:w="1440"/>
+          </w:tcPr>
+          <w:p>
+            <w:r/>
+            <w:r>
+              <w:rPr>
+                <w:sz w:val="19"/>
+              </w:rPr>
+              <w:t>10.0</w:t>
             </w:r>
           </w:p>
         </w:tc>
         <w:tc>
           <w:tcPr>
-            <w:tcW w:type="dxa" w:w="2028"/>
-            <w:vAlign w:val="center"/>
+            <w:tcW w:type="dxa" w:w="1872"/>
           </w:tcPr>
           <w:p>
-            <w:pPr>
-              <w:spacing w:after="40"/>
-            </w:pPr>
-            <w:r>
-              <w:t>Course identity updated to C695; one-day schedule and learner resources aligned</w:t>
-            </w:r>
+            <w:r/>
             <w:r>
               <w:rPr>
-                <w:rFonts w:ascii="Arial" w:hAnsi="Arial"/>
-                <w:b w:val="0"/>
-                <w:sz w:val="18"/>
+                <w:sz w:val="19"/>
               </w:rPr>
+              <w:t>22 Sep 2026</w:t>
+            </w:r>
+          </w:p>
+        </w:tc>
+        <w:tc>
+          <w:tcPr>
+            <w:tcW w:type="dxa" w:w="4752"/>
+          </w:tcPr>
+          <w:p>
+            <w:r/>
+            <w:r>
+              <w:rPr>
+                <w:sz w:val="19"/>
+              </w:rPr>
+              <w:t>Three-topic concept flow.</w:t>
+            </w:r>
+          </w:p>
+        </w:tc>
+        <w:tc>
+          <w:tcPr>
+            <w:tcW w:type="dxa" w:w="1584"/>
+          </w:tcPr>
+          <w:p>
+            <w:r/>
+            <w:r>
+              <w:rPr>
+                <w:sz w:val="19"/>
+              </w:rPr>
+              <w:t>Dr. Alfred Ang</w:t>
+            </w:r>
+          </w:p>
+        </w:tc>
+      </w:tr>
+      <w:tr>
+        <w:tc>
+          <w:tcPr>
+            <w:tcW w:type="dxa" w:w="1440"/>
+          </w:tcPr>
+          <w:p>
+            <w:r/>
+            <w:r>
+              <w:rPr>
+                <w:sz w:val="19"/>
+              </w:rPr>
+              <w:t>11.0</w:t>
+            </w:r>
+          </w:p>
+        </w:tc>
+        <w:tc>
+          <w:tcPr>
+            <w:tcW w:type="dxa" w:w="1872"/>
+          </w:tcPr>
+          <w:p>
+            <w:r/>
+            <w:r>
+              <w:rPr>
+                <w:sz w:val="19"/>
+              </w:rPr>
+              <w:t>23 Sep 2026</w:t>
+            </w:r>
+          </w:p>
+        </w:tc>
+        <w:tc>
+          <w:tcPr>
+            <w:tcW w:type="dxa" w:w="4752"/>
+          </w:tcPr>
+          <w:p>
+            <w:r/>
+            <w:r>
+              <w:rPr>
+                <w:sz w:val="19"/>
+              </w:rPr>
+              <w:t>Four-topic practical course with 13 labs.</w:t>
+            </w:r>
+          </w:p>
+        </w:tc>
+        <w:tc>
+          <w:tcPr>
+            <w:tcW w:type="dxa" w:w="1584"/>
+          </w:tcPr>
+          <w:p>
+            <w:r/>
+            <w:r>
+              <w:rPr>
+                <w:sz w:val="19"/>
+              </w:rPr>
+              <w:t>Dr. Alfred Ang</w:t>
+            </w:r>
+          </w:p>
+        </w:tc>
+      </w:tr>
+      <w:tr>
+        <w:tc>
+          <w:tcPr>
+            <w:tcW w:type="dxa" w:w="1440"/>
+          </w:tcPr>
+          <w:p>
+            <w:r/>
+            <w:r>
+              <w:rPr>
+                <w:sz w:val="19"/>
+              </w:rPr>
+              <w:t>12.0</w:t>
+            </w:r>
+          </w:p>
+        </w:tc>
+        <w:tc>
+          <w:tcPr>
+            <w:tcW w:type="dxa" w:w="1872"/>
+          </w:tcPr>
+          <w:p>
+            <w:r/>
+            <w:r>
+              <w:rPr>
+                <w:sz w:val="19"/>
+              </w:rPr>
+              <w:t>24 Sep 2026</w:t>
+            </w:r>
+          </w:p>
+        </w:tc>
+        <w:tc>
+          <w:tcPr>
+            <w:tcW w:type="dxa" w:w="4752"/>
+          </w:tcPr>
+          <w:p>
+            <w:r/>
+            <w:r>
+              <w:rPr>
+                <w:sz w:val="19"/>
+              </w:rPr>
+              <w:t>Rebuilt as one startup journey (Cook &amp; Bake Academy): Day 1 validates with Chat and Work and builds with Codex; Day 2 operates and markets with Work. 18 labs in their own folders; SQLite RAG assistant; skills.sh, custom skills, hooks.</w:t>
+            </w:r>
+          </w:p>
+        </w:tc>
+        <w:tc>
+          <w:tcPr>
+            <w:tcW w:type="dxa" w:w="1584"/>
+          </w:tcPr>
+          <w:p>
+            <w:r/>
+            <w:r>
+              <w:rPr>
+                <w:sz w:val="19"/>
+              </w:rPr>
+              <w:t>Dr. Alfred Ang</w:t>
+            </w:r>
+          </w:p>
+        </w:tc>
+      </w:tr>
+      <w:tr>
+        <w:tc>
+          <w:tcPr>
+            <w:tcW w:type="dxa" w:w="1440"/>
+          </w:tcPr>
+          <w:p>
+            <w:r/>
+            <w:r>
+              <w:rPr>
+                <w:sz w:val="19"/>
+              </w:rPr>
+              <w:t>12.1</w:t>
+            </w:r>
+          </w:p>
+        </w:tc>
+        <w:tc>
+          <w:tcPr>
+            <w:tcW w:type="dxa" w:w="1872"/>
+          </w:tcPr>
+          <w:p>
+            <w:r/>
+            <w:r>
+              <w:rPr>
+                <w:sz w:val="19"/>
+              </w:rPr>
+              <w:t>24 Sep 2026</w:t>
+            </w:r>
+          </w:p>
+        </w:tc>
+        <w:tc>
+          <w:tcPr>
+            <w:tcW w:type="dxa" w:w="4752"/>
+          </w:tcPr>
+          <w:p>
+            <w:r/>
+            <w:r>
+              <w:rPr>
+                <w:sz w:val="19"/>
+              </w:rPr>
+              <w:t>AI engineering timeline dated by when each practice took hold (context engineering 2024, harness engineering 2025); harness shown as the body / OS around the model with its components; agent loop as context, plan, action, verify, repeat; new What is a Plugin? slide.</w:t>
+            </w:r>
+          </w:p>
+        </w:tc>
+        <w:tc>
+          <w:tcPr>
+            <w:tcW w:type="dxa" w:w="1584"/>
+          </w:tcPr>
+          <w:p>
+            <w:r/>
+            <w:r>
+              <w:rPr>
+                <w:sz w:val="19"/>
+              </w:rPr>
+              <w:t>Dr. Alfred Ang</w:t>
+            </w:r>
+          </w:p>
+        </w:tc>
+      </w:tr>
+    </w:tbl>
+    <w:p>
+      <w:r>
+        <w:br w:type="page"/>
+      </w:r>
+    </w:p>
+    <w:p>
+      <w:r>
+        <w:rPr>
+          <w:b/>
+          <w:sz w:val="24"/>
+        </w:rPr>
+        <w:t>TABLE OF CONTENTS</w:t>
+      </w:r>
+    </w:p>
+    <w:p>
+      <w:pPr>
+        <w:tabs>
+          <w:tab w:pos="9648" w:val="right" w:leader="dot"/>
+        </w:tabs>
+        <w:spacing w:after="60"/>
+        <w:ind w:left="0"/>
+      </w:pPr>
+      <w:r>
+        <w:fldChar w:fldCharType="begin"/>
+      </w:r>
+      <w:r>
+        <w:instrText xml:space="preserve">TOC \o "1-3" \h \z \u</w:instrText>
+      </w:r>
+      <w:r>
+        <w:fldChar w:fldCharType="separate"/>
+      </w:r>
+      <w:r>
+        <w:rPr>
+          <w:b/>
+          <w:sz w:val="21"/>
+        </w:rPr>
+        <w:t>Course Overview</w:t>
+        <w:tab/>
+        <w:t>4</w:t>
+      </w:r>
+    </w:p>
+    <w:p>
+      <w:pPr>
+        <w:tabs>
+          <w:tab w:pos="9648" w:val="right" w:leader="dot"/>
+        </w:tabs>
+        <w:spacing w:after="60"/>
+        <w:ind w:left="0"/>
+      </w:pPr>
+      <w:r>
+        <w:rPr>
+          <w:b/>
+          <w:sz w:val="21"/>
+        </w:rPr>
+        <w:t>Learning Outcomes</w:t>
+        <w:tab/>
+        <w:t>4</w:t>
+      </w:r>
+    </w:p>
+    <w:p>
+      <w:pPr>
+        <w:tabs>
+          <w:tab w:pos="9648" w:val="right" w:leader="dot"/>
+        </w:tabs>
+        <w:spacing w:after="60"/>
+        <w:ind w:left="0"/>
+      </w:pPr>
+      <w:r>
+        <w:rPr>
+          <w:b/>
+          <w:sz w:val="21"/>
+        </w:rPr>
+        <w:t>Daily Schedule</w:t>
+        <w:tab/>
+        <w:t>4</w:t>
+      </w:r>
+    </w:p>
+    <w:p>
+      <w:pPr>
+        <w:tabs>
+          <w:tab w:pos="9648" w:val="right" w:leader="dot"/>
+        </w:tabs>
+        <w:spacing w:after="20"/>
+        <w:ind w:left="360"/>
+      </w:pPr>
+      <w:r>
+        <w:rPr>
+          <w:b w:val="0"/>
+          <w:sz w:val="19"/>
+        </w:rPr>
+        <w:t>Day 1 — Validate and Build</w:t>
+        <w:tab/>
+        <w:t>4</w:t>
+      </w:r>
+    </w:p>
+    <w:p>
+      <w:pPr>
+        <w:tabs>
+          <w:tab w:pos="9648" w:val="right" w:leader="dot"/>
+        </w:tabs>
+        <w:spacing w:after="20"/>
+        <w:ind w:left="360"/>
+      </w:pPr>
+      <w:r>
+        <w:rPr>
+          <w:b w:val="0"/>
+          <w:sz w:val="19"/>
+        </w:rPr>
+        <w:t>Day 2 — Operate and Grow</w:t>
+        <w:tab/>
+        <w:t>5</w:t>
+      </w:r>
+    </w:p>
+    <w:p>
+      <w:pPr>
+        <w:tabs>
+          <w:tab w:pos="9648" w:val="right" w:leader="dot"/>
+        </w:tabs>
+        <w:spacing w:after="60"/>
+        <w:ind w:left="0"/>
+      </w:pPr>
+      <w:r>
+        <w:rPr>
+          <w:b/>
+          <w:sz w:val="21"/>
+        </w:rPr>
+        <w:t>Topic-by-topic Breakdown</w:t>
+        <w:tab/>
+        <w:t>6</w:t>
+      </w:r>
+    </w:p>
+    <w:p>
+      <w:pPr>
+        <w:tabs>
+          <w:tab w:pos="9648" w:val="right" w:leader="dot"/>
+        </w:tabs>
+        <w:spacing w:after="20"/>
+        <w:ind w:left="360"/>
+      </w:pPr>
+      <w:r>
+        <w:rPr>
+          <w:b w:val="0"/>
+          <w:sz w:val="19"/>
+        </w:rPr>
+        <w:t>Topic 1 — Fundamentals: Chat, Work and Codex · Slides 11–51</w:t>
+        <w:tab/>
+        <w:t>6</w:t>
+      </w:r>
+    </w:p>
+    <w:p>
+      <w:pPr>
+        <w:tabs>
+          <w:tab w:pos="9648" w:val="right" w:leader="dot"/>
+        </w:tabs>
+        <w:spacing w:after="20"/>
+        <w:ind w:left="720"/>
+      </w:pPr>
+      <w:r>
+        <w:rPr>
+          <w:b w:val="0"/>
+          <w:sz w:val="19"/>
+        </w:rPr>
+        <w:t>Lab 1 — Validate the Idea with Chat and Work · Slides 23–29</w:t>
+        <w:tab/>
+        <w:t>6</w:t>
+      </w:r>
+    </w:p>
+    <w:p>
+      <w:pPr>
+        <w:tabs>
+          <w:tab w:pos="9648" w:val="right" w:leader="dot"/>
+        </w:tabs>
+        <w:spacing w:after="20"/>
+        <w:ind w:left="720"/>
+      </w:pPr>
+      <w:r>
+        <w:rPr>
+          <w:b w:val="0"/>
+          <w:sz w:val="19"/>
+        </w:rPr>
+        <w:t>Lab 2 — Plan and Build the Site with /plan · Slides 34–37</w:t>
+        <w:tab/>
+        <w:t>7</w:t>
+      </w:r>
+    </w:p>
+    <w:p>
+      <w:pPr>
+        <w:tabs>
+          <w:tab w:pos="9648" w:val="right" w:leader="dot"/>
+        </w:tabs>
+        <w:spacing w:after="20"/>
+        <w:ind w:left="720"/>
+      </w:pPr>
+      <w:r>
+        <w:rPr>
+          <w:b w:val="0"/>
+          <w:sz w:val="19"/>
+        </w:rPr>
+        <w:t>Lab 3 — Project Rules and a Sign-up Form for Every Course · Slides 41–44</w:t>
+        <w:tab/>
+        <w:t>7</w:t>
+      </w:r>
+    </w:p>
+    <w:p>
+      <w:pPr>
+        <w:tabs>
+          <w:tab w:pos="9648" w:val="right" w:leader="dot"/>
+        </w:tabs>
+        <w:spacing w:after="20"/>
+        <w:ind w:left="720"/>
+      </w:pPr>
+      <w:r>
+        <w:rPr>
+          <w:b w:val="0"/>
+          <w:sz w:val="19"/>
+        </w:rPr>
+        <w:t>Lab 4 — Publish the Site: GitHub Pages and Sites · Slides 46–50</w:t>
+        <w:tab/>
+        <w:t>7</w:t>
+      </w:r>
+    </w:p>
+    <w:p>
+      <w:pPr>
+        <w:tabs>
+          <w:tab w:pos="9648" w:val="right" w:leader="dot"/>
+        </w:tabs>
+        <w:spacing w:after="20"/>
+        <w:ind w:left="360"/>
+      </w:pPr>
+      <w:r>
+        <w:rPr>
+          <w:b w:val="0"/>
+          <w:sz w:val="19"/>
+        </w:rPr>
+        <w:t>Topic 2 — Tools and the SQLite RAG Assistant · Slides 52–81</w:t>
+        <w:tab/>
+        <w:t>7</w:t>
+      </w:r>
+    </w:p>
+    <w:p>
+      <w:pPr>
+        <w:tabs>
+          <w:tab w:pos="9648" w:val="right" w:leader="dot"/>
+        </w:tabs>
+        <w:spacing w:after="20"/>
+        <w:ind w:left="720"/>
+      </w:pPr>
+      <w:r>
+        <w:rPr>
+          <w:b w:val="0"/>
+          <w:sz w:val="19"/>
+        </w:rPr>
+        <w:t>Lab 5 — Turn the Brochures into a SQLite Knowledge Base · Slides 59–62</w:t>
+        <w:tab/>
+        <w:t>7</w:t>
+      </w:r>
+    </w:p>
+    <w:p>
+      <w:pPr>
+        <w:tabs>
+          <w:tab w:pos="9648" w:val="right" w:leader="dot"/>
+        </w:tabs>
+        <w:spacing w:after="20"/>
+        <w:ind w:left="720"/>
+      </w:pPr>
+      <w:r>
+        <w:rPr>
+          <w:b w:val="0"/>
+          <w:sz w:val="19"/>
+        </w:rPr>
+        <w:t>Lab 6 — Build the Course Assistant and Drive It with /goal · Slides 64–68</w:t>
+        <w:tab/>
+        <w:t>7</w:t>
+      </w:r>
+    </w:p>
+    <w:p>
+      <w:pPr>
+        <w:tabs>
+          <w:tab w:pos="9648" w:val="right" w:leader="dot"/>
+        </w:tabs>
+        <w:spacing w:after="20"/>
+        <w:ind w:left="720"/>
+      </w:pPr>
+      <w:r>
+        <w:rPr>
+          <w:b w:val="0"/>
+          <w:sz w:val="19"/>
+        </w:rPr>
+        <w:t>Lab 7 — Add ChatGPT Mode, Then Try to Break It · Slides 72–75</w:t>
+        <w:tab/>
+        <w:t>8</w:t>
+      </w:r>
+    </w:p>
+    <w:p>
+      <w:pPr>
+        <w:tabs>
+          <w:tab w:pos="9648" w:val="right" w:leader="dot"/>
+        </w:tabs>
+        <w:spacing w:after="20"/>
+        <w:ind w:left="720"/>
+      </w:pPr>
+      <w:r>
+        <w:rPr>
+          <w:b w:val="0"/>
+          <w:sz w:val="19"/>
+        </w:rPr>
+        <w:t>Lab 8 — QA the Whole Site with @Computer Use · Slides 77–80</w:t>
+        <w:tab/>
+        <w:t>8</w:t>
+      </w:r>
+    </w:p>
+    <w:p>
+      <w:pPr>
+        <w:tabs>
+          <w:tab w:pos="9648" w:val="right" w:leader="dot"/>
+        </w:tabs>
+        <w:spacing w:after="20"/>
+        <w:ind w:left="360"/>
+      </w:pPr>
+      <w:r>
+        <w:rPr>
+          <w:b w:val="0"/>
+          <w:sz w:val="19"/>
+        </w:rPr>
+        <w:t>Topic 3 — Skills and Hooks · Slides 82–111</w:t>
+        <w:tab/>
+        <w:t>8</w:t>
+      </w:r>
+    </w:p>
+    <w:p>
+      <w:pPr>
+        <w:tabs>
+          <w:tab w:pos="9648" w:val="right" w:leader="dot"/>
+        </w:tabs>
+        <w:spacing w:after="20"/>
+        <w:ind w:left="720"/>
+      </w:pPr>
+      <w:r>
+        <w:rPr>
+          <w:b w:val="0"/>
+          <w:sz w:val="19"/>
+        </w:rPr>
+        <w:t>Lab 9 — Install Community Skills from skills.sh · Slides 88–93</w:t>
+        <w:tab/>
+        <w:t>8</w:t>
+      </w:r>
+    </w:p>
+    <w:p>
+      <w:pPr>
+        <w:tabs>
+          <w:tab w:pos="9648" w:val="right" w:leader="dot"/>
+        </w:tabs>
+        <w:spacing w:after="20"/>
+        <w:ind w:left="720"/>
+      </w:pPr>
+      <w:r>
+        <w:rPr>
+          <w:b w:val="0"/>
+          <w:sz w:val="19"/>
+        </w:rPr>
+        <w:t>Lab 10 — Create Custom Codex Skills · Slides 96–101</w:t>
+        <w:tab/>
+        <w:t>8</w:t>
+      </w:r>
+    </w:p>
+    <w:p>
+      <w:pPr>
+        <w:tabs>
+          <w:tab w:pos="9648" w:val="right" w:leader="dot"/>
+        </w:tabs>
+        <w:spacing w:after="20"/>
+        <w:ind w:left="720"/>
+      </w:pPr>
+      <w:r>
+        <w:rPr>
+          <w:b w:val="0"/>
+          <w:sz w:val="19"/>
+        </w:rPr>
+        <w:t>Lab 11 — Guard Rails That Run Themselves · Slides 105–110</w:t>
+        <w:tab/>
+        <w:t>9</w:t>
+      </w:r>
+    </w:p>
+    <w:p>
+      <w:pPr>
+        <w:tabs>
+          <w:tab w:pos="9648" w:val="right" w:leader="dot"/>
+        </w:tabs>
+        <w:spacing w:after="20"/>
+        <w:ind w:left="360"/>
+      </w:pPr>
+      <w:r>
+        <w:rPr>
+          <w:b w:val="0"/>
+          <w:sz w:val="19"/>
+        </w:rPr>
+        <w:t>Topic 4 — Running the Academy with ChatGPT Work · Slides 112–137</w:t>
+        <w:tab/>
+        <w:t>9</w:t>
+      </w:r>
+    </w:p>
+    <w:p>
+      <w:pPr>
+        <w:tabs>
+          <w:tab w:pos="9648" w:val="right" w:leader="dot"/>
+        </w:tabs>
+        <w:spacing w:after="20"/>
+        <w:ind w:left="720"/>
+      </w:pPr>
+      <w:r>
+        <w:rPr>
+          <w:b w:val="0"/>
+          <w:sz w:val="19"/>
+        </w:rPr>
+        <w:t>Lab 12 — Price the Courses and Find Break-even · Slides 117–120</w:t>
+        <w:tab/>
+        <w:t>9</w:t>
+      </w:r>
+    </w:p>
+    <w:p>
+      <w:pPr>
+        <w:tabs>
+          <w:tab w:pos="9648" w:val="right" w:leader="dot"/>
+        </w:tabs>
+        <w:spacing w:after="20"/>
+        <w:ind w:left="720"/>
+      </w:pPr>
+      <w:r>
+        <w:rPr>
+          <w:b w:val="0"/>
+          <w:sz w:val="19"/>
+        </w:rPr>
+        <w:t>Lab 13 — Put the Term on the Calendar · Slides 121–124</w:t>
+        <w:tab/>
+        <w:t>9</w:t>
+      </w:r>
+    </w:p>
+    <w:p>
+      <w:pPr>
+        <w:tabs>
+          <w:tab w:pos="9648" w:val="right" w:leader="dot"/>
+        </w:tabs>
+        <w:spacing w:after="20"/>
+        <w:ind w:left="720"/>
+      </w:pPr>
+      <w:r>
+        <w:rPr>
+          <w:b w:val="0"/>
+          <w:sz w:val="19"/>
+        </w:rPr>
+        <w:t>Lab 14 — Enrol the Learners and Automate Reminders · Slides 126–130</w:t>
+        <w:tab/>
+        <w:t>9</w:t>
+      </w:r>
+    </w:p>
+    <w:p>
+      <w:pPr>
+        <w:tabs>
+          <w:tab w:pos="9648" w:val="right" w:leader="dot"/>
+        </w:tabs>
+        <w:spacing w:after="20"/>
+        <w:ind w:left="720"/>
+      </w:pPr>
+      <w:r>
+        <w:rPr>
+          <w:b w:val="0"/>
+          <w:sz w:val="19"/>
+        </w:rPr>
+        <w:t>Lab 15 — Customer Service with a ChatGPT Skill · Slides 132–136</w:t>
+        <w:tab/>
+        <w:t>10</w:t>
+      </w:r>
+    </w:p>
+    <w:p>
+      <w:pPr>
+        <w:tabs>
+          <w:tab w:pos="9648" w:val="right" w:leader="dot"/>
+        </w:tabs>
+        <w:spacing w:after="20"/>
+        <w:ind w:left="360"/>
+      </w:pPr>
+      <w:r>
+        <w:rPr>
+          <w:b w:val="0"/>
+          <w:sz w:val="19"/>
+        </w:rPr>
+        <w:t>Topic 5 — Digital Marketing · Slides 138–165</w:t>
+        <w:tab/>
+        <w:t>10</w:t>
+      </w:r>
+    </w:p>
+    <w:p>
+      <w:pPr>
+        <w:tabs>
+          <w:tab w:pos="9648" w:val="right" w:leader="dot"/>
+        </w:tabs>
+        <w:spacing w:after="20"/>
+        <w:ind w:left="720"/>
+      </w:pPr>
+      <w:r>
+        <w:rPr>
+          <w:b w:val="0"/>
+          <w:sz w:val="19"/>
+        </w:rPr>
+        <w:t>Lab 16 — Marketing Know-how as Skills, Then the Flyer · Slides 142–146</w:t>
+        <w:tab/>
+        <w:t>10</w:t>
+      </w:r>
+    </w:p>
+    <w:p>
+      <w:pPr>
+        <w:tabs>
+          <w:tab w:pos="9648" w:val="right" w:leader="dot"/>
+        </w:tabs>
+        <w:spacing w:after="20"/>
+        <w:ind w:left="720"/>
+      </w:pPr>
+      <w:r>
+        <w:rPr>
+          <w:b w:val="0"/>
+          <w:sz w:val="19"/>
+        </w:rPr>
+        <w:t>Lab 17 — A Multi-Agent Content Studio · Slides 150–154</w:t>
+        <w:tab/>
+        <w:t>10</w:t>
+      </w:r>
+    </w:p>
+    <w:p>
+      <w:pPr>
+        <w:tabs>
+          <w:tab w:pos="9648" w:val="right" w:leader="dot"/>
+        </w:tabs>
+        <w:spacing w:after="20"/>
+        <w:ind w:left="720"/>
+      </w:pPr>
+      <w:r>
+        <w:rPr>
+          <w:b w:val="0"/>
+          <w:sz w:val="19"/>
+        </w:rPr>
+        <w:t>Lab 18 — Lead Magnet, Newsletter and the Open-House Campaign · Slides 156–160</w:t>
+        <w:tab/>
+        <w:t>10</w:t>
+      </w:r>
+    </w:p>
+    <w:p>
+      <w:pPr>
+        <w:tabs>
+          <w:tab w:pos="9648" w:val="right" w:leader="dot"/>
+        </w:tabs>
+        <w:spacing w:after="60"/>
+        <w:ind w:left="0"/>
+      </w:pPr>
+      <w:r>
+        <w:rPr>
+          <w:b/>
+          <w:sz w:val="21"/>
+        </w:rPr>
+        <w:t>Resources Required</w:t>
+        <w:tab/>
+        <w:t>11</w:t>
+      </w:r>
+    </w:p>
+    <w:p>
+      <w:r>
+        <w:br w:type="page"/>
+      </w:r>
+    </w:p>
+    <w:p>
+      <w:pPr>
+        <w:pStyle w:val="Heading1"/>
+      </w:pPr>
+      <w:r>
+        <w:t>Course Overview</w:t>
+      </w:r>
+    </w:p>
+    <w:p>
+      <w:r>
+        <w:t>A two-day, hands-on course in which learners take one business — Cook &amp; Bake Academy Singapore, a cooking and baking school — from an idea to a fully operating company using the three agentic surfaces in the ChatGPT desktop app: ChatGPT for quick thinking, ChatGPT Work for research and operations, and Codex for building software. Day 1 validates the market and builds the website, sign-up forms and a SQLite RAG course assistant with Codex. Day 2 runs and markets the business with ChatGPT Work and a team of Codex agents.</w:t>
+      </w:r>
+    </w:p>
+    <w:p>
+      <w:r>
+        <w:t>Course code C695 · 2 days · 15 instructional hours (9:30am – 5:30pm) · 165-slide deck v12.1 · 18 labs, each in its own folder.</w:t>
+      </w:r>
+    </w:p>
+    <w:p>
+      <w:pPr>
+        <w:pStyle w:val="Heading1"/>
+      </w:pPr>
+      <w:r>
+        <w:t>Learning Outcomes</w:t>
+      </w:r>
+    </w:p>
+    <w:p>
+      <w:r>
+        <w:t>By the end of this course, participants will be able to:</w:t>
+      </w:r>
+    </w:p>
+    <w:p>
+      <w:pPr>
+        <w:pStyle w:val="ListBullet"/>
+      </w:pPr>
+      <w:r>
+        <w:rPr>
+          <w:b/>
+        </w:rPr>
+        <w:t>LO1.</w:t>
+      </w:r>
+      <w:r>
+        <w:rPr>
+          <w:b w:val="0"/>
+        </w:rPr>
+        <w:t xml:space="preserve"> Analyse agentic AI applications — ChatGPT, ChatGPT Work and Codex — and their strengths, limitations and suitability for a business problem.</w:t>
+      </w:r>
+    </w:p>
+    <w:p>
+      <w:pPr>
+        <w:pStyle w:val="ListBullet"/>
+      </w:pPr>
+      <w:r>
+        <w:rPr>
+          <w:b/>
+        </w:rPr>
+        <w:t>LO2.</w:t>
+      </w:r>
+      <w:r>
+        <w:rPr>
+          <w:b w:val="0"/>
+        </w:rPr>
+        <w:t xml:space="preserve"> Correlate the design of an agent's instructions, tools and retrieval with the efficiency and quality of the result.</w:t>
+      </w:r>
+    </w:p>
+    <w:p>
+      <w:pPr>
+        <w:pStyle w:val="ListBullet"/>
+      </w:pPr>
+      <w:r>
+        <w:rPr>
+          <w:b/>
+        </w:rPr>
+        <w:t>LO3.</w:t>
+      </w:r>
+      <w:r>
+        <w:rPr>
+          <w:b w:val="0"/>
+        </w:rPr>
+        <w:t xml:space="preserve"> Assess the effectiveness, safety and reliability of agent-built work using golden-question evaluation, hooks, Computer Use testing and human review.</w:t>
+      </w:r>
+    </w:p>
+    <w:p>
+      <w:pPr>
+        <w:pStyle w:val="ListBullet"/>
+      </w:pPr>
+      <w:r>
+        <w:rPr>
+          <w:b/>
+        </w:rPr>
+        <w:t>LO4.</w:t>
+      </w:r>
+      <w:r>
+        <w:rPr>
+          <w:b w:val="0"/>
+        </w:rPr>
+        <w:t xml:space="preserve"> Evaluate comparative effectiveness and recommend a governed way to run agentic AI applications in a real business, using observable evidence.</w:t>
+      </w:r>
+    </w:p>
+    <w:p>
+      <w:pPr>
+        <w:pStyle w:val="Heading1"/>
+      </w:pPr>
+      <w:r>
+        <w:t>Daily Schedule</w:t>
+      </w:r>
+    </w:p>
+    <w:p>
+      <w:r>
+        <w:t>Both days run 9:30am – 5:30pm: 7.5 instructional hours per day with a single 30-minute lunch. The Slides column gives the deck pages for each teaching block.</w:t>
+      </w:r>
+    </w:p>
+    <w:p>
+      <w:pPr>
+        <w:pStyle w:val="Heading2"/>
+      </w:pPr>
+      <w:r>
+        <w:t>Day 1 — Validate and Build</w:t>
+      </w:r>
+    </w:p>
+    <w:tbl>
+      <w:tblPr>
+        <w:tblStyle w:val="TableGrid"/>
+        <w:tblW w:type="auto" w:w="0"/>
+        <w:jc w:val="center"/>
+        <w:tblLayout w:type="fixed"/>
+        <w:tblLook w:firstColumn="1" w:firstRow="1" w:lastColumn="0" w:lastRow="0" w:noHBand="0" w:noVBand="1" w:val="04A0"/>
+      </w:tblPr>
+      <w:tblGrid>
+        <w:gridCol w:w="1944"/>
+        <w:gridCol w:w="1152"/>
+        <w:gridCol w:w="3744"/>
+        <w:gridCol w:w="1512"/>
+        <w:gridCol w:w="1296"/>
+      </w:tblGrid>
+      <w:tr>
+        <w:tc>
+          <w:tcPr>
+            <w:tcW w:type="dxa" w:w="1944"/>
+            <w:shd w:val="clear" w:fill="1F6FEB"/>
+          </w:tcPr>
+          <w:p>
+            <w:r/>
+            <w:r>
+              <w:rPr>
+                <w:b/>
+                <w:color w:val="FFFFFF"/>
+                <w:sz w:val="19"/>
+              </w:rPr>
+              <w:t>Time</w:t>
+            </w:r>
+          </w:p>
+        </w:tc>
+        <w:tc>
+          <w:tcPr>
+            <w:tcW w:type="dxa" w:w="1152"/>
+            <w:shd w:val="clear" w:fill="1F6FEB"/>
+          </w:tcPr>
+          <w:p>
+            <w:r/>
+            <w:r>
+              <w:rPr>
+                <w:b/>
+                <w:color w:val="FFFFFF"/>
+                <w:sz w:val="19"/>
+              </w:rPr>
+              <w:t>Duration</w:t>
+            </w:r>
+          </w:p>
+        </w:tc>
+        <w:tc>
+          <w:tcPr>
+            <w:tcW w:type="dxa" w:w="3744"/>
+            <w:shd w:val="clear" w:fill="1F6FEB"/>
+          </w:tcPr>
+          <w:p>
+            <w:r/>
+            <w:r>
+              <w:rPr>
+                <w:b/>
+                <w:color w:val="FFFFFF"/>
+                <w:sz w:val="19"/>
+              </w:rPr>
+              <w:t>Topic / Activity</w:t>
+            </w:r>
+          </w:p>
+        </w:tc>
+        <w:tc>
+          <w:tcPr>
+            <w:tcW w:type="dxa" w:w="1512"/>
+            <w:shd w:val="clear" w:fill="1F6FEB"/>
+          </w:tcPr>
+          <w:p>
+            <w:r/>
+            <w:r>
+              <w:rPr>
+                <w:b/>
+                <w:color w:val="FFFFFF"/>
+                <w:sz w:val="19"/>
+              </w:rPr>
+              <w:t>Method</w:t>
+            </w:r>
+          </w:p>
+        </w:tc>
+        <w:tc>
+          <w:tcPr>
+            <w:tcW w:type="dxa" w:w="1296"/>
+            <w:shd w:val="clear" w:fill="1F6FEB"/>
+          </w:tcPr>
+          <w:p>
+            <w:r/>
+            <w:r>
+              <w:rPr>
+                <w:b/>
+                <w:color w:val="FFFFFF"/>
+                <w:sz w:val="19"/>
+              </w:rPr>
+              <w:t>Slides</w:t>
+            </w:r>
+          </w:p>
+        </w:tc>
+      </w:tr>
+      <w:tr>
+        <w:tc>
+          <w:tcPr>
+            <w:tcW w:type="dxa" w:w="1944"/>
+          </w:tcPr>
+          <w:p>
+            <w:r/>
+            <w:r>
+              <w:rPr>
+                <w:sz w:val="19"/>
+              </w:rPr>
+              <w:t>9:30 AM–9:50 AM</w:t>
+            </w:r>
+          </w:p>
+        </w:tc>
+        <w:tc>
+          <w:tcPr>
+            <w:tcW w:type="dxa" w:w="1152"/>
+          </w:tcPr>
+          <w:p>
+            <w:r/>
+            <w:r>
+              <w:rPr>
+                <w:sz w:val="19"/>
+              </w:rPr>
+              <w:t>20 min</w:t>
+            </w:r>
+          </w:p>
+        </w:tc>
+        <w:tc>
+          <w:tcPr>
+            <w:tcW w:type="dxa" w:w="3744"/>
+          </w:tcPr>
+          <w:p>
+            <w:r/>
+            <w:r>
+              <w:rPr>
+                <w:sz w:val="19"/>
+              </w:rPr>
+              <w:t>Welcome, trainer, ground rules, the Cook &amp; Bake scenario, course outline and lesson plan</w:t>
+            </w:r>
+          </w:p>
+        </w:tc>
+        <w:tc>
+          <w:tcPr>
+            <w:tcW w:type="dxa" w:w="1512"/>
+          </w:tcPr>
+          <w:p>
+            <w:r/>
+            <w:r>
+              <w:rPr>
+                <w:sz w:val="19"/>
+              </w:rPr>
+              <w:t>Presentation, discussion</w:t>
+            </w:r>
+          </w:p>
+        </w:tc>
+        <w:tc>
+          <w:tcPr>
+            <w:tcW w:type="dxa" w:w="1296"/>
+          </w:tcPr>
+          <w:p>
+            <w:r/>
+            <w:r>
+              <w:rPr>
+                <w:sz w:val="19"/>
+              </w:rPr>
+              <w:t>1–10</w:t>
+            </w:r>
+          </w:p>
+        </w:tc>
+      </w:tr>
+      <w:tr>
+        <w:tc>
+          <w:tcPr>
+            <w:tcW w:type="dxa" w:w="1944"/>
+          </w:tcPr>
+          <w:p>
+            <w:r/>
+            <w:r>
+              <w:rPr>
+                <w:sz w:val="19"/>
+              </w:rPr>
+              <w:t>9:50 AM–10:15 AM</w:t>
+            </w:r>
+          </w:p>
+        </w:tc>
+        <w:tc>
+          <w:tcPr>
+            <w:tcW w:type="dxa" w:w="1152"/>
+          </w:tcPr>
+          <w:p>
+            <w:r/>
+            <w:r>
+              <w:rPr>
+                <w:sz w:val="19"/>
+              </w:rPr>
+              <w:t>25 min</w:t>
+            </w:r>
+          </w:p>
+        </w:tc>
+        <w:tc>
+          <w:tcPr>
+            <w:tcW w:type="dxa" w:w="3744"/>
+          </w:tcPr>
+          <w:p>
+            <w:r/>
+            <w:r>
+              <w:rPr>
+                <w:sz w:val="19"/>
+              </w:rPr>
+              <w:t>Topic 1 — evolution of AI engineering, harness engineering and the agent loop, Chat, Work and Codex, GPT-6 models, desktop app, plugins, Work research, @Sites</w:t>
+            </w:r>
+          </w:p>
+        </w:tc>
+        <w:tc>
+          <w:tcPr>
+            <w:tcW w:type="dxa" w:w="1512"/>
+          </w:tcPr>
+          <w:p>
+            <w:r/>
+            <w:r>
+              <w:rPr>
+                <w:sz w:val="19"/>
+              </w:rPr>
+              <w:t>Presentation, live demo</w:t>
+            </w:r>
+          </w:p>
+        </w:tc>
+        <w:tc>
+          <w:tcPr>
+            <w:tcW w:type="dxa" w:w="1296"/>
+          </w:tcPr>
+          <w:p>
+            <w:r/>
+            <w:r>
+              <w:rPr>
+                <w:sz w:val="19"/>
+              </w:rPr>
+              <w:t>11–22</w:t>
+            </w:r>
+          </w:p>
+        </w:tc>
+      </w:tr>
+      <w:tr>
+        <w:tc>
+          <w:tcPr>
+            <w:tcW w:type="dxa" w:w="1944"/>
+          </w:tcPr>
+          <w:p>
+            <w:r/>
+            <w:r>
+              <w:rPr>
+                <w:sz w:val="19"/>
+              </w:rPr>
+              <w:t>10:15 AM–10:40 AM</w:t>
+            </w:r>
+          </w:p>
+        </w:tc>
+        <w:tc>
+          <w:tcPr>
+            <w:tcW w:type="dxa" w:w="1152"/>
+          </w:tcPr>
+          <w:p>
+            <w:r/>
+            <w:r>
+              <w:rPr>
+                <w:sz w:val="19"/>
+              </w:rPr>
+              <w:t>25 min</w:t>
+            </w:r>
+          </w:p>
+        </w:tc>
+        <w:tc>
+          <w:tcPr>
+            <w:tcW w:type="dxa" w:w="3744"/>
+          </w:tcPr>
+          <w:p>
+            <w:r/>
+            <w:r>
+              <w:rPr>
+                <w:sz w:val="19"/>
+              </w:rPr>
+              <w:t>Lab 1 — Validate the idea with Chat and Work</w:t>
+            </w:r>
+          </w:p>
+        </w:tc>
+        <w:tc>
+          <w:tcPr>
+            <w:tcW w:type="dxa" w:w="1512"/>
+          </w:tcPr>
+          <w:p>
+            <w:r/>
+            <w:r>
+              <w:rPr>
+                <w:sz w:val="19"/>
+              </w:rPr>
+              <w:t>Hands-on lab</w:t>
+            </w:r>
+          </w:p>
+        </w:tc>
+        <w:tc>
+          <w:tcPr>
+            <w:tcW w:type="dxa" w:w="1296"/>
+          </w:tcPr>
+          <w:p>
+            <w:r/>
+            <w:r>
+              <w:rPr>
+                <w:sz w:val="19"/>
+              </w:rPr>
+              <w:t>23–29</w:t>
+            </w:r>
+          </w:p>
+        </w:tc>
+      </w:tr>
+      <w:tr>
+        <w:tc>
+          <w:tcPr>
+            <w:tcW w:type="dxa" w:w="1944"/>
+          </w:tcPr>
+          <w:p>
+            <w:r/>
+            <w:r>
+              <w:rPr>
+                <w:sz w:val="19"/>
+              </w:rPr>
+              <w:t>10:40 AM–10:50 AM</w:t>
+            </w:r>
+          </w:p>
+        </w:tc>
+        <w:tc>
+          <w:tcPr>
+            <w:tcW w:type="dxa" w:w="1152"/>
+          </w:tcPr>
+          <w:p>
+            <w:r/>
+            <w:r>
+              <w:rPr>
+                <w:sz w:val="19"/>
+              </w:rPr>
+              <w:t>10 min</w:t>
+            </w:r>
+          </w:p>
+        </w:tc>
+        <w:tc>
+          <w:tcPr>
+            <w:tcW w:type="dxa" w:w="3744"/>
+          </w:tcPr>
+          <w:p>
+            <w:r/>
+            <w:r>
+              <w:rPr>
+                <w:sz w:val="19"/>
+              </w:rPr>
+              <w:t>Codex: projects, folders and permissions, the 7-step workflow, /plan</w:t>
+            </w:r>
+          </w:p>
+        </w:tc>
+        <w:tc>
+          <w:tcPr>
+            <w:tcW w:type="dxa" w:w="1512"/>
+          </w:tcPr>
+          <w:p>
+            <w:r/>
+            <w:r>
+              <w:rPr>
+                <w:sz w:val="19"/>
+              </w:rPr>
+              <w:t>Presentation, live demo</w:t>
+            </w:r>
+          </w:p>
+        </w:tc>
+        <w:tc>
+          <w:tcPr>
+            <w:tcW w:type="dxa" w:w="1296"/>
+          </w:tcPr>
+          <w:p>
+            <w:r/>
+            <w:r>
+              <w:rPr>
+                <w:sz w:val="19"/>
+              </w:rPr>
+              <w:t>30–33</w:t>
+            </w:r>
+          </w:p>
+        </w:tc>
+      </w:tr>
+      <w:tr>
+        <w:tc>
+          <w:tcPr>
+            <w:tcW w:type="dxa" w:w="1944"/>
+          </w:tcPr>
+          <w:p>
+            <w:r/>
+            <w:r>
+              <w:rPr>
+                <w:sz w:val="19"/>
+              </w:rPr>
+              <w:t>10:50 AM–11:20 AM</w:t>
+            </w:r>
+          </w:p>
+        </w:tc>
+        <w:tc>
+          <w:tcPr>
+            <w:tcW w:type="dxa" w:w="1152"/>
+          </w:tcPr>
+          <w:p>
+            <w:r/>
+            <w:r>
+              <w:rPr>
+                <w:sz w:val="19"/>
+              </w:rPr>
+              <w:t>30 min</w:t>
+            </w:r>
+          </w:p>
+        </w:tc>
+        <w:tc>
+          <w:tcPr>
+            <w:tcW w:type="dxa" w:w="3744"/>
+          </w:tcPr>
+          <w:p>
+            <w:r/>
+            <w:r>
+              <w:rPr>
+                <w:sz w:val="19"/>
+              </w:rPr>
+              <w:t>Lab 2 — Plan and build the site with /plan</w:t>
+            </w:r>
+          </w:p>
+        </w:tc>
+        <w:tc>
+          <w:tcPr>
+            <w:tcW w:type="dxa" w:w="1512"/>
+          </w:tcPr>
+          <w:p>
+            <w:r/>
+            <w:r>
+              <w:rPr>
+                <w:sz w:val="19"/>
+              </w:rPr>
+              <w:t>Hands-on lab</w:t>
+            </w:r>
+          </w:p>
+        </w:tc>
+        <w:tc>
+          <w:tcPr>
+            <w:tcW w:type="dxa" w:w="1296"/>
+          </w:tcPr>
+          <w:p>
+            <w:r/>
+            <w:r>
+              <w:rPr>
+                <w:sz w:val="19"/>
+              </w:rPr>
+              <w:t>34–37</w:t>
+            </w:r>
+          </w:p>
+        </w:tc>
+      </w:tr>
+      <w:tr>
+        <w:tc>
+          <w:tcPr>
+            <w:tcW w:type="dxa" w:w="1944"/>
+          </w:tcPr>
+          <w:p>
+            <w:r/>
+            <w:r>
+              <w:rPr>
+                <w:sz w:val="19"/>
+              </w:rPr>
+              <w:t>11:20 AM–11:25 AM</w:t>
+            </w:r>
+          </w:p>
+        </w:tc>
+        <w:tc>
+          <w:tcPr>
+            <w:tcW w:type="dxa" w:w="1152"/>
+          </w:tcPr>
+          <w:p>
+            <w:r/>
+            <w:r>
+              <w:rPr>
+                <w:sz w:val="19"/>
+              </w:rPr>
+              <w:t>5 min</w:t>
+            </w:r>
+          </w:p>
+        </w:tc>
+        <w:tc>
+          <w:tcPr>
+            <w:tcW w:type="dxa" w:w="3744"/>
+          </w:tcPr>
+          <w:p>
+            <w:r/>
+            <w:r>
+              <w:rPr>
+                <w:sz w:val="19"/>
+              </w:rPr>
+              <w:t>Context engineering with AGENTS.md; a sign-up form with no backend</w:t>
+            </w:r>
+          </w:p>
+        </w:tc>
+        <w:tc>
+          <w:tcPr>
+            <w:tcW w:type="dxa" w:w="1512"/>
+          </w:tcPr>
+          <w:p>
+            <w:r/>
+            <w:r>
+              <w:rPr>
+                <w:sz w:val="19"/>
+              </w:rPr>
+              <w:t>Presentation</w:t>
+            </w:r>
+          </w:p>
+        </w:tc>
+        <w:tc>
+          <w:tcPr>
+            <w:tcW w:type="dxa" w:w="1296"/>
+          </w:tcPr>
+          <w:p>
+            <w:r/>
+            <w:r>
+              <w:rPr>
+                <w:sz w:val="19"/>
+              </w:rPr>
+              <w:t>38–40</w:t>
+            </w:r>
+          </w:p>
+        </w:tc>
+      </w:tr>
+      <w:tr>
+        <w:tc>
+          <w:tcPr>
+            <w:tcW w:type="dxa" w:w="1944"/>
+          </w:tcPr>
+          <w:p>
+            <w:r/>
+            <w:r>
+              <w:rPr>
+                <w:sz w:val="19"/>
+              </w:rPr>
+              <w:t>11:25 AM–11:55 AM</w:t>
+            </w:r>
+          </w:p>
+        </w:tc>
+        <w:tc>
+          <w:tcPr>
+            <w:tcW w:type="dxa" w:w="1152"/>
+          </w:tcPr>
+          <w:p>
+            <w:r/>
+            <w:r>
+              <w:rPr>
+                <w:sz w:val="19"/>
+              </w:rPr>
+              <w:t>30 min</w:t>
+            </w:r>
+          </w:p>
+        </w:tc>
+        <w:tc>
+          <w:tcPr>
+            <w:tcW w:type="dxa" w:w="3744"/>
+          </w:tcPr>
+          <w:p>
+            <w:r/>
+            <w:r>
+              <w:rPr>
+                <w:sz w:val="19"/>
+              </w:rPr>
+              <w:t>Lab 3 — Project rules and a sign-up form for every course</w:t>
+            </w:r>
+          </w:p>
+        </w:tc>
+        <w:tc>
+          <w:tcPr>
+            <w:tcW w:type="dxa" w:w="1512"/>
+          </w:tcPr>
+          <w:p>
+            <w:r/>
+            <w:r>
+              <w:rPr>
+                <w:sz w:val="19"/>
+              </w:rPr>
+              <w:t>Hands-on lab</w:t>
+            </w:r>
+          </w:p>
+        </w:tc>
+        <w:tc>
+          <w:tcPr>
+            <w:tcW w:type="dxa" w:w="1296"/>
+          </w:tcPr>
+          <w:p>
+            <w:r/>
+            <w:r>
+              <w:rPr>
+                <w:sz w:val="19"/>
+              </w:rPr>
+              <w:t>41–44</w:t>
+            </w:r>
+          </w:p>
+        </w:tc>
+      </w:tr>
+      <w:tr>
+        <w:tc>
+          <w:tcPr>
+            <w:tcW w:type="dxa" w:w="1944"/>
+          </w:tcPr>
+          <w:p>
+            <w:r/>
+            <w:r>
+              <w:rPr>
+                <w:sz w:val="19"/>
+              </w:rPr>
+              <w:t>11:55 AM–12:00 PM</w:t>
+            </w:r>
+          </w:p>
+        </w:tc>
+        <w:tc>
+          <w:tcPr>
+            <w:tcW w:type="dxa" w:w="1152"/>
+          </w:tcPr>
+          <w:p>
+            <w:r/>
+            <w:r>
+              <w:rPr>
+                <w:sz w:val="19"/>
+              </w:rPr>
+              <w:t>5 min</w:t>
+            </w:r>
+          </w:p>
+        </w:tc>
+        <w:tc>
+          <w:tcPr>
+            <w:tcW w:type="dxa" w:w="3744"/>
+          </w:tcPr>
+          <w:p>
+            <w:r/>
+            <w:r>
+              <w:rPr>
+                <w:sz w:val="19"/>
+              </w:rPr>
+              <w:t>Publishing: GitHub Pages or Sites</w:t>
+            </w:r>
+          </w:p>
+        </w:tc>
+        <w:tc>
+          <w:tcPr>
+            <w:tcW w:type="dxa" w:w="1512"/>
+          </w:tcPr>
+          <w:p>
+            <w:r/>
+            <w:r>
+              <w:rPr>
+                <w:sz w:val="19"/>
+              </w:rPr>
+              <w:t>Presentation</w:t>
+            </w:r>
+          </w:p>
+        </w:tc>
+        <w:tc>
+          <w:tcPr>
+            <w:tcW w:type="dxa" w:w="1296"/>
+          </w:tcPr>
+          <w:p>
+            <w:r/>
+            <w:r>
+              <w:rPr>
+                <w:sz w:val="19"/>
+              </w:rPr>
+              <w:t>45</w:t>
+            </w:r>
+          </w:p>
+        </w:tc>
+      </w:tr>
+      <w:tr>
+        <w:tc>
+          <w:tcPr>
+            <w:tcW w:type="dxa" w:w="1944"/>
+          </w:tcPr>
+          <w:p>
+            <w:r/>
+            <w:r>
+              <w:rPr>
+                <w:sz w:val="19"/>
+              </w:rPr>
+              <w:t>12:00 PM–12:25 PM</w:t>
+            </w:r>
+          </w:p>
+        </w:tc>
+        <w:tc>
+          <w:tcPr>
+            <w:tcW w:type="dxa" w:w="1152"/>
+          </w:tcPr>
+          <w:p>
+            <w:r/>
+            <w:r>
+              <w:rPr>
+                <w:sz w:val="19"/>
+              </w:rPr>
+              <w:t>25 min</w:t>
+            </w:r>
+          </w:p>
+        </w:tc>
+        <w:tc>
+          <w:tcPr>
+            <w:tcW w:type="dxa" w:w="3744"/>
+          </w:tcPr>
+          <w:p>
+            <w:r/>
+            <w:r>
+              <w:rPr>
+                <w:sz w:val="19"/>
+              </w:rPr>
+              <w:t>Lab 4 — Publish the site: GitHub Pages and Sites</w:t>
+            </w:r>
+          </w:p>
+        </w:tc>
+        <w:tc>
+          <w:tcPr>
+            <w:tcW w:type="dxa" w:w="1512"/>
+          </w:tcPr>
+          <w:p>
+            <w:r/>
+            <w:r>
+              <w:rPr>
+                <w:sz w:val="19"/>
+              </w:rPr>
+              <w:t>Hands-on lab</w:t>
+            </w:r>
+          </w:p>
+        </w:tc>
+        <w:tc>
+          <w:tcPr>
+            <w:tcW w:type="dxa" w:w="1296"/>
+          </w:tcPr>
+          <w:p>
+            <w:r/>
+            <w:r>
+              <w:rPr>
+                <w:sz w:val="19"/>
+              </w:rPr>
+              <w:t>46–50</w:t>
+            </w:r>
+          </w:p>
+        </w:tc>
+      </w:tr>
+      <w:tr>
+        <w:tc>
+          <w:tcPr>
+            <w:tcW w:type="dxa" w:w="1944"/>
+          </w:tcPr>
+          <w:p>
+            <w:r/>
+            <w:r>
+              <w:rPr>
+                <w:sz w:val="19"/>
+              </w:rPr>
+              <w:t>12:25 PM–12:30 PM</w:t>
+            </w:r>
+          </w:p>
+        </w:tc>
+        <w:tc>
+          <w:tcPr>
+            <w:tcW w:type="dxa" w:w="1152"/>
+          </w:tcPr>
+          <w:p>
+            <w:r/>
+            <w:r>
+              <w:rPr>
+                <w:sz w:val="19"/>
+              </w:rPr>
+              <w:t>5 min</w:t>
+            </w:r>
+          </w:p>
+        </w:tc>
+        <w:tc>
+          <w:tcPr>
+            <w:tcW w:type="dxa" w:w="3744"/>
+          </w:tcPr>
+          <w:p>
+            <w:r/>
+            <w:r>
+              <w:rPr>
+                <w:sz w:val="19"/>
+              </w:rPr>
+              <w:t>Topic 1 recap</w:t>
+            </w:r>
+          </w:p>
+        </w:tc>
+        <w:tc>
+          <w:tcPr>
+            <w:tcW w:type="dxa" w:w="1512"/>
+          </w:tcPr>
+          <w:p>
+            <w:r/>
+            <w:r>
+              <w:rPr>
+                <w:sz w:val="19"/>
+              </w:rPr>
+              <w:t>Discussion</w:t>
+            </w:r>
+          </w:p>
+        </w:tc>
+        <w:tc>
+          <w:tcPr>
+            <w:tcW w:type="dxa" w:w="1296"/>
+          </w:tcPr>
+          <w:p>
+            <w:r/>
+            <w:r>
+              <w:rPr>
+                <w:sz w:val="19"/>
+              </w:rPr>
+              <w:t>51</w:t>
+            </w:r>
+          </w:p>
+        </w:tc>
+      </w:tr>
+      <w:tr>
+        <w:tc>
+          <w:tcPr>
+            <w:tcW w:type="dxa" w:w="1944"/>
+          </w:tcPr>
+          <w:p>
+            <w:r/>
+            <w:r>
+              <w:rPr>
+                <w:sz w:val="19"/>
+              </w:rPr>
+              <w:t>12:30 PM–1:00 PM</w:t>
+            </w:r>
+          </w:p>
+        </w:tc>
+        <w:tc>
+          <w:tcPr>
+            <w:tcW w:type="dxa" w:w="1152"/>
+          </w:tcPr>
+          <w:p>
+            <w:r/>
+            <w:r>
+              <w:rPr>
+                <w:sz w:val="19"/>
+              </w:rPr>
+              <w:t>30 min</w:t>
+            </w:r>
+          </w:p>
+        </w:tc>
+        <w:tc>
+          <w:tcPr>
+            <w:tcW w:type="dxa" w:w="3744"/>
+          </w:tcPr>
+          <w:p>
+            <w:r/>
+            <w:r>
+              <w:rPr>
+                <w:sz w:val="19"/>
+              </w:rPr>
+              <w:t>Lunch</w:t>
+            </w:r>
+          </w:p>
+        </w:tc>
+        <w:tc>
+          <w:tcPr>
+            <w:tcW w:type="dxa" w:w="1512"/>
+          </w:tcPr>
+          <w:p>
+            <w:r/>
+            <w:r>
+              <w:rPr>
+                <w:sz w:val="19"/>
+              </w:rPr>
+              <w:t>—</w:t>
+            </w:r>
+          </w:p>
+        </w:tc>
+        <w:tc>
+          <w:tcPr>
+            <w:tcW w:type="dxa" w:w="1296"/>
+          </w:tcPr>
+          <w:p>
+            <w:r/>
+            <w:r>
+              <w:rPr>
+                <w:sz w:val="19"/>
+              </w:rPr>
+              <w:t>—</w:t>
+            </w:r>
+          </w:p>
+        </w:tc>
+      </w:tr>
+      <w:tr>
+        <w:tc>
+          <w:tcPr>
+            <w:tcW w:type="dxa" w:w="1944"/>
+          </w:tcPr>
+          <w:p>
+            <w:r/>
+            <w:r>
+              <w:rPr>
+                <w:sz w:val="19"/>
+              </w:rPr>
+              <w:t>1:00 PM–1:15 PM</w:t>
+            </w:r>
+          </w:p>
+        </w:tc>
+        <w:tc>
+          <w:tcPr>
+            <w:tcW w:type="dxa" w:w="1152"/>
+          </w:tcPr>
+          <w:p>
+            <w:r/>
+            <w:r>
+              <w:rPr>
+                <w:sz w:val="19"/>
+              </w:rPr>
+              <w:t>15 min</w:t>
+            </w:r>
+          </w:p>
+        </w:tc>
+        <w:tc>
+          <w:tcPr>
+            <w:tcW w:type="dxa" w:w="3744"/>
+          </w:tcPr>
+          <w:p>
+            <w:r/>
+            <w:r>
+              <w:rPr>
+                <w:sz w:val="19"/>
+              </w:rPr>
+              <w:t>Topic 2 — slash commands, /goal, RAG, SQLite in the browser, architecture</w:t>
+            </w:r>
+          </w:p>
+        </w:tc>
+        <w:tc>
+          <w:tcPr>
+            <w:tcW w:type="dxa" w:w="1512"/>
+          </w:tcPr>
+          <w:p>
+            <w:r/>
+            <w:r>
+              <w:rPr>
+                <w:sz w:val="19"/>
+              </w:rPr>
+              <w:t>Presentation, live demo</w:t>
+            </w:r>
+          </w:p>
+        </w:tc>
+        <w:tc>
+          <w:tcPr>
+            <w:tcW w:type="dxa" w:w="1296"/>
+          </w:tcPr>
+          <w:p>
+            <w:r/>
+            <w:r>
+              <w:rPr>
+                <w:sz w:val="19"/>
+              </w:rPr>
+              <w:t>52–58</w:t>
+            </w:r>
+          </w:p>
+        </w:tc>
+      </w:tr>
+      <w:tr>
+        <w:tc>
+          <w:tcPr>
+            <w:tcW w:type="dxa" w:w="1944"/>
+          </w:tcPr>
+          <w:p>
+            <w:r/>
+            <w:r>
+              <w:rPr>
+                <w:sz w:val="19"/>
+              </w:rPr>
+              <w:t>1:15 PM–1:40 PM</w:t>
+            </w:r>
+          </w:p>
+        </w:tc>
+        <w:tc>
+          <w:tcPr>
+            <w:tcW w:type="dxa" w:w="1152"/>
+          </w:tcPr>
+          <w:p>
+            <w:r/>
+            <w:r>
+              <w:rPr>
+                <w:sz w:val="19"/>
+              </w:rPr>
+              <w:t>25 min</w:t>
+            </w:r>
+          </w:p>
+        </w:tc>
+        <w:tc>
+          <w:tcPr>
+            <w:tcW w:type="dxa" w:w="3744"/>
+          </w:tcPr>
+          <w:p>
+            <w:r/>
+            <w:r>
+              <w:rPr>
+                <w:sz w:val="19"/>
+              </w:rPr>
+              <w:t>Lab 5 — Turn the brochures into a SQLite knowledge base</w:t>
+            </w:r>
+          </w:p>
+        </w:tc>
+        <w:tc>
+          <w:tcPr>
+            <w:tcW w:type="dxa" w:w="1512"/>
+          </w:tcPr>
+          <w:p>
+            <w:r/>
+            <w:r>
+              <w:rPr>
+                <w:sz w:val="19"/>
+              </w:rPr>
+              <w:t>Hands-on lab</w:t>
+            </w:r>
+          </w:p>
+        </w:tc>
+        <w:tc>
+          <w:tcPr>
+            <w:tcW w:type="dxa" w:w="1296"/>
+          </w:tcPr>
+          <w:p>
+            <w:r/>
+            <w:r>
+              <w:rPr>
+                <w:sz w:val="19"/>
+              </w:rPr>
+              <w:t>59–62</w:t>
+            </w:r>
+          </w:p>
+        </w:tc>
+      </w:tr>
+      <w:tr>
+        <w:tc>
+          <w:tcPr>
+            <w:tcW w:type="dxa" w:w="1944"/>
+          </w:tcPr>
+          <w:p>
+            <w:r/>
+            <w:r>
+              <w:rPr>
+                <w:sz w:val="19"/>
+              </w:rPr>
+              <w:t>1:40 PM–1:45 PM</w:t>
+            </w:r>
+          </w:p>
+        </w:tc>
+        <w:tc>
+          <w:tcPr>
+            <w:tcW w:type="dxa" w:w="1152"/>
+          </w:tcPr>
+          <w:p>
+            <w:r/>
+            <w:r>
+              <w:rPr>
+                <w:sz w:val="19"/>
+              </w:rPr>
+              <w:t>5 min</w:t>
+            </w:r>
+          </w:p>
+        </w:tc>
+        <w:tc>
+          <w:tcPr>
+            <w:tcW w:type="dxa" w:w="3744"/>
+          </w:tcPr>
+          <w:p>
+            <w:r/>
+            <w:r>
+              <w:rPr>
+                <w:sz w:val="19"/>
+              </w:rPr>
+              <w:t>Measuring before trusting: the golden-question set</w:t>
+            </w:r>
+          </w:p>
+        </w:tc>
+        <w:tc>
+          <w:tcPr>
+            <w:tcW w:type="dxa" w:w="1512"/>
+          </w:tcPr>
+          <w:p>
+            <w:r/>
+            <w:r>
+              <w:rPr>
+                <w:sz w:val="19"/>
+              </w:rPr>
+              <w:t>Presentation</w:t>
+            </w:r>
+          </w:p>
+        </w:tc>
+        <w:tc>
+          <w:tcPr>
+            <w:tcW w:type="dxa" w:w="1296"/>
+          </w:tcPr>
+          <w:p>
+            <w:r/>
+            <w:r>
+              <w:rPr>
+                <w:sz w:val="19"/>
+              </w:rPr>
+              <w:t>63</w:t>
+            </w:r>
+          </w:p>
+        </w:tc>
+      </w:tr>
+      <w:tr>
+        <w:tc>
+          <w:tcPr>
+            <w:tcW w:type="dxa" w:w="1944"/>
+          </w:tcPr>
+          <w:p>
+            <w:r/>
+            <w:r>
+              <w:rPr>
+                <w:sz w:val="19"/>
+              </w:rPr>
+              <w:t>1:45 PM–2:15 PM</w:t>
+            </w:r>
+          </w:p>
+        </w:tc>
+        <w:tc>
+          <w:tcPr>
+            <w:tcW w:type="dxa" w:w="1152"/>
+          </w:tcPr>
+          <w:p>
+            <w:r/>
+            <w:r>
+              <w:rPr>
+                <w:sz w:val="19"/>
+              </w:rPr>
+              <w:t>30 min</w:t>
+            </w:r>
+          </w:p>
+        </w:tc>
+        <w:tc>
+          <w:tcPr>
+            <w:tcW w:type="dxa" w:w="3744"/>
+          </w:tcPr>
+          <w:p>
+            <w:r/>
+            <w:r>
+              <w:rPr>
+                <w:sz w:val="19"/>
+              </w:rPr>
+              <w:t>Lab 6 — Build the course assistant and drive it with /goal</w:t>
+            </w:r>
+          </w:p>
+        </w:tc>
+        <w:tc>
+          <w:tcPr>
+            <w:tcW w:type="dxa" w:w="1512"/>
+          </w:tcPr>
+          <w:p>
+            <w:r/>
+            <w:r>
+              <w:rPr>
+                <w:sz w:val="19"/>
+              </w:rPr>
+              <w:t>Hands-on lab</w:t>
+            </w:r>
+          </w:p>
+        </w:tc>
+        <w:tc>
+          <w:tcPr>
+            <w:tcW w:type="dxa" w:w="1296"/>
+          </w:tcPr>
+          <w:p>
+            <w:r/>
+            <w:r>
+              <w:rPr>
+                <w:sz w:val="19"/>
+              </w:rPr>
+              <w:t>64–68</w:t>
+            </w:r>
+          </w:p>
+        </w:tc>
+      </w:tr>
+      <w:tr>
+        <w:tc>
+          <w:tcPr>
+            <w:tcW w:type="dxa" w:w="1944"/>
+          </w:tcPr>
+          <w:p>
+            <w:r/>
+            <w:r>
+              <w:rPr>
+                <w:sz w:val="19"/>
+              </w:rPr>
+              <w:t>2:15 PM–2:20 PM</w:t>
+            </w:r>
+          </w:p>
+        </w:tc>
+        <w:tc>
+          <w:tcPr>
+            <w:tcW w:type="dxa" w:w="1152"/>
+          </w:tcPr>
+          <w:p>
+            <w:r/>
+            <w:r>
+              <w:rPr>
+                <w:sz w:val="19"/>
+              </w:rPr>
+              <w:t>5 min</w:t>
+            </w:r>
+          </w:p>
+        </w:tc>
+        <w:tc>
+          <w:tcPr>
+            <w:tcW w:type="dxa" w:w="3744"/>
+          </w:tcPr>
+          <w:p>
+            <w:r/>
+            <w:r>
+              <w:rPr>
+                <w:sz w:val="19"/>
+              </w:rPr>
+              <w:t>Search mode vs ChatGPT mode; keys and static sites</w:t>
+            </w:r>
+          </w:p>
+        </w:tc>
+        <w:tc>
+          <w:tcPr>
+            <w:tcW w:type="dxa" w:w="1512"/>
+          </w:tcPr>
+          <w:p>
+            <w:r/>
+            <w:r>
+              <w:rPr>
+                <w:sz w:val="19"/>
+              </w:rPr>
+              <w:t>Presentation</w:t>
+            </w:r>
+          </w:p>
+        </w:tc>
+        <w:tc>
+          <w:tcPr>
+            <w:tcW w:type="dxa" w:w="1296"/>
+          </w:tcPr>
+          <w:p>
+            <w:r/>
+            <w:r>
+              <w:rPr>
+                <w:sz w:val="19"/>
+              </w:rPr>
+              <w:t>69–71</w:t>
+            </w:r>
+          </w:p>
+        </w:tc>
+      </w:tr>
+      <w:tr>
+        <w:tc>
+          <w:tcPr>
+            <w:tcW w:type="dxa" w:w="1944"/>
+          </w:tcPr>
+          <w:p>
+            <w:r/>
+            <w:r>
+              <w:rPr>
+                <w:sz w:val="19"/>
+              </w:rPr>
+              <w:t>2:20 PM–2:45 PM</w:t>
+            </w:r>
+          </w:p>
+        </w:tc>
+        <w:tc>
+          <w:tcPr>
+            <w:tcW w:type="dxa" w:w="1152"/>
+          </w:tcPr>
+          <w:p>
+            <w:r/>
+            <w:r>
+              <w:rPr>
+                <w:sz w:val="19"/>
+              </w:rPr>
+              <w:t>25 min</w:t>
+            </w:r>
+          </w:p>
+        </w:tc>
+        <w:tc>
+          <w:tcPr>
+            <w:tcW w:type="dxa" w:w="3744"/>
+          </w:tcPr>
+          <w:p>
+            <w:r/>
+            <w:r>
+              <w:rPr>
+                <w:sz w:val="19"/>
+              </w:rPr>
+              <w:t>Lab 7 — Add ChatGPT mode, then try to break it</w:t>
+            </w:r>
+          </w:p>
+        </w:tc>
+        <w:tc>
+          <w:tcPr>
+            <w:tcW w:type="dxa" w:w="1512"/>
+          </w:tcPr>
+          <w:p>
+            <w:r/>
+            <w:r>
+              <w:rPr>
+                <w:sz w:val="19"/>
+              </w:rPr>
+              <w:t>Hands-on lab</w:t>
+            </w:r>
+          </w:p>
+        </w:tc>
+        <w:tc>
+          <w:tcPr>
+            <w:tcW w:type="dxa" w:w="1296"/>
+          </w:tcPr>
+          <w:p>
+            <w:r/>
+            <w:r>
+              <w:rPr>
+                <w:sz w:val="19"/>
+              </w:rPr>
+              <w:t>72–75</w:t>
+            </w:r>
+          </w:p>
+        </w:tc>
+      </w:tr>
+      <w:tr>
+        <w:tc>
+          <w:tcPr>
+            <w:tcW w:type="dxa" w:w="1944"/>
+          </w:tcPr>
+          <w:p>
+            <w:r/>
+            <w:r>
+              <w:rPr>
+                <w:sz w:val="19"/>
+              </w:rPr>
+              <w:t>2:45 PM–2:50 PM</w:t>
+            </w:r>
+          </w:p>
+        </w:tc>
+        <w:tc>
+          <w:tcPr>
+            <w:tcW w:type="dxa" w:w="1152"/>
+          </w:tcPr>
+          <w:p>
+            <w:r/>
+            <w:r>
+              <w:rPr>
+                <w:sz w:val="19"/>
+              </w:rPr>
+              <w:t>5 min</w:t>
+            </w:r>
+          </w:p>
+        </w:tc>
+        <w:tc>
+          <w:tcPr>
+            <w:tcW w:type="dxa" w:w="3744"/>
+          </w:tcPr>
+          <w:p>
+            <w:r/>
+            <w:r>
+              <w:rPr>
+                <w:sz w:val="19"/>
+              </w:rPr>
+              <w:t>The Computer Use tool</w:t>
+            </w:r>
+          </w:p>
+        </w:tc>
+        <w:tc>
+          <w:tcPr>
+            <w:tcW w:type="dxa" w:w="1512"/>
+          </w:tcPr>
+          <w:p>
+            <w:r/>
+            <w:r>
+              <w:rPr>
+                <w:sz w:val="19"/>
+              </w:rPr>
+              <w:t>Presentation</w:t>
+            </w:r>
+          </w:p>
+        </w:tc>
+        <w:tc>
+          <w:tcPr>
+            <w:tcW w:type="dxa" w:w="1296"/>
+          </w:tcPr>
+          <w:p>
+            <w:r/>
+            <w:r>
+              <w:rPr>
+                <w:sz w:val="19"/>
+              </w:rPr>
+              <w:t>76</w:t>
+            </w:r>
+          </w:p>
+        </w:tc>
+      </w:tr>
+      <w:tr>
+        <w:tc>
+          <w:tcPr>
+            <w:tcW w:type="dxa" w:w="1944"/>
+          </w:tcPr>
+          <w:p>
+            <w:r/>
+            <w:r>
+              <w:rPr>
+                <w:sz w:val="19"/>
+              </w:rPr>
+              <w:t>2:50 PM–3:15 PM</w:t>
+            </w:r>
+          </w:p>
+        </w:tc>
+        <w:tc>
+          <w:tcPr>
+            <w:tcW w:type="dxa" w:w="1152"/>
+          </w:tcPr>
+          <w:p>
+            <w:r/>
+            <w:r>
+              <w:rPr>
+                <w:sz w:val="19"/>
+              </w:rPr>
+              <w:t>25 min</w:t>
+            </w:r>
+          </w:p>
+        </w:tc>
+        <w:tc>
+          <w:tcPr>
+            <w:tcW w:type="dxa" w:w="3744"/>
+          </w:tcPr>
+          <w:p>
+            <w:r/>
+            <w:r>
+              <w:rPr>
+                <w:sz w:val="19"/>
+              </w:rPr>
+              <w:t>Lab 8 — QA the whole site with @Computer Use</w:t>
+            </w:r>
+          </w:p>
+        </w:tc>
+        <w:tc>
+          <w:tcPr>
+            <w:tcW w:type="dxa" w:w="1512"/>
+          </w:tcPr>
+          <w:p>
+            <w:r/>
+            <w:r>
+              <w:rPr>
+                <w:sz w:val="19"/>
+              </w:rPr>
+              <w:t>Hands-on lab</w:t>
+            </w:r>
+          </w:p>
+        </w:tc>
+        <w:tc>
+          <w:tcPr>
+            <w:tcW w:type="dxa" w:w="1296"/>
+          </w:tcPr>
+          <w:p>
+            <w:r/>
+            <w:r>
+              <w:rPr>
+                <w:sz w:val="19"/>
+              </w:rPr>
+              <w:t>77–80</w:t>
+            </w:r>
+          </w:p>
+        </w:tc>
+      </w:tr>
+      <w:tr>
+        <w:tc>
+          <w:tcPr>
+            <w:tcW w:type="dxa" w:w="1944"/>
+          </w:tcPr>
+          <w:p>
+            <w:r/>
+            <w:r>
+              <w:rPr>
+                <w:sz w:val="19"/>
+              </w:rPr>
+              <w:t>3:15 PM–3:20 PM</w:t>
+            </w:r>
+          </w:p>
+        </w:tc>
+        <w:tc>
+          <w:tcPr>
+            <w:tcW w:type="dxa" w:w="1152"/>
+          </w:tcPr>
+          <w:p>
+            <w:r/>
+            <w:r>
+              <w:rPr>
+                <w:sz w:val="19"/>
+              </w:rPr>
+              <w:t>5 min</w:t>
+            </w:r>
+          </w:p>
+        </w:tc>
+        <w:tc>
+          <w:tcPr>
+            <w:tcW w:type="dxa" w:w="3744"/>
+          </w:tcPr>
+          <w:p>
+            <w:r/>
+            <w:r>
+              <w:rPr>
+                <w:sz w:val="19"/>
+              </w:rPr>
+              <w:t>Topic 2 recap</w:t>
+            </w:r>
+          </w:p>
+        </w:tc>
+        <w:tc>
+          <w:tcPr>
+            <w:tcW w:type="dxa" w:w="1512"/>
+          </w:tcPr>
+          <w:p>
+            <w:r/>
+            <w:r>
+              <w:rPr>
+                <w:sz w:val="19"/>
+              </w:rPr>
+              <w:t>Discussion</w:t>
+            </w:r>
+          </w:p>
+        </w:tc>
+        <w:tc>
+          <w:tcPr>
+            <w:tcW w:type="dxa" w:w="1296"/>
+          </w:tcPr>
+          <w:p>
+            <w:r/>
+            <w:r>
+              <w:rPr>
+                <w:sz w:val="19"/>
+              </w:rPr>
+              <w:t>81</w:t>
+            </w:r>
+          </w:p>
+        </w:tc>
+      </w:tr>
+      <w:tr>
+        <w:tc>
+          <w:tcPr>
+            <w:tcW w:type="dxa" w:w="1944"/>
+          </w:tcPr>
+          <w:p>
+            <w:r/>
+            <w:r>
+              <w:rPr>
+                <w:sz w:val="19"/>
+              </w:rPr>
+              <w:t>3:20 PM–3:30 PM</w:t>
+            </w:r>
+          </w:p>
+        </w:tc>
+        <w:tc>
+          <w:tcPr>
+            <w:tcW w:type="dxa" w:w="1152"/>
+          </w:tcPr>
+          <w:p>
+            <w:r/>
+            <w:r>
+              <w:rPr>
+                <w:sz w:val="19"/>
+              </w:rPr>
+              <w:t>10 min</w:t>
+            </w:r>
+          </w:p>
+        </w:tc>
+        <w:tc>
+          <w:tcPr>
+            <w:tcW w:type="dxa" w:w="3744"/>
+          </w:tcPr>
+          <w:p>
+            <w:r/>
+            <w:r>
+              <w:rPr>
+                <w:sz w:val="19"/>
+              </w:rPr>
+              <w:t>Topic 3 — agent skills, where skills live, SKILL.md vs AGENTS.md, skills.sh</w:t>
+            </w:r>
+          </w:p>
+        </w:tc>
+        <w:tc>
+          <w:tcPr>
+            <w:tcW w:type="dxa" w:w="1512"/>
+          </w:tcPr>
+          <w:p>
+            <w:r/>
+            <w:r>
+              <w:rPr>
+                <w:sz w:val="19"/>
+              </w:rPr>
+              <w:t>Presentation, live demo</w:t>
+            </w:r>
+          </w:p>
+        </w:tc>
+        <w:tc>
+          <w:tcPr>
+            <w:tcW w:type="dxa" w:w="1296"/>
+          </w:tcPr>
+          <w:p>
+            <w:r/>
+            <w:r>
+              <w:rPr>
+                <w:sz w:val="19"/>
+              </w:rPr>
+              <w:t>82–87</w:t>
+            </w:r>
+          </w:p>
+        </w:tc>
+      </w:tr>
+      <w:tr>
+        <w:tc>
+          <w:tcPr>
+            <w:tcW w:type="dxa" w:w="1944"/>
+          </w:tcPr>
+          <w:p>
+            <w:r/>
+            <w:r>
+              <w:rPr>
+                <w:sz w:val="19"/>
+              </w:rPr>
+              <w:t>3:30 PM–3:55 PM</w:t>
+            </w:r>
+          </w:p>
+        </w:tc>
+        <w:tc>
+          <w:tcPr>
+            <w:tcW w:type="dxa" w:w="1152"/>
+          </w:tcPr>
+          <w:p>
+            <w:r/>
+            <w:r>
+              <w:rPr>
+                <w:sz w:val="19"/>
+              </w:rPr>
+              <w:t>25 min</w:t>
+            </w:r>
+          </w:p>
+        </w:tc>
+        <w:tc>
+          <w:tcPr>
+            <w:tcW w:type="dxa" w:w="3744"/>
+          </w:tcPr>
+          <w:p>
+            <w:r/>
+            <w:r>
+              <w:rPr>
+                <w:sz w:val="19"/>
+              </w:rPr>
+              <w:t>Lab 9 — Install community skills from skills.sh</w:t>
+            </w:r>
+          </w:p>
+        </w:tc>
+        <w:tc>
+          <w:tcPr>
+            <w:tcW w:type="dxa" w:w="1512"/>
+          </w:tcPr>
+          <w:p>
+            <w:r/>
+            <w:r>
+              <w:rPr>
+                <w:sz w:val="19"/>
+              </w:rPr>
+              <w:t>Hands-on lab</w:t>
+            </w:r>
+          </w:p>
+        </w:tc>
+        <w:tc>
+          <w:tcPr>
+            <w:tcW w:type="dxa" w:w="1296"/>
+          </w:tcPr>
+          <w:p>
+            <w:r/>
+            <w:r>
+              <w:rPr>
+                <w:sz w:val="19"/>
+              </w:rPr>
+              <w:t>88–93</w:t>
+            </w:r>
+          </w:p>
+        </w:tc>
+      </w:tr>
+      <w:tr>
+        <w:tc>
+          <w:tcPr>
+            <w:tcW w:type="dxa" w:w="1944"/>
+          </w:tcPr>
+          <w:p>
+            <w:r/>
+            <w:r>
+              <w:rPr>
+                <w:sz w:val="19"/>
+              </w:rPr>
+              <w:t>3:55 PM–4:00 PM</w:t>
+            </w:r>
+          </w:p>
+        </w:tc>
+        <w:tc>
+          <w:tcPr>
+            <w:tcW w:type="dxa" w:w="1152"/>
+          </w:tcPr>
+          <w:p>
+            <w:r/>
+            <w:r>
+              <w:rPr>
+                <w:sz w:val="19"/>
+              </w:rPr>
+              <w:t>5 min</w:t>
+            </w:r>
+          </w:p>
+        </w:tc>
+        <w:tc>
+          <w:tcPr>
+            <w:tcW w:type="dxa" w:w="3744"/>
+          </w:tcPr>
+          <w:p>
+            <w:r/>
+            <w:r>
+              <w:rPr>
+                <w:sz w:val="19"/>
+              </w:rPr>
+              <w:t>Creating your own skill; anatomy of kb-update</w:t>
+            </w:r>
+          </w:p>
+        </w:tc>
+        <w:tc>
+          <w:tcPr>
+            <w:tcW w:type="dxa" w:w="1512"/>
+          </w:tcPr>
+          <w:p>
+            <w:r/>
+            <w:r>
+              <w:rPr>
+                <w:sz w:val="19"/>
+              </w:rPr>
+              <w:t>Presentation</w:t>
+            </w:r>
+          </w:p>
+        </w:tc>
+        <w:tc>
+          <w:tcPr>
+            <w:tcW w:type="dxa" w:w="1296"/>
+          </w:tcPr>
+          <w:p>
+            <w:r/>
+            <w:r>
+              <w:rPr>
+                <w:sz w:val="19"/>
+              </w:rPr>
+              <w:t>94–95</w:t>
+            </w:r>
+          </w:p>
+        </w:tc>
+      </w:tr>
+      <w:tr>
+        <w:tc>
+          <w:tcPr>
+            <w:tcW w:type="dxa" w:w="1944"/>
+          </w:tcPr>
+          <w:p>
+            <w:r/>
+            <w:r>
+              <w:rPr>
+                <w:sz w:val="19"/>
+              </w:rPr>
+              <w:t>4:00 PM–4:25 PM</w:t>
+            </w:r>
+          </w:p>
+        </w:tc>
+        <w:tc>
+          <w:tcPr>
+            <w:tcW w:type="dxa" w:w="1152"/>
+          </w:tcPr>
+          <w:p>
+            <w:r/>
+            <w:r>
+              <w:rPr>
+                <w:sz w:val="19"/>
+              </w:rPr>
+              <w:t>25 min</w:t>
+            </w:r>
+          </w:p>
+        </w:tc>
+        <w:tc>
+          <w:tcPr>
+            <w:tcW w:type="dxa" w:w="3744"/>
+          </w:tcPr>
+          <w:p>
+            <w:r/>
+            <w:r>
+              <w:rPr>
+                <w:sz w:val="19"/>
+              </w:rPr>
+              <w:t>Lab 10 — Create custom Codex skills</w:t>
+            </w:r>
+          </w:p>
+        </w:tc>
+        <w:tc>
+          <w:tcPr>
+            <w:tcW w:type="dxa" w:w="1512"/>
+          </w:tcPr>
+          <w:p>
+            <w:r/>
+            <w:r>
+              <w:rPr>
+                <w:sz w:val="19"/>
+              </w:rPr>
+              <w:t>Hands-on lab</w:t>
+            </w:r>
+          </w:p>
+        </w:tc>
+        <w:tc>
+          <w:tcPr>
+            <w:tcW w:type="dxa" w:w="1296"/>
+          </w:tcPr>
+          <w:p>
+            <w:r/>
+            <w:r>
+              <w:rPr>
+                <w:sz w:val="19"/>
+              </w:rPr>
+              <w:t>96–101</w:t>
+            </w:r>
+          </w:p>
+        </w:tc>
+      </w:tr>
+      <w:tr>
+        <w:tc>
+          <w:tcPr>
+            <w:tcW w:type="dxa" w:w="1944"/>
+          </w:tcPr>
+          <w:p>
+            <w:r/>
+            <w:r>
+              <w:rPr>
+                <w:sz w:val="19"/>
+              </w:rPr>
+              <w:t>4:25 PM–4:35 PM</w:t>
+            </w:r>
+          </w:p>
+        </w:tc>
+        <w:tc>
+          <w:tcPr>
+            <w:tcW w:type="dxa" w:w="1152"/>
+          </w:tcPr>
+          <w:p>
+            <w:r/>
+            <w:r>
+              <w:rPr>
+                <w:sz w:val="19"/>
+              </w:rPr>
+              <w:t>10 min</w:t>
+            </w:r>
+          </w:p>
+        </w:tc>
+        <w:tc>
+          <w:tcPr>
+            <w:tcW w:type="dxa" w:w="3744"/>
+          </w:tcPr>
+          <w:p>
+            <w:r/>
+            <w:r>
+              <w:rPr>
+                <w:sz w:val="19"/>
+              </w:rPr>
+              <w:t>Hooks, deploy gates and scheduling by asking</w:t>
+            </w:r>
+          </w:p>
+        </w:tc>
+        <w:tc>
+          <w:tcPr>
+            <w:tcW w:type="dxa" w:w="1512"/>
+          </w:tcPr>
+          <w:p>
+            <w:r/>
+            <w:r>
+              <w:rPr>
+                <w:sz w:val="19"/>
+              </w:rPr>
+              <w:t>Presentation</w:t>
+            </w:r>
+          </w:p>
+        </w:tc>
+        <w:tc>
+          <w:tcPr>
+            <w:tcW w:type="dxa" w:w="1296"/>
+          </w:tcPr>
+          <w:p>
+            <w:r/>
+            <w:r>
+              <w:rPr>
+                <w:sz w:val="19"/>
+              </w:rPr>
+              <w:t>102–104</w:t>
+            </w:r>
+          </w:p>
+        </w:tc>
+      </w:tr>
+      <w:tr>
+        <w:tc>
+          <w:tcPr>
+            <w:tcW w:type="dxa" w:w="1944"/>
+          </w:tcPr>
+          <w:p>
+            <w:r/>
+            <w:r>
+              <w:rPr>
+                <w:sz w:val="19"/>
+              </w:rPr>
+              <w:t>4:35 PM–5:05 PM</w:t>
+            </w:r>
+          </w:p>
+        </w:tc>
+        <w:tc>
+          <w:tcPr>
+            <w:tcW w:type="dxa" w:w="1152"/>
+          </w:tcPr>
+          <w:p>
+            <w:r/>
+            <w:r>
+              <w:rPr>
+                <w:sz w:val="19"/>
+              </w:rPr>
+              <w:t>30 min</w:t>
+            </w:r>
+          </w:p>
+        </w:tc>
+        <w:tc>
+          <w:tcPr>
+            <w:tcW w:type="dxa" w:w="3744"/>
+          </w:tcPr>
+          <w:p>
+            <w:r/>
+            <w:r>
+              <w:rPr>
+                <w:sz w:val="19"/>
+              </w:rPr>
+              <w:t>Lab 11 — Guard rails that run themselves</w:t>
+            </w:r>
+          </w:p>
+        </w:tc>
+        <w:tc>
+          <w:tcPr>
+            <w:tcW w:type="dxa" w:w="1512"/>
+          </w:tcPr>
+          <w:p>
+            <w:r/>
+            <w:r>
+              <w:rPr>
+                <w:sz w:val="19"/>
+              </w:rPr>
+              <w:t>Hands-on lab</w:t>
+            </w:r>
+          </w:p>
+        </w:tc>
+        <w:tc>
+          <w:tcPr>
+            <w:tcW w:type="dxa" w:w="1296"/>
+          </w:tcPr>
+          <w:p>
+            <w:r/>
+            <w:r>
+              <w:rPr>
+                <w:sz w:val="19"/>
+              </w:rPr>
+              <w:t>105–110</w:t>
+            </w:r>
+          </w:p>
+        </w:tc>
+      </w:tr>
+      <w:tr>
+        <w:tc>
+          <w:tcPr>
+            <w:tcW w:type="dxa" w:w="1944"/>
+          </w:tcPr>
+          <w:p>
+            <w:r/>
+            <w:r>
+              <w:rPr>
+                <w:sz w:val="19"/>
+              </w:rPr>
+              <w:t>5:05 PM–5:30 PM</w:t>
+            </w:r>
+          </w:p>
+        </w:tc>
+        <w:tc>
+          <w:tcPr>
+            <w:tcW w:type="dxa" w:w="1152"/>
+          </w:tcPr>
+          <w:p>
+            <w:r/>
+            <w:r>
+              <w:rPr>
+                <w:sz w:val="19"/>
+              </w:rPr>
+              <w:t>25 min</w:t>
+            </w:r>
+          </w:p>
+        </w:tc>
+        <w:tc>
+          <w:tcPr>
+            <w:tcW w:type="dxa" w:w="3744"/>
+          </w:tcPr>
+          <w:p>
+            <w:r/>
+            <w:r>
+              <w:rPr>
+                <w:sz w:val="19"/>
+              </w:rPr>
+              <w:t>Day 1 review, Q&amp;A and catch-up</w:t>
+            </w:r>
+          </w:p>
+        </w:tc>
+        <w:tc>
+          <w:tcPr>
+            <w:tcW w:type="dxa" w:w="1512"/>
+          </w:tcPr>
+          <w:p>
+            <w:r/>
+            <w:r>
+              <w:rPr>
+                <w:sz w:val="19"/>
+              </w:rPr>
+              <w:t>Discussion</w:t>
+            </w:r>
+          </w:p>
+        </w:tc>
+        <w:tc>
+          <w:tcPr>
+            <w:tcW w:type="dxa" w:w="1296"/>
+          </w:tcPr>
+          <w:p>
+            <w:r/>
+            <w:r>
+              <w:rPr>
+                <w:sz w:val="19"/>
+              </w:rPr>
+              <w:t>111</w:t>
             </w:r>
           </w:p>
         </w:tc>
@@ -567,84 +3312,110 @@
     <w:p/>
     <w:p>
       <w:pPr>
-        <w:pStyle w:val="Heading1"/>
-      </w:pPr>
-      <w:r>
-        <w:t>Contents</w:t>
-      </w:r>
-    </w:p>
-    <w:p>
-      <w:r>
-        <w:fldChar w:fldCharType="begin"/>
-        <w:instrText xml:space="preserve">TOC \o "1-3" \h \z \u</w:instrText>
-        <w:fldChar w:fldCharType="separate"/>
-        <w:t>Right-click and update this field to refresh the contents.</w:t>
-        <w:fldChar w:fldCharType="end"/>
-      </w:r>
-    </w:p>
-    <w:p>
-      <w:r>
-        <w:br w:type="page"/>
-      </w:r>
-    </w:p>
-    <w:p>
-      <w:pPr>
-        <w:pStyle w:val="Heading1"/>
-      </w:pPr>
-      <w:r>
-        <w:t>1. Course and Delivery Information</w:t>
+        <w:pStyle w:val="Heading2"/>
+      </w:pPr>
+      <w:r>
+        <w:t>Day 2 — Operate and Grow</w:t>
       </w:r>
     </w:p>
     <w:tbl>
       <w:tblPr>
         <w:tblStyle w:val="TableGrid"/>
         <w:tblW w:type="auto" w:w="0"/>
+        <w:jc w:val="center"/>
+        <w:tblLayout w:type="fixed"/>
         <w:tblLook w:firstColumn="1" w:firstRow="1" w:lastColumn="0" w:lastRow="0" w:noHBand="0" w:noVBand="1" w:val="04A0"/>
       </w:tblPr>
       <w:tblGrid>
-        <w:gridCol w:w="5071"/>
-        <w:gridCol w:w="5071"/>
+        <w:gridCol w:w="1944"/>
+        <w:gridCol w:w="1152"/>
+        <w:gridCol w:w="3744"/>
+        <w:gridCol w:w="1512"/>
+        <w:gridCol w:w="1296"/>
       </w:tblGrid>
       <w:tr>
         <w:tc>
           <w:tcPr>
-            <w:tcW w:type="dxa" w:w="5071"/>
-            <w:vAlign w:val="center"/>
-            <w:shd w:fill="0D3056"/>
+            <w:tcW w:type="dxa" w:w="1944"/>
+            <w:shd w:val="clear" w:fill="1F6FEB"/>
           </w:tcPr>
           <w:p>
-            <w:pPr>
-              <w:spacing w:after="40"/>
-            </w:pPr>
             <w:r/>
             <w:r>
               <w:rPr>
-                <w:rFonts w:ascii="Arial" w:hAnsi="Arial"/>
                 <w:b/>
                 <w:color w:val="FFFFFF"/>
-                <w:sz w:val="18"/>
+                <w:sz w:val="19"/>
               </w:rPr>
-              <w:t>Course</w:t>
+              <w:t>Time</w:t>
             </w:r>
           </w:p>
         </w:tc>
         <w:tc>
           <w:tcPr>
-            <w:tcW w:type="dxa" w:w="5071"/>
-            <w:vAlign w:val="center"/>
+            <w:tcW w:type="dxa" w:w="1152"/>
+            <w:shd w:val="clear" w:fill="1F6FEB"/>
           </w:tcPr>
           <w:p>
-            <w:pPr>
-              <w:spacing w:after="40"/>
-            </w:pPr>
             <w:r/>
             <w:r>
               <w:rPr>
-                <w:rFonts w:ascii="Arial" w:hAnsi="Arial"/>
-                <w:b w:val="0"/>
-                <w:sz w:val="18"/>
+                <w:b/>
+                <w:color w:val="FFFFFF"/>
+                <w:sz w:val="19"/>
               </w:rPr>
-              <w:t>Agentic AI Applications with Codex</w:t>
+              <w:t>Duration</w:t>
+            </w:r>
+          </w:p>
+        </w:tc>
+        <w:tc>
+          <w:tcPr>
+            <w:tcW w:type="dxa" w:w="3744"/>
+            <w:shd w:val="clear" w:fill="1F6FEB"/>
+          </w:tcPr>
+          <w:p>
+            <w:r/>
+            <w:r>
+              <w:rPr>
+                <w:b/>
+                <w:color w:val="FFFFFF"/>
+                <w:sz w:val="19"/>
+              </w:rPr>
+              <w:t>Topic / Activity</w:t>
+            </w:r>
+          </w:p>
+        </w:tc>
+        <w:tc>
+          <w:tcPr>
+            <w:tcW w:type="dxa" w:w="1512"/>
+            <w:shd w:val="clear" w:fill="1F6FEB"/>
+          </w:tcPr>
+          <w:p>
+            <w:r/>
+            <w:r>
+              <w:rPr>
+                <w:b/>
+                <w:color w:val="FFFFFF"/>
+                <w:sz w:val="19"/>
+              </w:rPr>
+              <w:t>Method</w:t>
+            </w:r>
+          </w:p>
+        </w:tc>
+        <w:tc>
+          <w:tcPr>
+            <w:tcW w:type="dxa" w:w="1296"/>
+            <w:shd w:val="clear" w:fill="1F6FEB"/>
+          </w:tcPr>
+          <w:p>
+            <w:r/>
+            <w:r>
+              <w:rPr>
+                <w:b/>
+                <w:color w:val="FFFFFF"/>
+                <w:sz w:val="19"/>
+              </w:rPr>
+              <w:t>Slides</w:t>
             </w:r>
           </w:p>
         </w:tc>
@@ -652,44 +3423,71 @@
       <w:tr>
         <w:tc>
           <w:tcPr>
-            <w:tcW w:type="dxa" w:w="5071"/>
-            <w:vAlign w:val="center"/>
-            <w:shd w:fill="0D3056"/>
+            <w:tcW w:type="dxa" w:w="1944"/>
           </w:tcPr>
           <w:p>
-            <w:pPr>
-              <w:spacing w:after="40"/>
-            </w:pPr>
             <w:r/>
             <w:r>
               <w:rPr>
-                <w:rFonts w:ascii="Arial" w:hAnsi="Arial"/>
-                <w:b/>
-                <w:color w:val="FFFFFF"/>
-                <w:sz w:val="18"/>
+                <w:sz w:val="19"/>
               </w:rPr>
-              <w:t>Course code</w:t>
+              <w:t>9:30 AM–9:55 AM</w:t>
             </w:r>
           </w:p>
         </w:tc>
         <w:tc>
           <w:tcPr>
-            <w:tcW w:type="dxa" w:w="5071"/>
-            <w:vAlign w:val="center"/>
+            <w:tcW w:type="dxa" w:w="1152"/>
           </w:tcPr>
           <w:p>
-            <w:pPr>
-              <w:spacing w:after="40"/>
-            </w:pPr>
-            <w:r>
-              <w:t>C695</w:t>
-            </w:r>
+            <w:r/>
             <w:r>
               <w:rPr>
-                <w:rFonts w:ascii="Arial" w:hAnsi="Arial"/>
-                <w:b w:val="0"/>
-                <w:sz w:val="18"/>
+                <w:sz w:val="19"/>
               </w:rPr>
+              <w:t>25 min</w:t>
+            </w:r>
+          </w:p>
+        </w:tc>
+        <w:tc>
+          <w:tcPr>
+            <w:tcW w:type="dxa" w:w="3744"/>
+          </w:tcPr>
+          <w:p>
+            <w:r/>
+            <w:r>
+              <w:rPr>
+                <w:sz w:val="19"/>
+              </w:rPr>
+              <w:t>Topic 4 — running the academy, what Work does, connectors, write-access safety</w:t>
+            </w:r>
+          </w:p>
+        </w:tc>
+        <w:tc>
+          <w:tcPr>
+            <w:tcW w:type="dxa" w:w="1512"/>
+          </w:tcPr>
+          <w:p>
+            <w:r/>
+            <w:r>
+              <w:rPr>
+                <w:sz w:val="19"/>
+              </w:rPr>
+              <w:t>Presentation, live demo</w:t>
+            </w:r>
+          </w:p>
+        </w:tc>
+        <w:tc>
+          <w:tcPr>
+            <w:tcW w:type="dxa" w:w="1296"/>
+          </w:tcPr>
+          <w:p>
+            <w:r/>
+            <w:r>
+              <w:rPr>
+                <w:sz w:val="19"/>
+              </w:rPr>
+              <w:t>112–116</w:t>
             </w:r>
           </w:p>
         </w:tc>
@@ -697,44 +3495,71 @@
       <w:tr>
         <w:tc>
           <w:tcPr>
-            <w:tcW w:type="dxa" w:w="5071"/>
-            <w:vAlign w:val="center"/>
-            <w:shd w:fill="0D3056"/>
+            <w:tcW w:type="dxa" w:w="1944"/>
           </w:tcPr>
           <w:p>
-            <w:pPr>
-              <w:spacing w:after="40"/>
-            </w:pPr>
             <w:r/>
             <w:r>
               <w:rPr>
-                <w:rFonts w:ascii="Arial" w:hAnsi="Arial"/>
-                <w:b/>
-                <w:color w:val="FFFFFF"/>
-                <w:sz w:val="18"/>
+                <w:sz w:val="19"/>
               </w:rPr>
-              <w:t>Duration</w:t>
+              <w:t>9:55 AM–10:40 AM</w:t>
             </w:r>
           </w:p>
         </w:tc>
         <w:tc>
           <w:tcPr>
-            <w:tcW w:type="dxa" w:w="5071"/>
-            <w:vAlign w:val="center"/>
+            <w:tcW w:type="dxa" w:w="1152"/>
           </w:tcPr>
           <w:p>
-            <w:pPr>
-              <w:spacing w:after="40"/>
-            </w:pPr>
-            <w:r>
-              <w:t>1 day / 7.5 instructional hours</w:t>
-            </w:r>
+            <w:r/>
             <w:r>
               <w:rPr>
-                <w:rFonts w:ascii="Arial" w:hAnsi="Arial"/>
-                <w:b w:val="0"/>
-                <w:sz w:val="18"/>
+                <w:sz w:val="19"/>
               </w:rPr>
+              <w:t>45 min</w:t>
+            </w:r>
+          </w:p>
+        </w:tc>
+        <w:tc>
+          <w:tcPr>
+            <w:tcW w:type="dxa" w:w="3744"/>
+          </w:tcPr>
+          <w:p>
+            <w:r/>
+            <w:r>
+              <w:rPr>
+                <w:sz w:val="19"/>
+              </w:rPr>
+              <w:t>Lab 12 — Price the courses and find break-even</w:t>
+            </w:r>
+          </w:p>
+        </w:tc>
+        <w:tc>
+          <w:tcPr>
+            <w:tcW w:type="dxa" w:w="1512"/>
+          </w:tcPr>
+          <w:p>
+            <w:r/>
+            <w:r>
+              <w:rPr>
+                <w:sz w:val="19"/>
+              </w:rPr>
+              <w:t>Hands-on lab</w:t>
+            </w:r>
+          </w:p>
+        </w:tc>
+        <w:tc>
+          <w:tcPr>
+            <w:tcW w:type="dxa" w:w="1296"/>
+          </w:tcPr>
+          <w:p>
+            <w:r/>
+            <w:r>
+              <w:rPr>
+                <w:sz w:val="19"/>
+              </w:rPr>
+              <w:t>117–120</w:t>
             </w:r>
           </w:p>
         </w:tc>
@@ -742,43 +3567,71 @@
       <w:tr>
         <w:tc>
           <w:tcPr>
-            <w:tcW w:type="dxa" w:w="5071"/>
-            <w:vAlign w:val="center"/>
-            <w:shd w:fill="0D3056"/>
+            <w:tcW w:type="dxa" w:w="1944"/>
           </w:tcPr>
           <w:p>
-            <w:pPr>
-              <w:spacing w:after="40"/>
-            </w:pPr>
             <w:r/>
             <w:r>
               <w:rPr>
-                <w:rFonts w:ascii="Arial" w:hAnsi="Arial"/>
-                <w:b/>
-                <w:color w:val="FFFFFF"/>
-                <w:sz w:val="18"/>
+                <w:sz w:val="19"/>
               </w:rPr>
-              <w:t>Delivery mode</w:t>
+              <w:t>10:40 AM–11:20 AM</w:t>
             </w:r>
           </w:p>
         </w:tc>
         <w:tc>
           <w:tcPr>
-            <w:tcW w:type="dxa" w:w="5071"/>
-            <w:vAlign w:val="center"/>
+            <w:tcW w:type="dxa" w:w="1152"/>
           </w:tcPr>
           <w:p>
-            <w:pPr>
-              <w:spacing w:after="40"/>
-            </w:pPr>
             <w:r/>
             <w:r>
               <w:rPr>
-                <w:rFonts w:ascii="Arial" w:hAnsi="Arial"/>
-                <w:b w:val="0"/>
-                <w:sz w:val="18"/>
+                <w:sz w:val="19"/>
               </w:rPr>
-              <w:t>Facilitated classroom or synchronous learning with a local Codex learner sandbox</w:t>
+              <w:t>40 min</w:t>
+            </w:r>
+          </w:p>
+        </w:tc>
+        <w:tc>
+          <w:tcPr>
+            <w:tcW w:type="dxa" w:w="3744"/>
+          </w:tcPr>
+          <w:p>
+            <w:r/>
+            <w:r>
+              <w:rPr>
+                <w:sz w:val="19"/>
+              </w:rPr>
+              <w:t>Lab 13 — Put the term on the calendar</w:t>
+            </w:r>
+          </w:p>
+        </w:tc>
+        <w:tc>
+          <w:tcPr>
+            <w:tcW w:type="dxa" w:w="1512"/>
+          </w:tcPr>
+          <w:p>
+            <w:r/>
+            <w:r>
+              <w:rPr>
+                <w:sz w:val="19"/>
+              </w:rPr>
+              <w:t>Hands-on lab</w:t>
+            </w:r>
+          </w:p>
+        </w:tc>
+        <w:tc>
+          <w:tcPr>
+            <w:tcW w:type="dxa" w:w="1296"/>
+          </w:tcPr>
+          <w:p>
+            <w:r/>
+            <w:r>
+              <w:rPr>
+                <w:sz w:val="19"/>
+              </w:rPr>
+              <w:t>121–124</w:t>
             </w:r>
           </w:p>
         </w:tc>
@@ -786,262 +3639,71 @@
       <w:tr>
         <w:tc>
           <w:tcPr>
-            <w:tcW w:type="dxa" w:w="5071"/>
-            <w:vAlign w:val="center"/>
-            <w:shd w:fill="0D3056"/>
+            <w:tcW w:type="dxa" w:w="1944"/>
           </w:tcPr>
           <w:p>
-            <w:pPr>
-              <w:spacing w:after="40"/>
-            </w:pPr>
             <w:r/>
             <w:r>
               <w:rPr>
-                <w:rFonts w:ascii="Arial" w:hAnsi="Arial"/>
-                <w:b/>
-                <w:color w:val="FFFFFF"/>
-                <w:sz w:val="18"/>
+                <w:sz w:val="19"/>
               </w:rPr>
-              <w:t>Required resources</w:t>
+              <w:t>11:20 AM–11:25 AM</w:t>
             </w:r>
           </w:p>
         </w:tc>
         <w:tc>
           <w:tcPr>
-            <w:tcW w:type="dxa" w:w="5071"/>
-            <w:vAlign w:val="center"/>
+            <w:tcW w:type="dxa" w:w="1152"/>
           </w:tcPr>
           <w:p>
-            <w:pPr>
-              <w:spacing w:after="40"/>
-            </w:pPr>
-            <w:r>
-              <w:t>215-slide deck, Learner Guide, ten lab folders, Git, Python 3, Codex CLI/app or IDE extension, browser for Lab 06</w:t>
-            </w:r>
-            <w:r>
-              <w:rPr>
-                <w:rFonts w:ascii="Arial" w:hAnsi="Arial"/>
-                <w:b w:val="0"/>
-                <w:sz w:val="18"/>
-              </w:rPr>
-            </w:r>
-          </w:p>
-        </w:tc>
-      </w:tr>
-    </w:tbl>
-    <w:p>
-      <w:pPr>
-        <w:pStyle w:val="Heading1"/>
-      </w:pPr>
-      <w:r>
-        <w:t>2. Learning Outcomes</w:t>
-      </w:r>
-    </w:p>
-    <w:p>
-      <w:pPr>
-        <w:pStyle w:val="ListBullet"/>
-      </w:pPr>
-      <w:r>
-        <w:t>LO1 Analyse agentic AI applications, their strengths, limitations and suitability for a work problem.</w:t>
-      </w:r>
-    </w:p>
-    <w:p>
-      <w:pPr>
-        <w:pStyle w:val="ListBullet"/>
-      </w:pPr>
-      <w:r>
-        <w:t>LO2 Correlate agent-control design with algorithm efficiency and evaluate the resulting process improvement.</w:t>
-      </w:r>
-    </w:p>
-    <w:p>
-      <w:pPr>
-        <w:pStyle w:val="ListBullet"/>
-      </w:pPr>
-      <w:r>
-        <w:t>LO3 Assess methods for evaluating the effectiveness, safety and reliability of Codex-enabled workflows.</w:t>
-      </w:r>
-    </w:p>
-    <w:p>
-      <w:pPr>
-        <w:pStyle w:val="ListBullet"/>
-      </w:pPr>
-      <w:r>
-        <w:t>LO4 Evaluate comparative effectiveness and recommend a governed Codex implementation using observable evidence.</w:t>
-      </w:r>
-    </w:p>
-    <w:p>
-      <w:pPr>
-        <w:pStyle w:val="Heading1"/>
-      </w:pPr>
-      <w:r>
-        <w:t>3. Facilitation Principles</w:t>
-      </w:r>
-    </w:p>
-    <w:p>
-      <w:pPr>
-        <w:pStyle w:val="ListBullet"/>
-      </w:pPr>
-      <w:r>
-        <w:t>Use the PPT for mechanism visualisation, technical dialogue and evidence interpretation; do not demonstrate click-by-click procedures from the slides.</w:t>
-      </w:r>
-    </w:p>
-    <w:p>
-      <w:pPr>
-        <w:pStyle w:val="ListBullet"/>
-      </w:pPr>
-      <w:r>
-        <w:t>Use the Learner Guide and lab PDFs for detailed procedures, prompts, troubleshooting and acceptance checks.</w:t>
-      </w:r>
-    </w:p>
-    <w:p>
-      <w:pPr>
-        <w:pStyle w:val="ListBullet"/>
-      </w:pPr>
-      <w:r>
-        <w:t>Keep all external, destructive and repository-publishing actions outside learner scope unless the trainer stages a safe simulation.</w:t>
-      </w:r>
-    </w:p>
-    <w:p>
-      <w:pPr>
-        <w:pStyle w:val="ListBullet"/>
-      </w:pPr>
-      <w:r>
-        <w:t>Require observable execution evidence before accepting an agent response or learner conclusion.</w:t>
-      </w:r>
-    </w:p>
-    <w:p>
-      <w:pPr>
-        <w:pStyle w:val="Heading1"/>
-      </w:pPr>
-      <w:r>
-        <w:t>4. One-Day Detailed Schedule</w:t>
-      </w:r>
-    </w:p>
-    <w:tbl>
-      <w:tblPr>
-        <w:tblStyle w:val="TableGrid"/>
-        <w:tblW w:type="auto" w:w="0"/>
-        <w:jc w:val="center"/>
-        <w:tblLook w:firstColumn="1" w:firstRow="1" w:lastColumn="0" w:lastRow="0" w:noHBand="0" w:noVBand="1" w:val="04A0"/>
-      </w:tblPr>
-      <w:tblGrid>
-        <w:gridCol w:w="2028"/>
-        <w:gridCol w:w="2028"/>
-        <w:gridCol w:w="2028"/>
-        <w:gridCol w:w="2028"/>
-        <w:gridCol w:w="2028"/>
-      </w:tblGrid>
-      <w:tr>
-        <w:trPr>
-          <w:tblHeader w:val="true"/>
-        </w:trPr>
-        <w:tc>
-          <w:tcPr>
-            <w:tcW w:type="dxa" w:w="2028"/>
-            <w:vAlign w:val="center"/>
-            <w:shd w:fill="0D3056"/>
-          </w:tcPr>
-          <w:p>
-            <w:pPr>
-              <w:spacing w:after="40"/>
-            </w:pPr>
             <w:r/>
             <w:r>
               <w:rPr>
-                <w:rFonts w:ascii="Arial" w:hAnsi="Arial"/>
-                <w:b/>
-                <w:color w:val="FFFFFF"/>
-                <w:sz w:val="16"/>
+                <w:sz w:val="19"/>
               </w:rPr>
-              <w:t>Time</w:t>
+              <w:t>5 min</w:t>
             </w:r>
           </w:p>
         </w:tc>
         <w:tc>
           <w:tcPr>
-            <w:tcW w:type="dxa" w:w="2028"/>
-            <w:vAlign w:val="center"/>
-            <w:shd w:fill="0D3056"/>
+            <w:tcW w:type="dxa" w:w="3744"/>
           </w:tcPr>
           <w:p>
-            <w:pPr>
-              <w:spacing w:after="40"/>
-            </w:pPr>
             <w:r/>
             <w:r>
               <w:rPr>
-                <w:rFonts w:ascii="Arial" w:hAnsi="Arial"/>
-                <w:b/>
-                <w:color w:val="FFFFFF"/>
-                <w:sz w:val="16"/>
+                <w:sz w:val="19"/>
               </w:rPr>
-              <w:t>Topic / activity</w:t>
+              <w:t>Scheduled and event-triggered tasks</w:t>
             </w:r>
           </w:p>
         </w:tc>
         <w:tc>
           <w:tcPr>
-            <w:tcW w:type="dxa" w:w="2028"/>
-            <w:vAlign w:val="center"/>
-            <w:shd w:fill="0D3056"/>
+            <w:tcW w:type="dxa" w:w="1512"/>
           </w:tcPr>
           <w:p>
-            <w:pPr>
-              <w:spacing w:after="40"/>
-            </w:pPr>
             <w:r/>
             <w:r>
               <w:rPr>
-                <w:rFonts w:ascii="Arial" w:hAnsi="Arial"/>
-                <w:b/>
-                <w:color w:val="FFFFFF"/>
-                <w:sz w:val="16"/>
+                <w:sz w:val="19"/>
               </w:rPr>
-              <w:t>Method</w:t>
+              <w:t>Presentation</w:t>
             </w:r>
           </w:p>
         </w:tc>
         <w:tc>
           <w:tcPr>
-            <w:tcW w:type="dxa" w:w="2028"/>
-            <w:vAlign w:val="center"/>
-            <w:shd w:fill="0D3056"/>
+            <w:tcW w:type="dxa" w:w="1296"/>
           </w:tcPr>
           <w:p>
-            <w:pPr>
-              <w:spacing w:after="40"/>
-            </w:pPr>
             <w:r/>
             <w:r>
               <w:rPr>
-                <w:rFonts w:ascii="Arial" w:hAnsi="Arial"/>
-                <w:b/>
-                <w:color w:val="FFFFFF"/>
-                <w:sz w:val="16"/>
+                <w:sz w:val="19"/>
               </w:rPr>
-              <w:t>Resources</w:t>
-            </w:r>
-          </w:p>
-        </w:tc>
-        <w:tc>
-          <w:tcPr>
-            <w:tcW w:type="dxa" w:w="2028"/>
-            <w:vAlign w:val="center"/>
-            <w:shd w:fill="0D3056"/>
-          </w:tcPr>
-          <w:p>
-            <w:pPr>
-              <w:spacing w:after="40"/>
-            </w:pPr>
-            <w:r/>
-            <w:r>
-              <w:rPr>
-                <w:rFonts w:ascii="Arial" w:hAnsi="Arial"/>
-                <w:b/>
-                <w:color w:val="FFFFFF"/>
-                <w:sz w:val="16"/>
-              </w:rPr>
-              <w:t>Evidence / outcome</w:t>
+              <w:t>125</w:t>
             </w:r>
           </w:p>
         </w:tc>
@@ -1049,107 +3711,71 @@
       <w:tr>
         <w:tc>
           <w:tcPr>
-            <w:tcW w:type="dxa" w:w="2028"/>
-            <w:vAlign w:val="center"/>
+            <w:tcW w:type="dxa" w:w="1944"/>
           </w:tcPr>
           <w:p>
-            <w:pPr>
-              <w:spacing w:after="40"/>
-            </w:pPr>
-            <w:r>
-              <w:t>09:30–09:45</w:t>
-            </w:r>
+            <w:r/>
             <w:r>
               <w:rPr>
-                <w:rFonts w:ascii="Arial" w:hAnsi="Arial"/>
-                <w:b/>
-                <w:color w:val="1875C4"/>
-                <w:sz w:val="16"/>
+                <w:sz w:val="19"/>
               </w:rPr>
+              <w:t>11:25 AM–12:10 PM</w:t>
             </w:r>
           </w:p>
         </w:tc>
         <w:tc>
           <w:tcPr>
-            <w:tcW w:type="dxa" w:w="2028"/>
-            <w:vAlign w:val="center"/>
+            <w:tcW w:type="dxa" w:w="1152"/>
           </w:tcPr>
           <w:p>
-            <w:pPr>
-              <w:spacing w:after="40"/>
-            </w:pPr>
-            <w:r>
-              <w:t>Course orientation, safety boundary and evidence standard</w:t>
-            </w:r>
+            <w:r/>
             <w:r>
               <w:rPr>
-                <w:rFonts w:ascii="Arial" w:hAnsi="Arial"/>
-                <w:b w:val="0"/>
-                <w:sz w:val="16"/>
+                <w:sz w:val="19"/>
               </w:rPr>
+              <w:t>45 min</w:t>
             </w:r>
           </w:p>
         </w:tc>
         <w:tc>
           <w:tcPr>
-            <w:tcW w:type="dxa" w:w="2028"/>
-            <w:vAlign w:val="center"/>
+            <w:tcW w:type="dxa" w:w="3744"/>
           </w:tcPr>
           <w:p>
-            <w:pPr>
-              <w:spacing w:after="40"/>
-            </w:pPr>
-            <w:r>
-              <w:t>Facilitated briefing</w:t>
-            </w:r>
+            <w:r/>
             <w:r>
               <w:rPr>
-                <w:rFonts w:ascii="Arial" w:hAnsi="Arial"/>
-                <w:b w:val="0"/>
-                <w:sz w:val="16"/>
+                <w:sz w:val="19"/>
               </w:rPr>
+              <w:t>Lab 14 — Enrol the learners and automate reminders</w:t>
             </w:r>
           </w:p>
         </w:tc>
         <w:tc>
           <w:tcPr>
-            <w:tcW w:type="dxa" w:w="2028"/>
-            <w:vAlign w:val="center"/>
+            <w:tcW w:type="dxa" w:w="1512"/>
           </w:tcPr>
           <w:p>
-            <w:pPr>
-              <w:spacing w:after="40"/>
-            </w:pPr>
-            <w:r>
-              <w:t>Slides 1–9</w:t>
-            </w:r>
+            <w:r/>
             <w:r>
               <w:rPr>
-                <w:rFonts w:ascii="Arial" w:hAnsi="Arial"/>
-                <w:b w:val="0"/>
-                <w:sz w:val="16"/>
+                <w:sz w:val="19"/>
               </w:rPr>
+              <w:t>Hands-on lab</w:t>
             </w:r>
           </w:p>
         </w:tc>
         <w:tc>
           <w:tcPr>
-            <w:tcW w:type="dxa" w:w="2028"/>
-            <w:vAlign w:val="center"/>
+            <w:tcW w:type="dxa" w:w="1296"/>
           </w:tcPr>
           <w:p>
-            <w:pPr>
-              <w:spacing w:after="40"/>
-            </w:pPr>
-            <w:r>
-              <w:t>Environment readiness and learner goal</w:t>
-            </w:r>
+            <w:r/>
             <w:r>
               <w:rPr>
-                <w:rFonts w:ascii="Arial" w:hAnsi="Arial"/>
-                <w:b w:val="0"/>
-                <w:sz w:val="16"/>
+                <w:sz w:val="19"/>
               </w:rPr>
+              <w:t>126–130</w:t>
             </w:r>
           </w:p>
         </w:tc>
@@ -1157,107 +3783,71 @@
       <w:tr>
         <w:tc>
           <w:tcPr>
-            <w:tcW w:type="dxa" w:w="2028"/>
-            <w:vAlign w:val="center"/>
+            <w:tcW w:type="dxa" w:w="1944"/>
           </w:tcPr>
           <w:p>
-            <w:pPr>
-              <w:spacing w:after="40"/>
-            </w:pPr>
-            <w:r>
-              <w:t>09:45–10:45</w:t>
-            </w:r>
+            <w:r/>
             <w:r>
               <w:rPr>
-                <w:rFonts w:ascii="Arial" w:hAnsi="Arial"/>
-                <w:b/>
-                <w:color w:val="1875C4"/>
-                <w:sz w:val="16"/>
+                <w:sz w:val="19"/>
               </w:rPr>
+              <w:t>12:10 PM–12:15 PM</w:t>
             </w:r>
           </w:p>
         </w:tc>
         <w:tc>
           <w:tcPr>
-            <w:tcW w:type="dxa" w:w="2028"/>
-            <w:vAlign w:val="center"/>
+            <w:tcW w:type="dxa" w:w="1152"/>
           </w:tcPr>
           <w:p>
-            <w:pPr>
-              <w:spacing w:after="40"/>
-            </w:pPr>
-            <w:r>
-              <w:t>Topic 1 + Labs 01–02: surfaces, agentic loops and prompt-to-plan delivery</w:t>
-            </w:r>
+            <w:r/>
             <w:r>
               <w:rPr>
-                <w:rFonts w:ascii="Arial" w:hAnsi="Arial"/>
-                <w:b w:val="0"/>
-                <w:sz w:val="16"/>
+                <w:sz w:val="19"/>
               </w:rPr>
+              <w:t>5 min</w:t>
             </w:r>
           </w:p>
         </w:tc>
         <w:tc>
           <w:tcPr>
-            <w:tcW w:type="dxa" w:w="2028"/>
-            <w:vAlign w:val="center"/>
+            <w:tcW w:type="dxa" w:w="3744"/>
           </w:tcPr>
           <w:p>
-            <w:pPr>
-              <w:spacing w:after="40"/>
-            </w:pPr>
-            <w:r>
-              <w:t>Mechanism dialogue + guided practice</w:t>
-            </w:r>
+            <w:r/>
             <w:r>
               <w:rPr>
-                <w:rFonts w:ascii="Arial" w:hAnsi="Arial"/>
-                <w:b w:val="0"/>
-                <w:sz w:val="16"/>
+                <w:sz w:val="19"/>
               </w:rPr>
+              <w:t>Skills in ChatGPT</w:t>
             </w:r>
           </w:p>
         </w:tc>
         <w:tc>
           <w:tcPr>
-            <w:tcW w:type="dxa" w:w="2028"/>
-            <w:vAlign w:val="center"/>
+            <w:tcW w:type="dxa" w:w="1512"/>
           </w:tcPr>
           <w:p>
-            <w:pPr>
-              <w:spacing w:after="40"/>
-            </w:pPr>
-            <w:r>
-              <w:t>Slides 10–58; Lab 01–02 folders</w:t>
-            </w:r>
+            <w:r/>
             <w:r>
               <w:rPr>
-                <w:rFonts w:ascii="Arial" w:hAnsi="Arial"/>
-                <w:b w:val="0"/>
-                <w:sz w:val="16"/>
+                <w:sz w:val="19"/>
               </w:rPr>
+              <w:t>Presentation</w:t>
             </w:r>
           </w:p>
         </w:tc>
         <w:tc>
           <w:tcPr>
-            <w:tcW w:type="dxa" w:w="2028"/>
-            <w:vAlign w:val="center"/>
+            <w:tcW w:type="dxa" w:w="1296"/>
           </w:tcPr>
           <w:p>
-            <w:pPr>
-              <w:spacing w:after="40"/>
-            </w:pPr>
-            <w:r>
-              <w:t>Repository map, scoped prompt and passing checks</w:t>
-            </w:r>
+            <w:r/>
             <w:r>
               <w:rPr>
-                <w:rFonts w:ascii="Arial" w:hAnsi="Arial"/>
-                <w:b w:val="0"/>
-                <w:sz w:val="16"/>
+                <w:sz w:val="19"/>
               </w:rPr>
+              <w:t>131</w:t>
             </w:r>
           </w:p>
         </w:tc>
@@ -1265,107 +3855,71 @@
       <w:tr>
         <w:tc>
           <w:tcPr>
-            <w:tcW w:type="dxa" w:w="2028"/>
-            <w:vAlign w:val="center"/>
+            <w:tcW w:type="dxa" w:w="1944"/>
           </w:tcPr>
           <w:p>
-            <w:pPr>
-              <w:spacing w:after="40"/>
-            </w:pPr>
-            <w:r>
-              <w:t>10:45–12:00</w:t>
-            </w:r>
+            <w:r/>
             <w:r>
               <w:rPr>
-                <w:rFonts w:ascii="Arial" w:hAnsi="Arial"/>
-                <w:b/>
-                <w:color w:val="1875C4"/>
-                <w:sz w:val="16"/>
+                <w:sz w:val="19"/>
               </w:rPr>
+              <w:t>12:15 PM–1:00 PM</w:t>
             </w:r>
           </w:p>
         </w:tc>
         <w:tc>
           <w:tcPr>
-            <w:tcW w:type="dxa" w:w="2028"/>
-            <w:vAlign w:val="center"/>
+            <w:tcW w:type="dxa" w:w="1152"/>
           </w:tcPr>
           <w:p>
-            <w:pPr>
-              <w:spacing w:after="40"/>
-            </w:pPr>
-            <w:r>
-              <w:t>Topic 2 + Labs 03–05: instructions, sandbox, approvals and worktrees</w:t>
-            </w:r>
+            <w:r/>
             <w:r>
               <w:rPr>
-                <w:rFonts w:ascii="Arial" w:hAnsi="Arial"/>
-                <w:b w:val="0"/>
-                <w:sz w:val="16"/>
+                <w:sz w:val="19"/>
               </w:rPr>
+              <w:t>45 min</w:t>
             </w:r>
           </w:p>
         </w:tc>
         <w:tc>
           <w:tcPr>
-            <w:tcW w:type="dxa" w:w="2028"/>
-            <w:vAlign w:val="center"/>
+            <w:tcW w:type="dxa" w:w="3744"/>
           </w:tcPr>
           <w:p>
-            <w:pPr>
-              <w:spacing w:after="40"/>
-            </w:pPr>
-            <w:r>
-              <w:t>Technical demonstration + guided lab</w:t>
-            </w:r>
+            <w:r/>
             <w:r>
               <w:rPr>
-                <w:rFonts w:ascii="Arial" w:hAnsi="Arial"/>
-                <w:b w:val="0"/>
-                <w:sz w:val="16"/>
+                <w:sz w:val="19"/>
               </w:rPr>
+              <w:t>Lab 15 — Customer service with a ChatGPT skill</w:t>
             </w:r>
           </w:p>
         </w:tc>
         <w:tc>
           <w:tcPr>
-            <w:tcW w:type="dxa" w:w="2028"/>
-            <w:vAlign w:val="center"/>
+            <w:tcW w:type="dxa" w:w="1512"/>
           </w:tcPr>
           <w:p>
-            <w:pPr>
-              <w:spacing w:after="40"/>
-            </w:pPr>
-            <w:r>
-              <w:t>Slides 59–110; Lab 03–05 folders</w:t>
-            </w:r>
+            <w:r/>
             <w:r>
               <w:rPr>
-                <w:rFonts w:ascii="Arial" w:hAnsi="Arial"/>
-                <w:b w:val="0"/>
-                <w:sz w:val="16"/>
+                <w:sz w:val="19"/>
               </w:rPr>
+              <w:t>Hands-on lab</w:t>
             </w:r>
           </w:p>
         </w:tc>
         <w:tc>
           <w:tcPr>
-            <w:tcW w:type="dxa" w:w="2028"/>
-            <w:vAlign w:val="center"/>
+            <w:tcW w:type="dxa" w:w="1296"/>
           </w:tcPr>
           <w:p>
-            <w:pPr>
-              <w:spacing w:after="40"/>
-            </w:pPr>
-            <w:r>
-              <w:t>Instruction trace, permission log and isolated commits</w:t>
-            </w:r>
+            <w:r/>
             <w:r>
               <w:rPr>
-                <w:rFonts w:ascii="Arial" w:hAnsi="Arial"/>
-                <w:b w:val="0"/>
-                <w:sz w:val="16"/>
+                <w:sz w:val="19"/>
               </w:rPr>
+              <w:t>132–136</w:t>
             </w:r>
           </w:p>
         </w:tc>
@@ -1373,107 +3927,71 @@
       <w:tr>
         <w:tc>
           <w:tcPr>
-            <w:tcW w:type="dxa" w:w="2028"/>
-            <w:vAlign w:val="center"/>
+            <w:tcW w:type="dxa" w:w="1944"/>
           </w:tcPr>
           <w:p>
-            <w:pPr>
-              <w:spacing w:after="40"/>
-            </w:pPr>
-            <w:r>
-              <w:t>12:00–12:30</w:t>
-            </w:r>
+            <w:r/>
             <w:r>
               <w:rPr>
-                <w:rFonts w:ascii="Arial" w:hAnsi="Arial"/>
-                <w:b/>
-                <w:color w:val="1875C4"/>
-                <w:sz w:val="16"/>
+                <w:sz w:val="19"/>
               </w:rPr>
+              <w:t>1:00 PM–1:05 PM</w:t>
             </w:r>
           </w:p>
         </w:tc>
         <w:tc>
           <w:tcPr>
-            <w:tcW w:type="dxa" w:w="2028"/>
-            <w:vAlign w:val="center"/>
+            <w:tcW w:type="dxa" w:w="1152"/>
           </w:tcPr>
           <w:p>
-            <w:pPr>
-              <w:spacing w:after="40"/>
-            </w:pPr>
-            <w:r>
-              <w:t>Lunch</w:t>
-            </w:r>
+            <w:r/>
             <w:r>
               <w:rPr>
-                <w:rFonts w:ascii="Arial" w:hAnsi="Arial"/>
-                <w:b w:val="0"/>
-                <w:sz w:val="16"/>
+                <w:sz w:val="19"/>
               </w:rPr>
+              <w:t>5 min</w:t>
             </w:r>
           </w:p>
         </w:tc>
         <w:tc>
           <w:tcPr>
-            <w:tcW w:type="dxa" w:w="2028"/>
-            <w:vAlign w:val="center"/>
+            <w:tcW w:type="dxa" w:w="3744"/>
           </w:tcPr>
           <w:p>
-            <w:pPr>
-              <w:spacing w:after="40"/>
-            </w:pPr>
-            <w:r>
-              <w:t>—</w:t>
-            </w:r>
+            <w:r/>
             <w:r>
               <w:rPr>
-                <w:rFonts w:ascii="Arial" w:hAnsi="Arial"/>
-                <w:b w:val="0"/>
-                <w:sz w:val="16"/>
+                <w:sz w:val="19"/>
               </w:rPr>
+              <w:t>Governance: what you just automated</w:t>
             </w:r>
           </w:p>
         </w:tc>
         <w:tc>
           <w:tcPr>
-            <w:tcW w:type="dxa" w:w="2028"/>
-            <w:vAlign w:val="center"/>
+            <w:tcW w:type="dxa" w:w="1512"/>
           </w:tcPr>
           <w:p>
-            <w:pPr>
-              <w:spacing w:after="40"/>
-            </w:pPr>
-            <w:r>
-              <w:t>—</w:t>
-            </w:r>
+            <w:r/>
             <w:r>
               <w:rPr>
-                <w:rFonts w:ascii="Arial" w:hAnsi="Arial"/>
-                <w:b w:val="0"/>
-                <w:sz w:val="16"/>
+                <w:sz w:val="19"/>
               </w:rPr>
+              <w:t>Discussion</w:t>
             </w:r>
           </w:p>
         </w:tc>
         <w:tc>
           <w:tcPr>
-            <w:tcW w:type="dxa" w:w="2028"/>
-            <w:vAlign w:val="center"/>
+            <w:tcW w:type="dxa" w:w="1296"/>
           </w:tcPr>
           <w:p>
-            <w:pPr>
-              <w:spacing w:after="40"/>
-            </w:pPr>
-            <w:r>
-              <w:t>—</w:t>
-            </w:r>
+            <w:r/>
             <w:r>
               <w:rPr>
-                <w:rFonts w:ascii="Arial" w:hAnsi="Arial"/>
-                <w:b w:val="0"/>
-                <w:sz w:val="16"/>
+                <w:sz w:val="19"/>
               </w:rPr>
+              <w:t>137</w:t>
             </w:r>
           </w:p>
         </w:tc>
@@ -1481,107 +3999,71 @@
       <w:tr>
         <w:tc>
           <w:tcPr>
-            <w:tcW w:type="dxa" w:w="2028"/>
-            <w:vAlign w:val="center"/>
+            <w:tcW w:type="dxa" w:w="1944"/>
           </w:tcPr>
           <w:p>
-            <w:pPr>
-              <w:spacing w:after="40"/>
-            </w:pPr>
-            <w:r>
-              <w:t>12:30–14:00</w:t>
-            </w:r>
+            <w:r/>
             <w:r>
               <w:rPr>
-                <w:rFonts w:ascii="Arial" w:hAnsi="Arial"/>
-                <w:b/>
-                <w:color w:val="1875C4"/>
-                <w:sz w:val="16"/>
+                <w:sz w:val="19"/>
               </w:rPr>
+              <w:t>1:05 PM–1:35 PM</w:t>
             </w:r>
           </w:p>
         </w:tc>
         <w:tc>
           <w:tcPr>
-            <w:tcW w:type="dxa" w:w="2028"/>
-            <w:vAlign w:val="center"/>
+            <w:tcW w:type="dxa" w:w="1152"/>
           </w:tcPr>
           <w:p>
-            <w:pPr>
-              <w:spacing w:after="40"/>
-            </w:pPr>
-            <w:r>
-              <w:t>Topic 3 + Labs 06–08: browser QA, MCP, skills, subagents and headless execution</w:t>
-            </w:r>
+            <w:r/>
             <w:r>
               <w:rPr>
-                <w:rFonts w:ascii="Arial" w:hAnsi="Arial"/>
-                <w:b w:val="0"/>
-                <w:sz w:val="16"/>
+                <w:sz w:val="19"/>
               </w:rPr>
+              <w:t>30 min</w:t>
             </w:r>
           </w:p>
         </w:tc>
         <w:tc>
           <w:tcPr>
-            <w:tcW w:type="dxa" w:w="2028"/>
-            <w:vAlign w:val="center"/>
+            <w:tcW w:type="dxa" w:w="3744"/>
           </w:tcPr>
           <w:p>
-            <w:pPr>
-              <w:spacing w:after="40"/>
-            </w:pPr>
-            <w:r>
-              <w:t>Mechanism dialogue + guided lab</w:t>
-            </w:r>
+            <w:r/>
             <w:r>
               <w:rPr>
-                <w:rFonts w:ascii="Arial" w:hAnsi="Arial"/>
-                <w:b w:val="0"/>
-                <w:sz w:val="16"/>
+                <w:sz w:val="19"/>
               </w:rPr>
+              <w:t>Lunch</w:t>
             </w:r>
           </w:p>
         </w:tc>
         <w:tc>
           <w:tcPr>
-            <w:tcW w:type="dxa" w:w="2028"/>
-            <w:vAlign w:val="center"/>
+            <w:tcW w:type="dxa" w:w="1512"/>
           </w:tcPr>
           <w:p>
-            <w:pPr>
-              <w:spacing w:after="40"/>
-            </w:pPr>
-            <w:r>
-              <w:t>Slides 111–162; Lab 06–08 folders</w:t>
-            </w:r>
+            <w:r/>
             <w:r>
               <w:rPr>
-                <w:rFonts w:ascii="Arial" w:hAnsi="Arial"/>
-                <w:b w:val="0"/>
-                <w:sz w:val="16"/>
+                <w:sz w:val="19"/>
               </w:rPr>
+              <w:t>—</w:t>
             </w:r>
           </w:p>
         </w:tc>
         <w:tc>
           <w:tcPr>
-            <w:tcW w:type="dxa" w:w="2028"/>
-            <w:vAlign w:val="center"/>
+            <w:tcW w:type="dxa" w:w="1296"/>
           </w:tcPr>
           <w:p>
-            <w:pPr>
-              <w:spacing w:after="40"/>
-            </w:pPr>
-            <w:r>
-              <w:t>Browser trace, reusable skill and JSONL contract</w:t>
-            </w:r>
+            <w:r/>
             <w:r>
               <w:rPr>
-                <w:rFonts w:ascii="Arial" w:hAnsi="Arial"/>
-                <w:b w:val="0"/>
-                <w:sz w:val="16"/>
+                <w:sz w:val="19"/>
               </w:rPr>
+              <w:t>—</w:t>
             </w:r>
           </w:p>
         </w:tc>
@@ -1589,107 +4071,71 @@
       <w:tr>
         <w:tc>
           <w:tcPr>
-            <w:tcW w:type="dxa" w:w="2028"/>
-            <w:vAlign w:val="center"/>
+            <w:tcW w:type="dxa" w:w="1944"/>
           </w:tcPr>
           <w:p>
-            <w:pPr>
-              <w:spacing w:after="40"/>
-            </w:pPr>
-            <w:r>
-              <w:t>14:00–15:30</w:t>
-            </w:r>
+            <w:r/>
             <w:r>
               <w:rPr>
-                <w:rFonts w:ascii="Arial" w:hAnsi="Arial"/>
-                <w:b/>
-                <w:color w:val="1875C4"/>
-                <w:sz w:val="16"/>
+                <w:sz w:val="19"/>
               </w:rPr>
+              <w:t>1:35 PM–1:55 PM</w:t>
             </w:r>
           </w:p>
         </w:tc>
         <w:tc>
           <w:tcPr>
-            <w:tcW w:type="dxa" w:w="2028"/>
-            <w:vAlign w:val="center"/>
+            <w:tcW w:type="dxa" w:w="1152"/>
           </w:tcPr>
           <w:p>
-            <w:pPr>
-              <w:spacing w:after="40"/>
-            </w:pPr>
-            <w:r>
-              <w:t>Topic 4 + Labs 09–10: golden tasks, comparative evaluation and governed adoption</w:t>
-            </w:r>
+            <w:r/>
             <w:r>
               <w:rPr>
-                <w:rFonts w:ascii="Arial" w:hAnsi="Arial"/>
-                <w:b w:val="0"/>
-                <w:sz w:val="16"/>
+                <w:sz w:val="19"/>
               </w:rPr>
+              <w:t>20 min</w:t>
             </w:r>
           </w:p>
         </w:tc>
         <w:tc>
           <w:tcPr>
-            <w:tcW w:type="dxa" w:w="2028"/>
-            <w:vAlign w:val="center"/>
+            <w:tcW w:type="dxa" w:w="3744"/>
           </w:tcPr>
           <w:p>
-            <w:pPr>
-              <w:spacing w:after="40"/>
-            </w:pPr>
-            <w:r>
-              <w:t>Evidence analysis + guided capstone</w:t>
-            </w:r>
+            <w:r/>
             <w:r>
               <w:rPr>
-                <w:rFonts w:ascii="Arial" w:hAnsi="Arial"/>
-                <w:b w:val="0"/>
-                <w:sz w:val="16"/>
+                <w:sz w:val="19"/>
               </w:rPr>
+              <w:t>Topic 5 — the funnel for a course business, marketing skills and image generation</w:t>
             </w:r>
           </w:p>
         </w:tc>
         <w:tc>
           <w:tcPr>
-            <w:tcW w:type="dxa" w:w="2028"/>
-            <w:vAlign w:val="center"/>
+            <w:tcW w:type="dxa" w:w="1512"/>
           </w:tcPr>
           <w:p>
-            <w:pPr>
-              <w:spacing w:after="40"/>
-            </w:pPr>
-            <w:r>
-              <w:t>Slides 163–211; Lab 09–10 folders</w:t>
-            </w:r>
+            <w:r/>
             <w:r>
               <w:rPr>
-                <w:rFonts w:ascii="Arial" w:hAnsi="Arial"/>
-                <w:b w:val="0"/>
-                <w:sz w:val="16"/>
+                <w:sz w:val="19"/>
               </w:rPr>
+              <w:t>Presentation</w:t>
             </w:r>
           </w:p>
         </w:tc>
         <w:tc>
           <w:tcPr>
-            <w:tcW w:type="dxa" w:w="2028"/>
-            <w:vAlign w:val="center"/>
+            <w:tcW w:type="dxa" w:w="1296"/>
           </w:tcPr>
           <w:p>
-            <w:pPr>
-              <w:spacing w:after="40"/>
-            </w:pPr>
-            <w:r>
-              <w:t>Evaluation report and bounded recommendation</w:t>
-            </w:r>
+            <w:r/>
             <w:r>
               <w:rPr>
-                <w:rFonts w:ascii="Arial" w:hAnsi="Arial"/>
-                <w:b w:val="0"/>
-                <w:sz w:val="16"/>
+                <w:sz w:val="19"/>
               </w:rPr>
+              <w:t>138–141</w:t>
             </w:r>
           </w:p>
         </w:tc>
@@ -1697,107 +4143,71 @@
       <w:tr>
         <w:tc>
           <w:tcPr>
-            <w:tcW w:type="dxa" w:w="2028"/>
-            <w:vAlign w:val="center"/>
+            <w:tcW w:type="dxa" w:w="1944"/>
           </w:tcPr>
           <w:p>
-            <w:pPr>
-              <w:spacing w:after="40"/>
-            </w:pPr>
-            <w:r>
-              <w:t>15:30–17:00</w:t>
-            </w:r>
+            <w:r/>
             <w:r>
               <w:rPr>
-                <w:rFonts w:ascii="Arial" w:hAnsi="Arial"/>
-                <w:b/>
-                <w:color w:val="1875C4"/>
-                <w:sz w:val="16"/>
+                <w:sz w:val="19"/>
               </w:rPr>
+              <w:t>1:55 PM–2:35 PM</w:t>
             </w:r>
           </w:p>
         </w:tc>
         <w:tc>
           <w:tcPr>
-            <w:tcW w:type="dxa" w:w="2028"/>
-            <w:vAlign w:val="center"/>
+            <w:tcW w:type="dxa" w:w="1152"/>
           </w:tcPr>
           <w:p>
-            <w:pPr>
-              <w:spacing w:after="40"/>
-            </w:pPr>
-            <w:r>
-              <w:t>Integrated capstone: inspect, plan, act, verify and correct</w:t>
-            </w:r>
+            <w:r/>
             <w:r>
               <w:rPr>
-                <w:rFonts w:ascii="Arial" w:hAnsi="Arial"/>
-                <w:b w:val="0"/>
-                <w:sz w:val="16"/>
+                <w:sz w:val="19"/>
               </w:rPr>
+              <w:t>40 min</w:t>
             </w:r>
           </w:p>
         </w:tc>
         <w:tc>
           <w:tcPr>
-            <w:tcW w:type="dxa" w:w="2028"/>
-            <w:vAlign w:val="center"/>
+            <w:tcW w:type="dxa" w:w="3744"/>
           </w:tcPr>
           <w:p>
-            <w:pPr>
-              <w:spacing w:after="40"/>
-            </w:pPr>
-            <w:r>
-              <w:t>Independent challenge + peer explanation</w:t>
-            </w:r>
+            <w:r/>
             <w:r>
               <w:rPr>
-                <w:rFonts w:ascii="Arial" w:hAnsi="Arial"/>
-                <w:b w:val="0"/>
-                <w:sz w:val="16"/>
+                <w:sz w:val="19"/>
               </w:rPr>
+              <w:t>Lab 16 — Brand kit, flyer and social cards</w:t>
             </w:r>
           </w:p>
         </w:tc>
         <w:tc>
           <w:tcPr>
-            <w:tcW w:type="dxa" w:w="2028"/>
-            <w:vAlign w:val="center"/>
+            <w:tcW w:type="dxa" w:w="1512"/>
           </w:tcPr>
           <w:p>
-            <w:pPr>
-              <w:spacing w:after="40"/>
-            </w:pPr>
-            <w:r>
-              <w:t>All lab evidence; Slides 212–215</w:t>
-            </w:r>
+            <w:r/>
             <w:r>
               <w:rPr>
-                <w:rFonts w:ascii="Arial" w:hAnsi="Arial"/>
-                <w:b w:val="0"/>
-                <w:sz w:val="16"/>
+                <w:sz w:val="19"/>
               </w:rPr>
+              <w:t>Hands-on lab</w:t>
             </w:r>
           </w:p>
         </w:tc>
         <w:tc>
           <w:tcPr>
-            <w:tcW w:type="dxa" w:w="2028"/>
-            <w:vAlign w:val="center"/>
+            <w:tcW w:type="dxa" w:w="1296"/>
           </w:tcPr>
           <w:p>
-            <w:pPr>
-              <w:spacing w:after="40"/>
-            </w:pPr>
-            <w:r>
-              <w:t>Working change, reviewable evidence pack and recovery path</w:t>
-            </w:r>
+            <w:r/>
             <w:r>
               <w:rPr>
-                <w:rFonts w:ascii="Arial" w:hAnsi="Arial"/>
-                <w:b w:val="0"/>
-                <w:sz w:val="16"/>
+                <w:sz w:val="19"/>
               </w:rPr>
+              <w:t>142–146</w:t>
             </w:r>
           </w:p>
         </w:tc>
@@ -1805,128 +4215,379 @@
       <w:tr>
         <w:tc>
           <w:tcPr>
-            <w:tcW w:type="dxa" w:w="2028"/>
-            <w:vAlign w:val="center"/>
+            <w:tcW w:type="dxa" w:w="1944"/>
           </w:tcPr>
           <w:p>
-            <w:pPr>
-              <w:spacing w:after="40"/>
-            </w:pPr>
-            <w:r>
-              <w:t>17:00–17:30</w:t>
-            </w:r>
+            <w:r/>
             <w:r>
               <w:rPr>
-                <w:rFonts w:ascii="Arial" w:hAnsi="Arial"/>
-                <w:b/>
-                <w:color w:val="1875C4"/>
-                <w:sz w:val="16"/>
+                <w:sz w:val="19"/>
               </w:rPr>
+              <w:t>2:35 PM–2:55 PM</w:t>
             </w:r>
           </w:p>
         </w:tc>
         <w:tc>
           <w:tcPr>
-            <w:tcW w:type="dxa" w:w="2028"/>
-            <w:vAlign w:val="center"/>
+            <w:tcW w:type="dxa" w:w="1152"/>
           </w:tcPr>
           <w:p>
-            <w:pPr>
-              <w:spacing w:after="40"/>
-            </w:pPr>
-            <w:r>
-              <w:t>Technical recap, transfer plan and course feedback</w:t>
-            </w:r>
+            <w:r/>
             <w:r>
               <w:rPr>
-                <w:rFonts w:ascii="Arial" w:hAnsi="Arial"/>
-                <w:b w:val="0"/>
-                <w:sz w:val="16"/>
+                <w:sz w:val="19"/>
               </w:rPr>
+              <w:t>20 min</w:t>
             </w:r>
           </w:p>
         </w:tc>
         <w:tc>
           <w:tcPr>
-            <w:tcW w:type="dxa" w:w="2028"/>
-            <w:vAlign w:val="center"/>
+            <w:tcW w:type="dxa" w:w="3744"/>
           </w:tcPr>
           <w:p>
-            <w:pPr>
-              <w:spacing w:after="40"/>
-            </w:pPr>
-            <w:r>
-              <w:t>Facilitated reflection</w:t>
-            </w:r>
+            <w:r/>
             <w:r>
               <w:rPr>
-                <w:rFonts w:ascii="Arial" w:hAnsi="Arial"/>
-                <w:b w:val="0"/>
-                <w:sz w:val="16"/>
+                <w:sz w:val="19"/>
               </w:rPr>
+              <w:t>Custom agents in Codex, the content studio, making the YouTube video</w:t>
             </w:r>
           </w:p>
         </w:tc>
         <w:tc>
           <w:tcPr>
-            <w:tcW w:type="dxa" w:w="2028"/>
-            <w:vAlign w:val="center"/>
+            <w:tcW w:type="dxa" w:w="1512"/>
           </w:tcPr>
           <w:p>
-            <w:pPr>
-              <w:spacing w:after="40"/>
-            </w:pPr>
-            <w:r>
-              <w:t>Learner Guide; feedback slide</w:t>
-            </w:r>
+            <w:r/>
             <w:r>
               <w:rPr>
-                <w:rFonts w:ascii="Arial" w:hAnsi="Arial"/>
-                <w:b w:val="0"/>
-                <w:sz w:val="16"/>
+                <w:sz w:val="19"/>
               </w:rPr>
+              <w:t>Presentation, live demo</w:t>
             </w:r>
           </w:p>
         </w:tc>
         <w:tc>
           <w:tcPr>
-            <w:tcW w:type="dxa" w:w="2028"/>
-            <w:vAlign w:val="center"/>
+            <w:tcW w:type="dxa" w:w="1296"/>
           </w:tcPr>
           <w:p>
-            <w:pPr>
-              <w:spacing w:after="40"/>
-            </w:pPr>
-            <w:r>
-              <w:t>Personal transfer commitment and improvement feedback</w:t>
-            </w:r>
+            <w:r/>
             <w:r>
               <w:rPr>
-                <w:rFonts w:ascii="Arial" w:hAnsi="Arial"/>
-                <w:b w:val="0"/>
-                <w:sz w:val="16"/>
+                <w:sz w:val="19"/>
               </w:rPr>
+              <w:t>147–149</w:t>
+            </w:r>
+          </w:p>
+        </w:tc>
+      </w:tr>
+      <w:tr>
+        <w:tc>
+          <w:tcPr>
+            <w:tcW w:type="dxa" w:w="1944"/>
+          </w:tcPr>
+          <w:p>
+            <w:r/>
+            <w:r>
+              <w:rPr>
+                <w:sz w:val="19"/>
+              </w:rPr>
+              <w:t>2:55 PM–3:50 PM</w:t>
+            </w:r>
+          </w:p>
+        </w:tc>
+        <w:tc>
+          <w:tcPr>
+            <w:tcW w:type="dxa" w:w="1152"/>
+          </w:tcPr>
+          <w:p>
+            <w:r/>
+            <w:r>
+              <w:rPr>
+                <w:sz w:val="19"/>
+              </w:rPr>
+              <w:t>55 min</w:t>
+            </w:r>
+          </w:p>
+        </w:tc>
+        <w:tc>
+          <w:tcPr>
+            <w:tcW w:type="dxa" w:w="3744"/>
+          </w:tcPr>
+          <w:p>
+            <w:r/>
+            <w:r>
+              <w:rPr>
+                <w:sz w:val="19"/>
+              </w:rPr>
+              <w:t>Lab 17 — A multi-agent content studio</w:t>
+            </w:r>
+          </w:p>
+        </w:tc>
+        <w:tc>
+          <w:tcPr>
+            <w:tcW w:type="dxa" w:w="1512"/>
+          </w:tcPr>
+          <w:p>
+            <w:r/>
+            <w:r>
+              <w:rPr>
+                <w:sz w:val="19"/>
+              </w:rPr>
+              <w:t>Hands-on lab</w:t>
+            </w:r>
+          </w:p>
+        </w:tc>
+        <w:tc>
+          <w:tcPr>
+            <w:tcW w:type="dxa" w:w="1296"/>
+          </w:tcPr>
+          <w:p>
+            <w:r/>
+            <w:r>
+              <w:rPr>
+                <w:sz w:val="19"/>
+              </w:rPr>
+              <w:t>150–154</w:t>
+            </w:r>
+          </w:p>
+        </w:tc>
+      </w:tr>
+      <w:tr>
+        <w:tc>
+          <w:tcPr>
+            <w:tcW w:type="dxa" w:w="1944"/>
+          </w:tcPr>
+          <w:p>
+            <w:r/>
+            <w:r>
+              <w:rPr>
+                <w:sz w:val="19"/>
+              </w:rPr>
+              <w:t>3:50 PM–3:55 PM</w:t>
+            </w:r>
+          </w:p>
+        </w:tc>
+        <w:tc>
+          <w:tcPr>
+            <w:tcW w:type="dxa" w:w="1152"/>
+          </w:tcPr>
+          <w:p>
+            <w:r/>
+            <w:r>
+              <w:rPr>
+                <w:sz w:val="19"/>
+              </w:rPr>
+              <w:t>5 min</w:t>
+            </w:r>
+          </w:p>
+        </w:tc>
+        <w:tc>
+          <w:tcPr>
+            <w:tcW w:type="dxa" w:w="3744"/>
+          </w:tcPr>
+          <w:p>
+            <w:r/>
+            <w:r>
+              <w:rPr>
+                <w:sz w:val="19"/>
+              </w:rPr>
+              <w:t>Leads, newsletters and consent</w:t>
+            </w:r>
+          </w:p>
+        </w:tc>
+        <w:tc>
+          <w:tcPr>
+            <w:tcW w:type="dxa" w:w="1512"/>
+          </w:tcPr>
+          <w:p>
+            <w:r/>
+            <w:r>
+              <w:rPr>
+                <w:sz w:val="19"/>
+              </w:rPr>
+              <w:t>Presentation</w:t>
+            </w:r>
+          </w:p>
+        </w:tc>
+        <w:tc>
+          <w:tcPr>
+            <w:tcW w:type="dxa" w:w="1296"/>
+          </w:tcPr>
+          <w:p>
+            <w:r/>
+            <w:r>
+              <w:rPr>
+                <w:sz w:val="19"/>
+              </w:rPr>
+              <w:t>155</w:t>
+            </w:r>
+          </w:p>
+        </w:tc>
+      </w:tr>
+      <w:tr>
+        <w:tc>
+          <w:tcPr>
+            <w:tcW w:type="dxa" w:w="1944"/>
+          </w:tcPr>
+          <w:p>
+            <w:r/>
+            <w:r>
+              <w:rPr>
+                <w:sz w:val="19"/>
+              </w:rPr>
+              <w:t>3:55 PM–4:45 PM</w:t>
+            </w:r>
+          </w:p>
+        </w:tc>
+        <w:tc>
+          <w:tcPr>
+            <w:tcW w:type="dxa" w:w="1152"/>
+          </w:tcPr>
+          <w:p>
+            <w:r/>
+            <w:r>
+              <w:rPr>
+                <w:sz w:val="19"/>
+              </w:rPr>
+              <w:t>50 min</w:t>
+            </w:r>
+          </w:p>
+        </w:tc>
+        <w:tc>
+          <w:tcPr>
+            <w:tcW w:type="dxa" w:w="3744"/>
+          </w:tcPr>
+          <w:p>
+            <w:r/>
+            <w:r>
+              <w:rPr>
+                <w:sz w:val="19"/>
+              </w:rPr>
+              <w:t>Lab 18 — Lead magnet, newsletter and the open-house campaign</w:t>
+            </w:r>
+          </w:p>
+        </w:tc>
+        <w:tc>
+          <w:tcPr>
+            <w:tcW w:type="dxa" w:w="1512"/>
+          </w:tcPr>
+          <w:p>
+            <w:r/>
+            <w:r>
+              <w:rPr>
+                <w:sz w:val="19"/>
+              </w:rPr>
+              <w:t>Hands-on lab</w:t>
+            </w:r>
+          </w:p>
+        </w:tc>
+        <w:tc>
+          <w:tcPr>
+            <w:tcW w:type="dxa" w:w="1296"/>
+          </w:tcPr>
+          <w:p>
+            <w:r/>
+            <w:r>
+              <w:rPr>
+                <w:sz w:val="19"/>
+              </w:rPr>
+              <w:t>156–160</w:t>
+            </w:r>
+          </w:p>
+        </w:tc>
+      </w:tr>
+      <w:tr>
+        <w:tc>
+          <w:tcPr>
+            <w:tcW w:type="dxa" w:w="1944"/>
+          </w:tcPr>
+          <w:p>
+            <w:r/>
+            <w:r>
+              <w:rPr>
+                <w:sz w:val="19"/>
+              </w:rPr>
+              <w:t>4:45 PM–5:30 PM</w:t>
+            </w:r>
+          </w:p>
+        </w:tc>
+        <w:tc>
+          <w:tcPr>
+            <w:tcW w:type="dxa" w:w="1152"/>
+          </w:tcPr>
+          <w:p>
+            <w:r/>
+            <w:r>
+              <w:rPr>
+                <w:sz w:val="19"/>
+              </w:rPr>
+              <w:t>45 min</w:t>
+            </w:r>
+          </w:p>
+        </w:tc>
+        <w:tc>
+          <w:tcPr>
+            <w:tcW w:type="dxa" w:w="3744"/>
+          </w:tcPr>
+          <w:p>
+            <w:r/>
+            <w:r>
+              <w:rPr>
+                <w:sz w:val="19"/>
+              </w:rPr>
+              <w:t>Course summary: why delegate to agents, how each feature is triggered, idea to operational; Q&amp;A and course feedback</w:t>
+            </w:r>
+          </w:p>
+        </w:tc>
+        <w:tc>
+          <w:tcPr>
+            <w:tcW w:type="dxa" w:w="1512"/>
+          </w:tcPr>
+          <w:p>
+            <w:r/>
+            <w:r>
+              <w:rPr>
+                <w:sz w:val="19"/>
+              </w:rPr>
+              <w:t>Discussion</w:t>
+            </w:r>
+          </w:p>
+        </w:tc>
+        <w:tc>
+          <w:tcPr>
+            <w:tcW w:type="dxa" w:w="1296"/>
+          </w:tcPr>
+          <w:p>
+            <w:r/>
+            <w:r>
+              <w:rPr>
+                <w:sz w:val="19"/>
+              </w:rPr>
+              <w:t>161–165</w:t>
             </w:r>
           </w:p>
         </w:tc>
       </w:tr>
     </w:tbl>
     <w:p/>
-    <w:p/>
     <w:p>
       <w:pPr>
         <w:pStyle w:val="Heading1"/>
       </w:pPr>
       <w:r>
-        <w:t>5. Trainer Preparation Checklist</w:t>
+        <w:t>Topic-by-topic Breakdown</w:t>
       </w:r>
     </w:p>
     <w:p>
       <w:pPr>
-        <w:pStyle w:val="ListBullet"/>
-      </w:pPr>
-      <w:r>
-        <w:t>Confirm the course identity, version and 215-slide deck before class.</w:t>
+        <w:pStyle w:val="Heading2"/>
+      </w:pPr>
+      <w:r>
+        <w:t>Topic 1 — Fundamentals: Chat, Work and Codex · Slides 11–51</w:t>
       </w:r>
     </w:p>
     <w:p>
@@ -1934,7 +4595,10 @@
         <w:pStyle w:val="ListBullet"/>
       </w:pPr>
       <w:r>
-        <w:t>Verify that every lab folder contains README/PDF, AGENTS.md, prompt, starter, solution, verifier and evidence checklist/PDF.</w:t>
+        <w:rPr>
+          <w:b w:val="0"/>
+        </w:rPr>
+        <w:t>How AI engineering got here, and why the harness matters</w:t>
       </w:r>
     </w:p>
     <w:p>
@@ -1942,7 +4606,10 @@
         <w:pStyle w:val="ListBullet"/>
       </w:pPr>
       <w:r>
-        <w:t>Use a learner-safe Codex environment; keep external, destructive and repository-publishing actions out of scope.</w:t>
+        <w:rPr>
+          <w:b w:val="0"/>
+        </w:rPr>
+        <w:t>OpenAI's products, the GPT-6 models and the desktop app</w:t>
       </w:r>
     </w:p>
     <w:p>
@@ -1950,15 +4617,29 @@
         <w:pStyle w:val="ListBullet"/>
       </w:pPr>
       <w:r>
-        <w:t>Test repository, Codex and browser access without exposing credentials on projected screens.</w:t>
+        <w:rPr>
+          <w:b w:val="0"/>
+        </w:rPr>
+        <w:t>Validate the idea: Chat, Work research and Sites</w:t>
       </w:r>
     </w:p>
     <w:p>
       <w:pPr>
-        <w:pStyle w:val="Heading1"/>
-      </w:pPr>
-      <w:r>
-        <w:t>6. References</w:t>
+        <w:pStyle w:val="ListBullet"/>
+      </w:pPr>
+      <w:r>
+        <w:rPr>
+          <w:b w:val="0"/>
+        </w:rPr>
+        <w:t>Build the site with Codex, add sign-ups, publish it</w:t>
+      </w:r>
+    </w:p>
+    <w:p>
+      <w:pPr>
+        <w:pStyle w:val="Heading3"/>
+      </w:pPr>
+      <w:r>
+        <w:t>Lab 1 — Validate the Idea with Chat and Work · Slides 23–29</w:t>
       </w:r>
     </w:p>
     <w:p>
@@ -1969,9 +4650,14 @@
         <w:rPr>
           <w:b/>
         </w:rPr>
-        <w:t>Official course page: https://www.tertiarycourses.com.sg/agentic-ai-applications-with-codex.html — course identity, duration, learning outcomes and delivery context</w:t>
-      </w:r>
-      <w:r/>
+        <w:t>Surface:</w:t>
+      </w:r>
+      <w:r>
+        <w:rPr>
+          <w:b w:val="0"/>
+        </w:rPr>
+        <w:t xml:space="preserve"> Chat → ChatGPT Work → @Sites</w:t>
+      </w:r>
     </w:p>
     <w:p>
       <w:pPr>
@@ -1981,10 +4667,12 @@
         <w:rPr>
           <w:b/>
         </w:rPr>
-        <w:t xml:space="preserve">OpenAI Codex learning hub: </w:t>
-      </w:r>
-      <w:r>
-        <w:t>https://developers.openai.com/learn/codex — current Codex workflows, guides and reference entry points</w:t>
+        <w:t>Time: 25 minutes (Day 1)</w:t>
+      </w:r>
+      <w:r>
+        <w:rPr>
+          <w:b w:val="0"/>
+        </w:rPr>
       </w:r>
     </w:p>
     <w:p>
@@ -1995,10 +4683,13 @@
         <w:rPr>
           <w:b/>
         </w:rPr>
-        <w:t xml:space="preserve">Codex cloud documentation: </w:t>
-      </w:r>
-      <w:r>
-        <w:t>https://learn.chatgpt.com/docs/cloud — cloud environments, parallel tasks and review workflow</w:t>
+        <w:t>Features practised:</w:t>
+      </w:r>
+      <w:r>
+        <w:rPr>
+          <w:b w:val="0"/>
+        </w:rPr>
+        <w:t xml:space="preserve"> Chat brainstorm · Work research with plan review · @Sites HTML report</w:t>
       </w:r>
     </w:p>
     <w:p>
@@ -2009,10 +4700,13 @@
         <w:rPr>
           <w:b/>
         </w:rPr>
-        <w:t xml:space="preserve">OpenAI Academy: Codex: </w:t>
-      </w:r>
-      <w:r>
-        <w:t>https://openai.com/academy/codex/ — official learning resources and demonstrations</w:t>
+        <w:t>Output:</w:t>
+      </w:r>
+      <w:r>
+        <w:rPr>
+          <w:b w:val="0"/>
+        </w:rPr>
+        <w:t xml:space="preserve"> A private HTML market report on Sites, and market-brief.md for Codex</w:t>
       </w:r>
     </w:p>
     <w:p>
@@ -2023,10 +4717,13 @@
         <w:rPr>
           <w:b/>
         </w:rPr>
-        <w:t xml:space="preserve">OpenAI Codex product: </w:t>
-      </w:r>
-      <w:r>
-        <w:t>https://openai.com/codex/ — Codex product surfaces and capabilities</w:t>
+        <w:t>Evidence:</w:t>
+      </w:r>
+      <w:r>
+        <w:rPr>
+          <w:b w:val="0"/>
+        </w:rPr>
+        <w:t xml:space="preserve"> Chat returned five research questions you used in Prompt B. market-brief.md is saved in your cook-and-bake folder.</w:t>
       </w:r>
     </w:p>
     <w:p>
@@ -2037,10 +4734,21 @@
         <w:rPr>
           <w:b/>
         </w:rPr>
-        <w:t xml:space="preserve">OpenAI Codex repository: </w:t>
-      </w:r>
-      <w:r>
-        <w:t>https://github.com/openai/codex — CLI installation, repository guidance and source reference</w:t>
+        <w:t>Lab folder:</w:t>
+      </w:r>
+      <w:r>
+        <w:rPr>
+          <w:b w:val="0"/>
+        </w:rPr>
+        <w:t xml:space="preserve"> labs/lab-01-validate-the-idea/</w:t>
+      </w:r>
+    </w:p>
+    <w:p>
+      <w:pPr>
+        <w:pStyle w:val="Heading3"/>
+      </w:pPr>
+      <w:r>
+        <w:t>Lab 2 — Plan and Build the Site with /plan · Slides 34–37</w:t>
       </w:r>
     </w:p>
     <w:p>
@@ -2051,10 +4759,13 @@
         <w:rPr>
           <w:b/>
         </w:rPr>
-        <w:t xml:space="preserve">AIFLOXIUM Codex guide: </w:t>
-      </w:r>
-      <w:r>
-        <w:t>https://www.aifloxium.online/blog/openai-codex-tutorial-complete-guide-2026 — supplementary workflow coverage</w:t>
+        <w:t>Surface:</w:t>
+      </w:r>
+      <w:r>
+        <w:rPr>
+          <w:b w:val="0"/>
+        </w:rPr>
+        <w:t xml:space="preserve"> Codex</w:t>
       </w:r>
     </w:p>
     <w:p>
@@ -2065,10 +4776,12 @@
         <w:rPr>
           <w:b/>
         </w:rPr>
-        <w:t xml:space="preserve">QCode Codex IDE guide: </w:t>
-      </w:r>
-      <w:r>
-        <w:t>https://docs.qcode.cc/en/docs/ide/codex — supplementary IDE integration perspective</w:t>
+        <w:t>Time: 30 minutes (Day 1)</w:t>
+      </w:r>
+      <w:r>
+        <w:rPr>
+          <w:b w:val="0"/>
+        </w:rPr>
       </w:r>
     </w:p>
     <w:p>
@@ -2079,10 +4792,13 @@
         <w:rPr>
           <w:b/>
         </w:rPr>
-        <w:t xml:space="preserve">DataCamp Codex tutorial: </w:t>
-      </w:r>
-      <w:r>
-        <w:t>https://www.datacamp.com/tutorial/openai-codex — supplementary cloud-task examples</w:t>
+        <w:t>Features practised:</w:t>
+      </w:r>
+      <w:r>
+        <w:rPr>
+          <w:b w:val="0"/>
+        </w:rPr>
+        <w:t xml:space="preserve"> Add a folder · GPT-6 Sol · /plan · the 7-step workflow</w:t>
       </w:r>
     </w:p>
     <w:p>
@@ -2093,10 +4809,13 @@
         <w:rPr>
           <w:b/>
         </w:rPr>
-        <w:t xml:space="preserve">YouMind Codex tutorial: </w:t>
-      </w:r>
-      <w:r>
-        <w:t>https://youmind.com/landing/x-viral-articles/master-codex-ai-features-tutorial — supplementary feature overview</w:t>
+        <w:t>Output:</w:t>
+      </w:r>
+      <w:r>
+        <w:rPr>
+          <w:b w:val="0"/>
+        </w:rPr>
+        <w:t xml:space="preserve"> A running site: hero with photos, 20 course cards, filters, search, campuses</w:t>
       </w:r>
     </w:p>
     <w:p>
@@ -2107,10 +4826,13 @@
         <w:rPr>
           <w:b/>
         </w:rPr>
-        <w:t xml:space="preserve">AirMore Codex beginners review: </w:t>
-      </w:r>
-      <w:r>
-        <w:t>https://airmore.ai/ai-review/codex-tutorial-beginners — supplementary beginner perspective</w:t>
+        <w:t>Evidence:</w:t>
+      </w:r>
+      <w:r>
+        <w:rPr>
+          <w:b w:val="0"/>
+        </w:rPr>
+        <w:t xml:space="preserve"> Plan mode showed numbered steps AND questions before any edit. No horizontal scroll at 375px wide.</w:t>
       </w:r>
     </w:p>
     <w:p>
@@ -2121,10 +4843,21 @@
         <w:rPr>
           <w:b/>
         </w:rPr>
-        <w:t xml:space="preserve">Gauraw Codex tutorial: </w:t>
-      </w:r>
-      <w:r>
-        <w:t>https://www.gauraw.com/openai-codex-tutorial/ — supplementary workflow and troubleshooting coverage</w:t>
+        <w:t>Lab folder:</w:t>
+      </w:r>
+      <w:r>
+        <w:rPr>
+          <w:b w:val="0"/>
+        </w:rPr>
+        <w:t xml:space="preserve"> labs/lab-02-plan-and-build-the-site/</w:t>
+      </w:r>
+    </w:p>
+    <w:p>
+      <w:pPr>
+        <w:pStyle w:val="Heading3"/>
+      </w:pPr>
+      <w:r>
+        <w:t>Lab 3 — Project Rules and a Sign-up Form for Every Course · Slides 41–44</w:t>
       </w:r>
     </w:p>
     <w:p>
@@ -2135,17 +4868,2009 @@
         <w:rPr>
           <w:b/>
         </w:rPr>
-        <w:t xml:space="preserve">DeepWiki Codex interfaces: </w:t>
-      </w:r>
-      <w:r>
-        <w:t>https://deepwiki.com/openai/codex/4-user-interfaces — supplementary interface taxonomy</w:t>
+        <w:t>Surface:</w:t>
+      </w:r>
+      <w:r>
+        <w:rPr>
+          <w:b w:val="0"/>
+        </w:rPr>
+        <w:t xml:space="preserve"> Codex</w:t>
+      </w:r>
+    </w:p>
+    <w:p>
+      <w:pPr>
+        <w:pStyle w:val="ListBullet"/>
+      </w:pPr>
+      <w:r>
+        <w:rPr>
+          <w:b/>
+        </w:rPr>
+        <w:t>Time: 30 minutes (Day 1)</w:t>
+      </w:r>
+      <w:r>
+        <w:rPr>
+          <w:b w:val="0"/>
+        </w:rPr>
+      </w:r>
+    </w:p>
+    <w:p>
+      <w:pPr>
+        <w:pStyle w:val="ListBullet"/>
+      </w:pPr>
+      <w:r>
+        <w:rPr>
+          <w:b/>
+        </w:rPr>
+        <w:t>Features practised:</w:t>
+      </w:r>
+      <w:r>
+        <w:rPr>
+          <w:b w:val="0"/>
+        </w:rPr>
+        <w:t xml:space="preserve"> /init · AGENTS.md · static-site forms · consent</w:t>
+      </w:r>
+    </w:p>
+    <w:p>
+      <w:pPr>
+        <w:pStyle w:val="ListBullet"/>
+      </w:pPr>
+      <w:r>
+        <w:rPr>
+          <w:b/>
+        </w:rPr>
+        <w:t>Output:</w:t>
+      </w:r>
+      <w:r>
+        <w:rPr>
+          <w:b w:val="0"/>
+        </w:rPr>
+        <w:t xml:space="preserve"> AGENTS.md, a validated sign-up form on every card, and a staff CSV export</w:t>
+      </w:r>
+    </w:p>
+    <w:p>
+      <w:pPr>
+        <w:pStyle w:val="ListBullet"/>
+      </w:pPr>
+      <w:r>
+        <w:rPr>
+          <w:b/>
+        </w:rPr>
+        <w:t>Evidence:</w:t>
+      </w:r>
+      <w:r>
+        <w:rPr>
+          <w:b w:val="0"/>
+        </w:rPr>
+        <w:t xml:space="preserve"> AGENTS.md has the four sections and is under 60 lines. admin.html exports a CSV with the 12 columns in the spec.</w:t>
+      </w:r>
+    </w:p>
+    <w:p>
+      <w:pPr>
+        <w:pStyle w:val="ListBullet"/>
+      </w:pPr>
+      <w:r>
+        <w:rPr>
+          <w:b/>
+        </w:rPr>
+        <w:t>Lab folder:</w:t>
+      </w:r>
+      <w:r>
+        <w:rPr>
+          <w:b w:val="0"/>
+        </w:rPr>
+        <w:t xml:space="preserve"> labs/lab-03-rules-and-signup-forms/</w:t>
+      </w:r>
+    </w:p>
+    <w:p>
+      <w:pPr>
+        <w:pStyle w:val="Heading3"/>
+      </w:pPr>
+      <w:r>
+        <w:t>Lab 4 — Publish the Site: GitHub Pages and Sites · Slides 46–50</w:t>
+      </w:r>
+    </w:p>
+    <w:p>
+      <w:pPr>
+        <w:pStyle w:val="ListBullet"/>
+      </w:pPr>
+      <w:r>
+        <w:rPr>
+          <w:b/>
+        </w:rPr>
+        <w:t>Surface:</w:t>
+      </w:r>
+      <w:r>
+        <w:rPr>
+          <w:b w:val="0"/>
+        </w:rPr>
+        <w:t xml:space="preserve"> Codex → GitHub Pages → @Sites</w:t>
+      </w:r>
+    </w:p>
+    <w:p>
+      <w:pPr>
+        <w:pStyle w:val="ListBullet"/>
+      </w:pPr>
+      <w:r>
+        <w:rPr>
+          <w:b/>
+        </w:rPr>
+        <w:t>Time: 25 minutes (Day 1)</w:t>
+      </w:r>
+      <w:r>
+        <w:rPr>
+          <w:b w:val="0"/>
+        </w:rPr>
+      </w:r>
+    </w:p>
+    <w:p>
+      <w:pPr>
+        <w:pStyle w:val="ListBullet"/>
+      </w:pPr>
+      <w:r>
+        <w:rPr>
+          <w:b/>
+        </w:rPr>
+        <w:t>Features practised:</w:t>
+      </w:r>
+      <w:r>
+        <w:rPr>
+          <w:b w:val="0"/>
+        </w:rPr>
+        <w:t xml:space="preserve"> git · GitHub Actions · GitHub Pages · @Sites access control</w:t>
+      </w:r>
+    </w:p>
+    <w:p>
+      <w:pPr>
+        <w:pStyle w:val="ListBullet"/>
+      </w:pPr>
+      <w:r>
+        <w:rPr>
+          <w:b/>
+        </w:rPr>
+        <w:t>Output:</w:t>
+      </w:r>
+      <w:r>
+        <w:rPr>
+          <w:b w:val="0"/>
+        </w:rPr>
+        <w:t xml:space="preserve"> A public GitHub Pages site for customers and a private Sites copy for investors</w:t>
+      </w:r>
+    </w:p>
+    <w:p>
+      <w:pPr>
+        <w:pStyle w:val="ListBullet"/>
+      </w:pPr>
+      <w:r>
+        <w:rPr>
+          <w:b/>
+        </w:rPr>
+        <w:t>Evidence:</w:t>
+      </w:r>
+      <w:r>
+        <w:rPr>
+          <w:b w:val="0"/>
+        </w:rPr>
+        <w:t xml:space="preserve"> Codex listed the files and none is a secret or an export. You can say which URL is for customers and which for investors.</w:t>
+      </w:r>
+    </w:p>
+    <w:p>
+      <w:pPr>
+        <w:pStyle w:val="ListBullet"/>
+      </w:pPr>
+      <w:r>
+        <w:rPr>
+          <w:b/>
+        </w:rPr>
+        <w:t>Lab folder:</w:t>
+      </w:r>
+      <w:r>
+        <w:rPr>
+          <w:b w:val="0"/>
+        </w:rPr>
+        <w:t xml:space="preserve"> labs/lab-04-publish-the-site/</w:t>
+      </w:r>
+    </w:p>
+    <w:p>
+      <w:pPr>
+        <w:pStyle w:val="Heading2"/>
+      </w:pPr>
+      <w:r>
+        <w:t>Topic 2 — Tools and the SQLite RAG Assistant · Slides 52–81</w:t>
+      </w:r>
+    </w:p>
+    <w:p>
+      <w:pPr>
+        <w:pStyle w:val="ListBullet"/>
+      </w:pPr>
+      <w:r>
+        <w:rPr>
+          <w:b w:val="0"/>
+        </w:rPr>
+        <w:t>Codex commands, /goal and tools</w:t>
+      </w:r>
+    </w:p>
+    <w:p>
+      <w:pPr>
+        <w:pStyle w:val="ListBullet"/>
+      </w:pPr>
+      <w:r>
+        <w:rPr>
+          <w:b w:val="0"/>
+        </w:rPr>
+        <w:t>RAG: answering from your own documents</w:t>
+      </w:r>
+    </w:p>
+    <w:p>
+      <w:pPr>
+        <w:pStyle w:val="ListBullet"/>
+      </w:pPr>
+      <w:r>
+        <w:rPr>
+          <w:b w:val="0"/>
+        </w:rPr>
+        <w:t>A SQLite knowledge base that runs in the browser</w:t>
+      </w:r>
+    </w:p>
+    <w:p>
+      <w:pPr>
+        <w:pStyle w:val="ListBullet"/>
+      </w:pPr>
+      <w:r>
+        <w:rPr>
+          <w:b w:val="0"/>
+        </w:rPr>
+        <w:t>ChatGPT mode, red-teaming and Computer Use QA</w:t>
+      </w:r>
+    </w:p>
+    <w:p>
+      <w:pPr>
+        <w:pStyle w:val="Heading3"/>
+      </w:pPr>
+      <w:r>
+        <w:t>Lab 5 — Turn the Brochures into a SQLite Knowledge Base · Slides 59–62</w:t>
+      </w:r>
+    </w:p>
+    <w:p>
+      <w:pPr>
+        <w:pStyle w:val="ListBullet"/>
+      </w:pPr>
+      <w:r>
+        <w:rPr>
+          <w:b/>
+        </w:rPr>
+        <w:t>Surface:</w:t>
+      </w:r>
+      <w:r>
+        <w:rPr>
+          <w:b w:val="0"/>
+        </w:rPr>
+        <w:t xml:space="preserve"> Codex</w:t>
+      </w:r>
+    </w:p>
+    <w:p>
+      <w:pPr>
+        <w:pStyle w:val="ListBullet"/>
+      </w:pPr>
+      <w:r>
+        <w:rPr>
+          <w:b/>
+        </w:rPr>
+        <w:t>Time: 25 minutes (Day 1)</w:t>
+      </w:r>
+      <w:r>
+        <w:rPr>
+          <w:b w:val="0"/>
+        </w:rPr>
+      </w:r>
+    </w:p>
+    <w:p>
+      <w:pPr>
+        <w:pStyle w:val="ListBullet"/>
+      </w:pPr>
+      <w:r>
+        <w:rPr>
+          <w:b/>
+        </w:rPr>
+        <w:t>Features practised:</w:t>
+      </w:r>
+      <w:r>
+        <w:rPr>
+          <w:b w:val="0"/>
+        </w:rPr>
+        <w:t xml:space="preserve"> SQLite FTS5 · official SQLite WASM · nested AGENTS.md</w:t>
+      </w:r>
+    </w:p>
+    <w:p>
+      <w:pPr>
+        <w:pStyle w:val="ListBullet"/>
+      </w:pPr>
+      <w:r>
+        <w:rPr>
+          <w:b/>
+        </w:rPr>
+        <w:t>Output:</w:t>
+      </w:r>
+      <w:r>
+        <w:rPr>
+          <w:b w:val="0"/>
+        </w:rPr>
+        <w:t xml:space="preserve"> data/academy.db — 140 searchable chunks and a courses table</w:t>
+      </w:r>
+    </w:p>
+    <w:p>
+      <w:pPr>
+        <w:pStyle w:val="ListBullet"/>
+      </w:pPr>
+      <w:r>
+        <w:rPr>
+          <w:b/>
+        </w:rPr>
+        <w:t>Evidence:</w:t>
+      </w:r>
+      <w:r>
+        <w:rPr>
+          <w:b w:val="0"/>
+        </w:rPr>
+        <w:t xml:space="preserve"> data/academy.db exists (about 150 KB). Running the build twice gives the same counts.</w:t>
+      </w:r>
+    </w:p>
+    <w:p>
+      <w:pPr>
+        <w:pStyle w:val="ListBullet"/>
+      </w:pPr>
+      <w:r>
+        <w:rPr>
+          <w:b/>
+        </w:rPr>
+        <w:t>Lab folder:</w:t>
+      </w:r>
+      <w:r>
+        <w:rPr>
+          <w:b w:val="0"/>
+        </w:rPr>
+        <w:t xml:space="preserve"> labs/lab-05-sqlite-knowledge-base/</w:t>
+      </w:r>
+    </w:p>
+    <w:p>
+      <w:pPr>
+        <w:pStyle w:val="Heading3"/>
+      </w:pPr>
+      <w:r>
+        <w:t>Lab 6 — Build the Course Assistant and Drive It with /goal · Slides 64–68</w:t>
+      </w:r>
+    </w:p>
+    <w:p>
+      <w:pPr>
+        <w:pStyle w:val="ListBullet"/>
+      </w:pPr>
+      <w:r>
+        <w:rPr>
+          <w:b/>
+        </w:rPr>
+        <w:t>Surface:</w:t>
+      </w:r>
+      <w:r>
+        <w:rPr>
+          <w:b w:val="0"/>
+        </w:rPr>
+        <w:t xml:space="preserve"> Codex</w:t>
+      </w:r>
+    </w:p>
+    <w:p>
+      <w:pPr>
+        <w:pStyle w:val="ListBullet"/>
+      </w:pPr>
+      <w:r>
+        <w:rPr>
+          <w:b/>
+        </w:rPr>
+        <w:t>Time: 30 minutes (Day 1)</w:t>
+      </w:r>
+      <w:r>
+        <w:rPr>
+          <w:b w:val="0"/>
+        </w:rPr>
+      </w:r>
+    </w:p>
+    <w:p>
+      <w:pPr>
+        <w:pStyle w:val="ListBullet"/>
+      </w:pPr>
+      <w:r>
+        <w:rPr>
+          <w:b/>
+        </w:rPr>
+        <w:t>Features practised:</w:t>
+      </w:r>
+      <w:r>
+        <w:rPr>
+          <w:b w:val="0"/>
+        </w:rPr>
+        <w:t xml:space="preserve"> In-browser RAG · golden-question evaluation · /goal</w:t>
+      </w:r>
+    </w:p>
+    <w:p>
+      <w:pPr>
+        <w:pStyle w:val="ListBullet"/>
+      </w:pPr>
+      <w:r>
+        <w:rPr>
+          <w:b/>
+        </w:rPr>
+        <w:t>Output:</w:t>
+      </w:r>
+      <w:r>
+        <w:rPr>
+          <w:b w:val="0"/>
+        </w:rPr>
+        <w:t xml:space="preserve"> A working course assistant that passes 30/30 golden questions</w:t>
+      </w:r>
+    </w:p>
+    <w:p>
+      <w:pPr>
+        <w:pStyle w:val="ListBullet"/>
+      </w:pPr>
+      <w:r>
+        <w:rPr>
+          <w:b/>
+        </w:rPr>
+        <w:t>Evidence:</w:t>
+      </w:r>
+      <w:r>
+        <w:rPr>
+          <w:b w:val="0"/>
+        </w:rPr>
+        <w:t xml:space="preserve"> The assistant runs in the browser with no server code. "What is the cheapest course?" answers CUL-210, S$160.</w:t>
+      </w:r>
+    </w:p>
+    <w:p>
+      <w:pPr>
+        <w:pStyle w:val="ListBullet"/>
+      </w:pPr>
+      <w:r>
+        <w:rPr>
+          <w:b/>
+        </w:rPr>
+        <w:t>Lab folder:</w:t>
+      </w:r>
+      <w:r>
+        <w:rPr>
+          <w:b w:val="0"/>
+        </w:rPr>
+        <w:t xml:space="preserve"> labs/lab-06-course-assistant-and-goal/</w:t>
+      </w:r>
+    </w:p>
+    <w:p>
+      <w:pPr>
+        <w:pStyle w:val="Heading3"/>
+      </w:pPr>
+      <w:r>
+        <w:t>Lab 7 — Add ChatGPT Mode, Then Try to Break It · Slides 72–75</w:t>
+      </w:r>
+    </w:p>
+    <w:p>
+      <w:pPr>
+        <w:pStyle w:val="ListBullet"/>
+      </w:pPr>
+      <w:r>
+        <w:rPr>
+          <w:b/>
+        </w:rPr>
+        <w:t>Surface:</w:t>
+      </w:r>
+      <w:r>
+        <w:rPr>
+          <w:b w:val="0"/>
+        </w:rPr>
+        <w:t xml:space="preserve"> Codex</w:t>
+      </w:r>
+    </w:p>
+    <w:p>
+      <w:pPr>
+        <w:pStyle w:val="ListBullet"/>
+      </w:pPr>
+      <w:r>
+        <w:rPr>
+          <w:b/>
+        </w:rPr>
+        <w:t>Time: 25 minutes (Day 1)</w:t>
+      </w:r>
+      <w:r>
+        <w:rPr>
+          <w:b w:val="0"/>
+        </w:rPr>
+      </w:r>
+    </w:p>
+    <w:p>
+      <w:pPr>
+        <w:pStyle w:val="ListBullet"/>
+      </w:pPr>
+      <w:r>
+        <w:rPr>
+          <w:b/>
+        </w:rPr>
+        <w:t>Features practised:</w:t>
+      </w:r>
+      <w:r>
+        <w:rPr>
+          <w:b w:val="0"/>
+        </w:rPr>
+        <w:t xml:space="preserve"> OpenAI Responses API · gpt-6-luna · grounded prompt · prompt injection</w:t>
+      </w:r>
+    </w:p>
+    <w:p>
+      <w:pPr>
+        <w:pStyle w:val="ListBullet"/>
+      </w:pPr>
+      <w:r>
+        <w:rPr>
+          <w:b/>
+        </w:rPr>
+        <w:t>Output:</w:t>
+      </w:r>
+      <w:r>
+        <w:rPr>
+          <w:b w:val="0"/>
+        </w:rPr>
+        <w:t xml:space="preserve"> A two-mode assistant that stays grounded under attack</w:t>
+      </w:r>
+    </w:p>
+    <w:p>
+      <w:pPr>
+        <w:pStyle w:val="ListBullet"/>
+      </w:pPr>
+      <w:r>
+        <w:rPr>
+          <w:b/>
+        </w:rPr>
+        <w:t>Evidence:</w:t>
+      </w:r>
+      <w:r>
+        <w:rPr>
+          <w:b w:val="0"/>
+        </w:rPr>
+        <w:t xml:space="preserve"> git grep "sk-" finds no key anywhere in the repo. A bad key falls back to search mode with a message.</w:t>
+      </w:r>
+    </w:p>
+    <w:p>
+      <w:pPr>
+        <w:pStyle w:val="ListBullet"/>
+      </w:pPr>
+      <w:r>
+        <w:rPr>
+          <w:b/>
+        </w:rPr>
+        <w:t>Lab folder:</w:t>
+      </w:r>
+      <w:r>
+        <w:rPr>
+          <w:b w:val="0"/>
+        </w:rPr>
+        <w:t xml:space="preserve"> labs/lab-07-chatgpt-mode-and-red-team/</w:t>
+      </w:r>
+    </w:p>
+    <w:p>
+      <w:pPr>
+        <w:pStyle w:val="Heading3"/>
+      </w:pPr>
+      <w:r>
+        <w:t>Lab 8 — QA the Whole Site with @Computer Use · Slides 77–80</w:t>
+      </w:r>
+    </w:p>
+    <w:p>
+      <w:pPr>
+        <w:pStyle w:val="ListBullet"/>
+      </w:pPr>
+      <w:r>
+        <w:rPr>
+          <w:b/>
+        </w:rPr>
+        <w:t>Surface:</w:t>
+      </w:r>
+      <w:r>
+        <w:rPr>
+          <w:b w:val="0"/>
+        </w:rPr>
+        <w:t xml:space="preserve"> Codex + Computer Use</w:t>
+      </w:r>
+    </w:p>
+    <w:p>
+      <w:pPr>
+        <w:pStyle w:val="ListBullet"/>
+      </w:pPr>
+      <w:r>
+        <w:rPr>
+          <w:b/>
+        </w:rPr>
+        <w:t>Time: 25 minutes (Day 1)</w:t>
+      </w:r>
+      <w:r>
+        <w:rPr>
+          <w:b w:val="0"/>
+        </w:rPr>
+      </w:r>
+    </w:p>
+    <w:p>
+      <w:pPr>
+        <w:pStyle w:val="ListBullet"/>
+      </w:pPr>
+      <w:r>
+        <w:rPr>
+          <w:b/>
+        </w:rPr>
+        <w:t>Features practised:</w:t>
+      </w:r>
+      <w:r>
+        <w:rPr>
+          <w:b w:val="0"/>
+        </w:rPr>
+        <w:t xml:space="preserve"> @Computer Use · evidence-based QA</w:t>
+      </w:r>
+    </w:p>
+    <w:p>
+      <w:pPr>
+        <w:pStyle w:val="ListBullet"/>
+      </w:pPr>
+      <w:r>
+        <w:rPr>
+          <w:b/>
+        </w:rPr>
+        <w:t>Output:</w:t>
+      </w:r>
+      <w:r>
+        <w:rPr>
+          <w:b w:val="0"/>
+        </w:rPr>
+        <w:t xml:space="preserve"> A ranked defect table with screenshots, and one verified fix</w:t>
+      </w:r>
+    </w:p>
+    <w:p>
+      <w:pPr>
+        <w:pStyle w:val="ListBullet"/>
+      </w:pPr>
+      <w:r>
+        <w:rPr>
+          <w:b/>
+        </w:rPr>
+        <w:t>Evidence:</w:t>
+      </w:r>
+      <w:r>
+        <w:rPr>
+          <w:b w:val="0"/>
+        </w:rPr>
+        <w:t xml:space="preserve"> Computer Use drove a real browser through the whole script. The top defect is fixed and the retest confirms it.</w:t>
+      </w:r>
+    </w:p>
+    <w:p>
+      <w:pPr>
+        <w:pStyle w:val="ListBullet"/>
+      </w:pPr>
+      <w:r>
+        <w:rPr>
+          <w:b/>
+        </w:rPr>
+        <w:t>Lab folder:</w:t>
+      </w:r>
+      <w:r>
+        <w:rPr>
+          <w:b w:val="0"/>
+        </w:rPr>
+        <w:t xml:space="preserve"> labs/lab-08-qa-with-computer-use/</w:t>
+      </w:r>
+    </w:p>
+    <w:p>
+      <w:pPr>
+        <w:pStyle w:val="Heading2"/>
+      </w:pPr>
+      <w:r>
+        <w:t>Topic 3 — Skills and Hooks · Slides 82–111</w:t>
+      </w:r>
+    </w:p>
+    <w:p>
+      <w:pPr>
+        <w:pStyle w:val="ListBullet"/>
+      </w:pPr>
+      <w:r>
+        <w:rPr>
+          <w:b w:val="0"/>
+        </w:rPr>
+        <w:t>Skills: packaged expertise, from skills.sh or your own</w:t>
+      </w:r>
+    </w:p>
+    <w:p>
+      <w:pPr>
+        <w:pStyle w:val="ListBullet"/>
+      </w:pPr>
+      <w:r>
+        <w:rPr>
+          <w:b w:val="0"/>
+        </w:rPr>
+        <w:t>Custom Codex skills with $skill-creator</w:t>
+      </w:r>
+    </w:p>
+    <w:p>
+      <w:pPr>
+        <w:pStyle w:val="ListBullet"/>
+      </w:pPr>
+      <w:r>
+        <w:rPr>
+          <w:b w:val="0"/>
+        </w:rPr>
+        <w:t>Hooks that enforce rules and re-test automatically</w:t>
+      </w:r>
+    </w:p>
+    <w:p>
+      <w:pPr>
+        <w:pStyle w:val="ListBullet"/>
+      </w:pPr>
+      <w:r>
+        <w:rPr>
+          <w:b w:val="0"/>
+        </w:rPr>
+        <w:t>A deploy gate and a scheduled health check</w:t>
+      </w:r>
+    </w:p>
+    <w:p>
+      <w:pPr>
+        <w:pStyle w:val="Heading3"/>
+      </w:pPr>
+      <w:r>
+        <w:t>Lab 9 — Install Community Skills from skills.sh · Slides 88–93</w:t>
+      </w:r>
+    </w:p>
+    <w:p>
+      <w:pPr>
+        <w:pStyle w:val="ListBullet"/>
+      </w:pPr>
+      <w:r>
+        <w:rPr>
+          <w:b/>
+        </w:rPr>
+        <w:t>Surface:</w:t>
+      </w:r>
+      <w:r>
+        <w:rPr>
+          <w:b w:val="0"/>
+        </w:rPr>
+        <w:t xml:space="preserve"> Codex</w:t>
+      </w:r>
+    </w:p>
+    <w:p>
+      <w:pPr>
+        <w:pStyle w:val="ListBullet"/>
+      </w:pPr>
+      <w:r>
+        <w:rPr>
+          <w:b/>
+        </w:rPr>
+        <w:t>Time: 25 minutes (Day 1)</w:t>
+      </w:r>
+      <w:r>
+        <w:rPr>
+          <w:b w:val="0"/>
+        </w:rPr>
+      </w:r>
+    </w:p>
+    <w:p>
+      <w:pPr>
+        <w:pStyle w:val="ListBullet"/>
+      </w:pPr>
+      <w:r>
+        <w:rPr>
+          <w:b/>
+        </w:rPr>
+        <w:t>Features practised:</w:t>
+      </w:r>
+      <w:r>
+        <w:rPr>
+          <w:b w:val="0"/>
+        </w:rPr>
+        <w:t xml:space="preserve"> npx skills add · frontend-design · cybersecurity-analyst · anthropic-cybersecurity-skills</w:t>
+      </w:r>
+    </w:p>
+    <w:p>
+      <w:pPr>
+        <w:pStyle w:val="ListBullet"/>
+      </w:pPr>
+      <w:r>
+        <w:rPr>
+          <w:b/>
+        </w:rPr>
+        <w:t>Output:</w:t>
+      </w:r>
+      <w:r>
+        <w:rPr>
+          <w:b w:val="0"/>
+        </w:rPr>
+        <w:t xml:space="preserve"> A polished UI, a ranked security review, and skills-lock.json</w:t>
+      </w:r>
+    </w:p>
+    <w:p>
+      <w:pPr>
+        <w:pStyle w:val="ListBullet"/>
+      </w:pPr>
+      <w:r>
+        <w:rPr>
+          <w:b/>
+        </w:rPr>
+        <w:t>Evidence:</w:t>
+      </w:r>
+      <w:r>
+        <w:rPr>
+          <w:b w:val="0"/>
+        </w:rPr>
+        <w:t xml:space="preserve"> Three skills are in .agents/skills/ and skills-lock.json. You fixed the top finding (e.g. a Content-Security-Policy).</w:t>
+      </w:r>
+    </w:p>
+    <w:p>
+      <w:pPr>
+        <w:pStyle w:val="ListBullet"/>
+      </w:pPr>
+      <w:r>
+        <w:rPr>
+          <w:b/>
+        </w:rPr>
+        <w:t>Lab folder:</w:t>
+      </w:r>
+      <w:r>
+        <w:rPr>
+          <w:b w:val="0"/>
+        </w:rPr>
+        <w:t xml:space="preserve"> labs/lab-09-skills-from-skills-sh/</w:t>
+      </w:r>
+    </w:p>
+    <w:p>
+      <w:pPr>
+        <w:pStyle w:val="Heading3"/>
+      </w:pPr>
+      <w:r>
+        <w:t>Lab 10 — Create Custom Codex Skills · Slides 96–101</w:t>
+      </w:r>
+    </w:p>
+    <w:p>
+      <w:pPr>
+        <w:pStyle w:val="ListBullet"/>
+      </w:pPr>
+      <w:r>
+        <w:rPr>
+          <w:b/>
+        </w:rPr>
+        <w:t>Surface:</w:t>
+      </w:r>
+      <w:r>
+        <w:rPr>
+          <w:b w:val="0"/>
+        </w:rPr>
+        <w:t xml:space="preserve"> Codex</w:t>
+      </w:r>
+    </w:p>
+    <w:p>
+      <w:pPr>
+        <w:pStyle w:val="ListBullet"/>
+      </w:pPr>
+      <w:r>
+        <w:rPr>
+          <w:b/>
+        </w:rPr>
+        <w:t>Time: 25 minutes (Day 1)</w:t>
+      </w:r>
+      <w:r>
+        <w:rPr>
+          <w:b w:val="0"/>
+        </w:rPr>
+      </w:r>
+    </w:p>
+    <w:p>
+      <w:pPr>
+        <w:pStyle w:val="ListBullet"/>
+      </w:pPr>
+      <w:r>
+        <w:rPr>
+          <w:b/>
+        </w:rPr>
+        <w:t>Features practised:</w:t>
+      </w:r>
+      <w:r>
+        <w:rPr>
+          <w:b w:val="0"/>
+        </w:rPr>
+        <w:t xml:space="preserve"> $skill-installer · $skill-creator · implicit triggering</w:t>
+      </w:r>
+    </w:p>
+    <w:p>
+      <w:pPr>
+        <w:pStyle w:val="ListBullet"/>
+      </w:pPr>
+      <w:r>
+        <w:rPr>
+          <w:b/>
+        </w:rPr>
+        <w:t>Output:</w:t>
+      </w:r>
+      <w:r>
+        <w:rPr>
+          <w:b w:val="0"/>
+        </w:rPr>
+        <w:t xml:space="preserve"> $kb-update and $course-brochure skills, and a new course live</w:t>
+      </w:r>
+    </w:p>
+    <w:p>
+      <w:pPr>
+        <w:pStyle w:val="ListBullet"/>
+      </w:pPr>
+      <w:r>
+        <w:rPr>
+          <w:b/>
+        </w:rPr>
+        <w:t>Evidence:</w:t>
+      </w:r>
+      <w:r>
+        <w:rPr>
+          <w:b w:val="0"/>
+        </w:rPr>
+        <w:t xml:space="preserve"> project-setup is installed and listed, but was not run. $kb-update fired on its own in a new chat.</w:t>
+      </w:r>
+    </w:p>
+    <w:p>
+      <w:pPr>
+        <w:pStyle w:val="ListBullet"/>
+      </w:pPr>
+      <w:r>
+        <w:rPr>
+          <w:b/>
+        </w:rPr>
+        <w:t>Lab folder:</w:t>
+      </w:r>
+      <w:r>
+        <w:rPr>
+          <w:b w:val="0"/>
+        </w:rPr>
+        <w:t xml:space="preserve"> labs/lab-10-custom-codex-skills/</w:t>
+      </w:r>
+    </w:p>
+    <w:p>
+      <w:pPr>
+        <w:pStyle w:val="Heading3"/>
+      </w:pPr>
+      <w:r>
+        <w:t>Lab 11 — Guard Rails That Run Themselves · Slides 105–110</w:t>
+      </w:r>
+    </w:p>
+    <w:p>
+      <w:pPr>
+        <w:pStyle w:val="ListBullet"/>
+      </w:pPr>
+      <w:r>
+        <w:rPr>
+          <w:b/>
+        </w:rPr>
+        <w:t>Surface:</w:t>
+      </w:r>
+      <w:r>
+        <w:rPr>
+          <w:b w:val="0"/>
+        </w:rPr>
+        <w:t xml:space="preserve"> Codex → GitHub Actions → Scheduled</w:t>
+      </w:r>
+    </w:p>
+    <w:p>
+      <w:pPr>
+        <w:pStyle w:val="ListBullet"/>
+      </w:pPr>
+      <w:r>
+        <w:rPr>
+          <w:b/>
+        </w:rPr>
+        <w:t>Time: 30 minutes (Day 1)</w:t>
+      </w:r>
+      <w:r>
+        <w:rPr>
+          <w:b w:val="0"/>
+        </w:rPr>
+      </w:r>
+    </w:p>
+    <w:p>
+      <w:pPr>
+        <w:pStyle w:val="ListBullet"/>
+      </w:pPr>
+      <w:r>
+        <w:rPr>
+          <w:b/>
+        </w:rPr>
+        <w:t>Features practised:</w:t>
+      </w:r>
+      <w:r>
+        <w:rPr>
+          <w:b w:val="0"/>
+        </w:rPr>
+        <w:t xml:space="preserve"> hooks.json · PreToolUse · PostToolUse · deploy gate · scheduled task</w:t>
+      </w:r>
+    </w:p>
+    <w:p>
+      <w:pPr>
+        <w:pStyle w:val="ListBullet"/>
+      </w:pPr>
+      <w:r>
+        <w:rPr>
+          <w:b/>
+        </w:rPr>
+        <w:t>Output:</w:t>
+      </w:r>
+      <w:r>
+        <w:rPr>
+          <w:b w:val="0"/>
+        </w:rPr>
+        <w:t xml:space="preserve"> Two trusted hooks, a gated deploy and a Monday health check</w:t>
+      </w:r>
+    </w:p>
+    <w:p>
+      <w:pPr>
+        <w:pStyle w:val="ListBullet"/>
+      </w:pPr>
+      <w:r>
+        <w:rPr>
+          <w:b/>
+        </w:rPr>
+        <w:t>Evidence:</w:t>
+      </w:r>
+      <w:r>
+        <w:rPr>
+          <w:b w:val="0"/>
+        </w:rPr>
+        <w:t xml:space="preserve"> Both hooks are trusted, and test_hooks.py passes all 9 cases. The weekly task is in Scheduled, read-only, and reports on success.</w:t>
+      </w:r>
+    </w:p>
+    <w:p>
+      <w:pPr>
+        <w:pStyle w:val="ListBullet"/>
+      </w:pPr>
+      <w:r>
+        <w:rPr>
+          <w:b/>
+        </w:rPr>
+        <w:t>Lab folder:</w:t>
+      </w:r>
+      <w:r>
+        <w:rPr>
+          <w:b w:val="0"/>
+        </w:rPr>
+        <w:t xml:space="preserve"> labs/lab-11-guard-rails-that-run-themselves/</w:t>
+      </w:r>
+    </w:p>
+    <w:p>
+      <w:pPr>
+        <w:pStyle w:val="Heading2"/>
+      </w:pPr>
+      <w:r>
+        <w:t>Topic 4 — Running the Academy with ChatGPT Work · Slides 112–137</w:t>
+      </w:r>
+    </w:p>
+    <w:p>
+      <w:pPr>
+        <w:pStyle w:val="ListBullet"/>
+      </w:pPr>
+      <w:r>
+        <w:rPr>
+          <w:b w:val="0"/>
+        </w:rPr>
+        <w:t>From website to operating business</w:t>
+      </w:r>
+    </w:p>
+    <w:p>
+      <w:pPr>
+        <w:pStyle w:val="ListBullet"/>
+      </w:pPr>
+      <w:r>
+        <w:rPr>
+          <w:b w:val="0"/>
+        </w:rPr>
+        <w:t>Plan mode and connectors: Drive, Calendar, Gmail</w:t>
+      </w:r>
+    </w:p>
+    <w:p>
+      <w:pPr>
+        <w:pStyle w:val="ListBullet"/>
+      </w:pPr>
+      <w:r>
+        <w:rPr>
+          <w:b w:val="0"/>
+        </w:rPr>
+        <w:t>Scheduled and event-triggered automation</w:t>
+      </w:r>
+    </w:p>
+    <w:p>
+      <w:pPr>
+        <w:pStyle w:val="ListBullet"/>
+      </w:pPr>
+      <w:r>
+        <w:rPr>
+          <w:b w:val="0"/>
+        </w:rPr>
+        <w:t>Skills in ChatGPT, and governing what you automate</w:t>
+      </w:r>
+    </w:p>
+    <w:p>
+      <w:pPr>
+        <w:pStyle w:val="Heading3"/>
+      </w:pPr>
+      <w:r>
+        <w:t>Lab 12 — Price the Courses and Find Break-even · Slides 117–120</w:t>
+      </w:r>
+    </w:p>
+    <w:p>
+      <w:pPr>
+        <w:pStyle w:val="ListBullet"/>
+      </w:pPr>
+      <w:r>
+        <w:rPr>
+          <w:b/>
+        </w:rPr>
+        <w:t>Surface:</w:t>
+      </w:r>
+      <w:r>
+        <w:rPr>
+          <w:b w:val="0"/>
+        </w:rPr>
+        <w:t xml:space="preserve"> ChatGPT Work + @Drive → Chat</w:t>
+      </w:r>
+    </w:p>
+    <w:p>
+      <w:pPr>
+        <w:pStyle w:val="ListBullet"/>
+      </w:pPr>
+      <w:r>
+        <w:rPr>
+          <w:b/>
+        </w:rPr>
+        <w:t>Time: 45 minutes (Day 2)</w:t>
+      </w:r>
+      <w:r>
+        <w:rPr>
+          <w:b w:val="0"/>
+        </w:rPr>
+      </w:r>
+    </w:p>
+    <w:p>
+      <w:pPr>
+        <w:pStyle w:val="ListBullet"/>
+      </w:pPr>
+      <w:r>
+        <w:rPr>
+          <w:b/>
+        </w:rPr>
+        <w:t>Features practised:</w:t>
+      </w:r>
+      <w:r>
+        <w:rPr>
+          <w:b w:val="0"/>
+        </w:rPr>
+        <w:t xml:space="preserve"> Plan mode in Work · spreadsheet artifact · @Drive</w:t>
+      </w:r>
+    </w:p>
+    <w:p>
+      <w:pPr>
+        <w:pStyle w:val="ListBullet"/>
+      </w:pPr>
+      <w:r>
+        <w:rPr>
+          <w:b/>
+        </w:rPr>
+        <w:t>Output:</w:t>
+      </w:r>
+      <w:r>
+        <w:rPr>
+          <w:b w:val="0"/>
+        </w:rPr>
+        <w:t xml:space="preserve"> A pricing workbook with live formulas and a fee recommendation</w:t>
+      </w:r>
+    </w:p>
+    <w:p>
+      <w:pPr>
+        <w:pStyle w:val="ListBullet"/>
+      </w:pPr>
+      <w:r>
+        <w:rPr>
+          <w:b/>
+        </w:rPr>
+        <w:t>Evidence:</w:t>
+      </w:r>
+      <w:r>
+        <w:rPr>
+          <w:b w:val="0"/>
+        </w:rPr>
+        <w:t xml:space="preserve"> Work showed a plan and you changed one step. You recomputed one course's cost per seat by hand.</w:t>
+      </w:r>
+    </w:p>
+    <w:p>
+      <w:pPr>
+        <w:pStyle w:val="ListBullet"/>
+      </w:pPr>
+      <w:r>
+        <w:rPr>
+          <w:b/>
+        </w:rPr>
+        <w:t>Lab folder:</w:t>
+      </w:r>
+      <w:r>
+        <w:rPr>
+          <w:b w:val="0"/>
+        </w:rPr>
+        <w:t xml:space="preserve"> labs/lab-12-price-the-courses/</w:t>
+      </w:r>
+    </w:p>
+    <w:p>
+      <w:pPr>
+        <w:pStyle w:val="Heading3"/>
+      </w:pPr>
+      <w:r>
+        <w:t>Lab 13 — Put the Term on the Calendar · Slides 121–124</w:t>
+      </w:r>
+    </w:p>
+    <w:p>
+      <w:pPr>
+        <w:pStyle w:val="ListBullet"/>
+      </w:pPr>
+      <w:r>
+        <w:rPr>
+          <w:b/>
+        </w:rPr>
+        <w:t>Surface:</w:t>
+      </w:r>
+      <w:r>
+        <w:rPr>
+          <w:b w:val="0"/>
+        </w:rPr>
+        <w:t xml:space="preserve"> ChatGPT Work + @Drive + @Calendar</w:t>
+      </w:r>
+    </w:p>
+    <w:p>
+      <w:pPr>
+        <w:pStyle w:val="ListBullet"/>
+      </w:pPr>
+      <w:r>
+        <w:rPr>
+          <w:b/>
+        </w:rPr>
+        <w:t>Time: 40 minutes (Day 2)</w:t>
+      </w:r>
+      <w:r>
+        <w:rPr>
+          <w:b w:val="0"/>
+        </w:rPr>
+      </w:r>
+    </w:p>
+    <w:p>
+      <w:pPr>
+        <w:pStyle w:val="ListBullet"/>
+      </w:pPr>
+      <w:r>
+        <w:rPr>
+          <w:b/>
+        </w:rPr>
+        <w:t>Features practised:</w:t>
+      </w:r>
+      <w:r>
+        <w:rPr>
+          <w:b w:val="0"/>
+        </w:rPr>
+        <w:t xml:space="preserve"> @Calendar write access · clash detection · approve before write</w:t>
+      </w:r>
+    </w:p>
+    <w:p>
+      <w:pPr>
+        <w:pStyle w:val="ListBullet"/>
+      </w:pPr>
+      <w:r>
+        <w:rPr>
+          <w:b/>
+        </w:rPr>
+        <w:t>Output:</w:t>
+      </w:r>
+      <w:r>
+        <w:rPr>
+          <w:b w:val="0"/>
+        </w:rPr>
+        <w:t xml:space="preserve"> A dedicated term calendar with every session, and a clash report</w:t>
+      </w:r>
+    </w:p>
+    <w:p>
+      <w:pPr>
+        <w:pStyle w:val="ListBullet"/>
+      </w:pPr>
+      <w:r>
+        <w:rPr>
+          <w:b/>
+        </w:rPr>
+        <w:t>Evidence:</w:t>
+      </w:r>
+      <w:r>
+        <w:rPr>
+          <w:b w:val="0"/>
+        </w:rPr>
+        <w:t xml:space="preserve"> Work listed every event and waited for approval. You opened Google Calendar and saw the events.</w:t>
+      </w:r>
+    </w:p>
+    <w:p>
+      <w:pPr>
+        <w:pStyle w:val="ListBullet"/>
+      </w:pPr>
+      <w:r>
+        <w:rPr>
+          <w:b/>
+        </w:rPr>
+        <w:t>Lab folder:</w:t>
+      </w:r>
+      <w:r>
+        <w:rPr>
+          <w:b w:val="0"/>
+        </w:rPr>
+        <w:t xml:space="preserve"> labs/lab-13-term-on-the-calendar/</w:t>
+      </w:r>
+    </w:p>
+    <w:p>
+      <w:pPr>
+        <w:pStyle w:val="Heading3"/>
+      </w:pPr>
+      <w:r>
+        <w:t>Lab 14 — Enrol the Learners and Automate Reminders · Slides 126–130</w:t>
+      </w:r>
+    </w:p>
+    <w:p>
+      <w:pPr>
+        <w:pStyle w:val="ListBullet"/>
+      </w:pPr>
+      <w:r>
+        <w:rPr>
+          <w:b/>
+        </w:rPr>
+        <w:t>Surface:</w:t>
+      </w:r>
+      <w:r>
+        <w:rPr>
+          <w:b w:val="0"/>
+        </w:rPr>
+        <w:t xml:space="preserve"> ChatGPT Work + @Drive + @Gmail → Scheduled</w:t>
+      </w:r>
+    </w:p>
+    <w:p>
+      <w:pPr>
+        <w:pStyle w:val="ListBullet"/>
+      </w:pPr>
+      <w:r>
+        <w:rPr>
+          <w:b/>
+        </w:rPr>
+        <w:t>Time: 45 minutes (Day 2)</w:t>
+      </w:r>
+      <w:r>
+        <w:rPr>
+          <w:b w:val="0"/>
+        </w:rPr>
+      </w:r>
+    </w:p>
+    <w:p>
+      <w:pPr>
+        <w:pStyle w:val="ListBullet"/>
+      </w:pPr>
+      <w:r>
+        <w:rPr>
+          <w:b/>
+        </w:rPr>
+        <w:t>Features practised:</w:t>
+      </w:r>
+      <w:r>
+        <w:rPr>
+          <w:b w:val="0"/>
+        </w:rPr>
+        <w:t xml:space="preserve"> @Gmail drafts · data checks · scheduled tasks</w:t>
+      </w:r>
+    </w:p>
+    <w:p>
+      <w:pPr>
+        <w:pStyle w:val="ListBullet"/>
+      </w:pPr>
+      <w:r>
+        <w:rPr>
+          <w:b/>
+        </w:rPr>
+        <w:t>Output:</w:t>
+      </w:r>
+      <w:r>
+        <w:rPr>
+          <w:b w:val="0"/>
+        </w:rPr>
+        <w:t xml:space="preserve"> One draft per learner, a flag list, and a weekly reminder task</w:t>
+      </w:r>
+    </w:p>
+    <w:p>
+      <w:pPr>
+        <w:pStyle w:val="ListBullet"/>
+      </w:pPr>
+      <w:r>
+        <w:rPr>
+          <w:b/>
+        </w:rPr>
+        <w:t>Evidence:</w:t>
+      </w:r>
+      <w:r>
+        <w:rPr>
+          <w:b w:val="0"/>
+        </w:rPr>
+        <w:t xml:space="preserve"> Only drafts were created — nothing was sent unprompted. Your one test email arrived; the weekly task is in Scheduled.</w:t>
+      </w:r>
+    </w:p>
+    <w:p>
+      <w:pPr>
+        <w:pStyle w:val="ListBullet"/>
+      </w:pPr>
+      <w:r>
+        <w:rPr>
+          <w:b/>
+        </w:rPr>
+        <w:t>Lab folder:</w:t>
+      </w:r>
+      <w:r>
+        <w:rPr>
+          <w:b w:val="0"/>
+        </w:rPr>
+        <w:t xml:space="preserve"> labs/lab-14-enrol-and-remind/</w:t>
+      </w:r>
+    </w:p>
+    <w:p>
+      <w:pPr>
+        <w:pStyle w:val="Heading3"/>
+      </w:pPr>
+      <w:r>
+        <w:t>Lab 15 — Customer Service with a ChatGPT Skill · Slides 132–136</w:t>
+      </w:r>
+    </w:p>
+    <w:p>
+      <w:pPr>
+        <w:pStyle w:val="ListBullet"/>
+      </w:pPr>
+      <w:r>
+        <w:rPr>
+          <w:b/>
+        </w:rPr>
+        <w:t>Surface:</w:t>
+      </w:r>
+      <w:r>
+        <w:rPr>
+          <w:b w:val="0"/>
+        </w:rPr>
+        <w:t xml:space="preserve"> Chat → ChatGPT Work (@skill-creator, @Gmail, event trigger)</w:t>
+      </w:r>
+    </w:p>
+    <w:p>
+      <w:pPr>
+        <w:pStyle w:val="ListBullet"/>
+      </w:pPr>
+      <w:r>
+        <w:rPr>
+          <w:b/>
+        </w:rPr>
+        <w:t>Time: 45 minutes (Day 2)</w:t>
+      </w:r>
+      <w:r>
+        <w:rPr>
+          <w:b w:val="0"/>
+        </w:rPr>
+      </w:r>
+    </w:p>
+    <w:p>
+      <w:pPr>
+        <w:pStyle w:val="ListBullet"/>
+      </w:pPr>
+      <w:r>
+        <w:rPr>
+          <w:b/>
+        </w:rPr>
+        <w:t>Features practised:</w:t>
+      </w:r>
+      <w:r>
+        <w:rPr>
+          <w:b w:val="0"/>
+        </w:rPr>
+        <w:t xml:space="preserve"> Skills in ChatGPT · event-triggered tasks · feedback analysis</w:t>
+      </w:r>
+    </w:p>
+    <w:p>
+      <w:pPr>
+        <w:pStyle w:val="ListBullet"/>
+      </w:pPr>
+      <w:r>
+        <w:rPr>
+          <w:b/>
+        </w:rPr>
+        <w:t>Output:</w:t>
+      </w:r>
+      <w:r>
+        <w:rPr>
+          <w:b w:val="0"/>
+        </w:rPr>
+        <w:t xml:space="preserve"> An enquiry-reply skill, an event-triggered drafting task and a feedback report</w:t>
+      </w:r>
+    </w:p>
+    <w:p>
+      <w:pPr>
+        <w:pStyle w:val="ListBullet"/>
+      </w:pPr>
+      <w:r>
+        <w:rPr>
+          <w:b/>
+        </w:rPr>
+        <w:t>Evidence:</w:t>
+      </w:r>
+      <w:r>
+        <w:rPr>
+          <w:b w:val="0"/>
+        </w:rPr>
+        <w:t xml:space="preserve"> The skill exists and runs when you mention an enquiry. The report names BAK-105 and the warm-room complaint.</w:t>
+      </w:r>
+    </w:p>
+    <w:p>
+      <w:pPr>
+        <w:pStyle w:val="ListBullet"/>
+      </w:pPr>
+      <w:r>
+        <w:rPr>
+          <w:b/>
+        </w:rPr>
+        <w:t>Lab folder:</w:t>
+      </w:r>
+      <w:r>
+        <w:rPr>
+          <w:b w:val="0"/>
+        </w:rPr>
+        <w:t xml:space="preserve"> labs/lab-15-customer-service/</w:t>
+      </w:r>
+    </w:p>
+    <w:p>
+      <w:pPr>
+        <w:pStyle w:val="Heading2"/>
+      </w:pPr>
+      <w:r>
+        <w:t>Topic 5 — Digital Marketing · Slides 138–165</w:t>
+      </w:r>
+    </w:p>
+    <w:p>
+      <w:pPr>
+        <w:pStyle w:val="ListBullet"/>
+      </w:pPr>
+      <w:r>
+        <w:rPr>
+          <w:b w:val="0"/>
+        </w:rPr>
+        <w:t>A funnel for a course business</w:t>
+      </w:r>
+    </w:p>
+    <w:p>
+      <w:pPr>
+        <w:pStyle w:val="ListBullet"/>
+      </w:pPr>
+      <w:r>
+        <w:rPr>
+          <w:b w:val="0"/>
+        </w:rPr>
+        <w:t>Marketing know-how as custom skills; the flyer with $imagegen</w:t>
+      </w:r>
+    </w:p>
+    <w:p>
+      <w:pPr>
+        <w:pStyle w:val="ListBullet"/>
+      </w:pPr>
+      <w:r>
+        <w:rPr>
+          <w:b w:val="0"/>
+        </w:rPr>
+        <w:t>A multi-agent content studio in Codex</w:t>
+      </w:r>
+    </w:p>
+    <w:p>
+      <w:pPr>
+        <w:pStyle w:val="ListBullet"/>
+      </w:pPr>
+      <w:r>
+        <w:rPr>
+          <w:b w:val="0"/>
+        </w:rPr>
+        <w:t>Lead magnet, newsletter and measuring what worked</w:t>
+      </w:r>
+    </w:p>
+    <w:p>
+      <w:pPr>
+        <w:pStyle w:val="Heading3"/>
+      </w:pPr>
+      <w:r>
+        <w:t>Lab 16 — Marketing Know-how as Skills, Then the Flyer · Slides 142–146</w:t>
+      </w:r>
+    </w:p>
+    <w:p>
+      <w:pPr>
+        <w:pStyle w:val="ListBullet"/>
+      </w:pPr>
+      <w:r>
+        <w:rPr>
+          <w:b/>
+        </w:rPr>
+        <w:t>Surface:</w:t>
+      </w:r>
+      <w:r>
+        <w:rPr>
+          <w:b w:val="0"/>
+        </w:rPr>
+        <w:t xml:space="preserve"> Chat → Codex ($skill-creator, $imagegen)</w:t>
+      </w:r>
+    </w:p>
+    <w:p>
+      <w:pPr>
+        <w:pStyle w:val="ListBullet"/>
+      </w:pPr>
+      <w:r>
+        <w:rPr>
+          <w:b/>
+        </w:rPr>
+        <w:t>Time: 40 minutes (Day 2)</w:t>
+      </w:r>
+      <w:r>
+        <w:rPr>
+          <w:b w:val="0"/>
+        </w:rPr>
+      </w:r>
+    </w:p>
+    <w:p>
+      <w:pPr>
+        <w:pStyle w:val="ListBullet"/>
+      </w:pPr>
+      <w:r>
+        <w:rPr>
+          <w:b/>
+        </w:rPr>
+        <w:t>Features practised:</w:t>
+      </w:r>
+      <w:r>
+        <w:rPr>
+          <w:b w:val="0"/>
+        </w:rPr>
+        <w:t xml:space="preserve"> custom marketing skills · $imagegen · proofreading</w:t>
+      </w:r>
+    </w:p>
+    <w:p>
+      <w:pPr>
+        <w:pStyle w:val="ListBullet"/>
+      </w:pPr>
+      <w:r>
+        <w:rPr>
+          <w:b/>
+        </w:rPr>
+        <w:t>Output:</w:t>
+      </w:r>
+      <w:r>
+        <w:rPr>
+          <w:b w:val="0"/>
+        </w:rPr>
+        <w:t xml:space="preserve"> Four marketing skills (brand-voice, flyer-design, social-post, youtube-package) and an A5 flyer, 1:1 post and 9:16 story</w:t>
+      </w:r>
+    </w:p>
+    <w:p>
+      <w:pPr>
+        <w:pStyle w:val="ListBullet"/>
+      </w:pPr>
+      <w:r>
+        <w:rPr>
+          <w:b/>
+        </w:rPr>
+        <w:t>Evidence:</w:t>
+      </w:r>
+      <w:r>
+        <w:rPr>
+          <w:b w:val="0"/>
+        </w:rPr>
+        <w:t xml:space="preserve"> Four skills exist in .agents/skills/, each with a "Use when" description. In a new chat, "write an Instagram post about macarons" triggers social-post on its own.</w:t>
+      </w:r>
+    </w:p>
+    <w:p>
+      <w:pPr>
+        <w:pStyle w:val="ListBullet"/>
+      </w:pPr>
+      <w:r>
+        <w:rPr>
+          <w:b/>
+        </w:rPr>
+        <w:t>Lab folder:</w:t>
+      </w:r>
+      <w:r>
+        <w:rPr>
+          <w:b w:val="0"/>
+        </w:rPr>
+        <w:t xml:space="preserve"> labs/lab-16-marketing-skills-and-flyer/</w:t>
+      </w:r>
+    </w:p>
+    <w:p>
+      <w:pPr>
+        <w:pStyle w:val="Heading3"/>
+      </w:pPr>
+      <w:r>
+        <w:t>Lab 17 — A Multi-Agent Content Studio · Slides 150–154</w:t>
+      </w:r>
+    </w:p>
+    <w:p>
+      <w:pPr>
+        <w:pStyle w:val="ListBullet"/>
+      </w:pPr>
+      <w:r>
+        <w:rPr>
+          <w:b/>
+        </w:rPr>
+        <w:t>Surface:</w:t>
+      </w:r>
+      <w:r>
+        <w:rPr>
+          <w:b w:val="0"/>
+        </w:rPr>
+        <w:t xml:space="preserve"> Codex (custom agents + custom skills)</w:t>
+      </w:r>
+    </w:p>
+    <w:p>
+      <w:pPr>
+        <w:pStyle w:val="ListBullet"/>
+      </w:pPr>
+      <w:r>
+        <w:rPr>
+          <w:b/>
+        </w:rPr>
+        <w:t>Time: 55 minutes (Day 2)</w:t>
+      </w:r>
+      <w:r>
+        <w:rPr>
+          <w:b w:val="0"/>
+        </w:rPr>
+      </w:r>
+    </w:p>
+    <w:p>
+      <w:pPr>
+        <w:pStyle w:val="ListBullet"/>
+      </w:pPr>
+      <w:r>
+        <w:rPr>
+          <w:b/>
+        </w:rPr>
+        <w:t>Features practised:</w:t>
+      </w:r>
+      <w:r>
+        <w:rPr>
+          <w:b w:val="0"/>
+        </w:rPr>
+        <w:t xml:space="preserve"> .codex/agents/*.toml · parallel subagents · the Lab 16 skills · reviewer agent</w:t>
+      </w:r>
+    </w:p>
+    <w:p>
+      <w:pPr>
+        <w:pStyle w:val="ListBullet"/>
+      </w:pPr>
+      <w:r>
+        <w:rPr>
+          <w:b/>
+        </w:rPr>
+        <w:t>Output:</w:t>
+      </w:r>
+      <w:r>
+        <w:rPr>
+          <w:b w:val="0"/>
+        </w:rPr>
+        <w:t xml:space="preserve"> content/week-01/: 7 posts, images, a YouTube video package and a review log</w:t>
+      </w:r>
+    </w:p>
+    <w:p>
+      <w:pPr>
+        <w:pStyle w:val="ListBullet"/>
+      </w:pPr>
+      <w:r>
+        <w:rPr>
+          <w:b/>
+        </w:rPr>
+        <w:t>Evidence:</w:t>
+      </w:r>
+      <w:r>
+        <w:rPr>
+          <w:b w:val="0"/>
+        </w:rPr>
+        <w:t xml:space="preserve"> Five agent threads ran; you opened at least two. Nothing was published.</w:t>
+      </w:r>
+    </w:p>
+    <w:p>
+      <w:pPr>
+        <w:pStyle w:val="ListBullet"/>
+      </w:pPr>
+      <w:r>
+        <w:rPr>
+          <w:b/>
+        </w:rPr>
+        <w:t>Lab folder:</w:t>
+      </w:r>
+      <w:r>
+        <w:rPr>
+          <w:b w:val="0"/>
+        </w:rPr>
+        <w:t xml:space="preserve"> labs/lab-17-multi-agent-content-studio/</w:t>
+      </w:r>
+    </w:p>
+    <w:p>
+      <w:pPr>
+        <w:pStyle w:val="Heading3"/>
+      </w:pPr>
+      <w:r>
+        <w:t>Lab 18 — Lead Magnet, Newsletter and the Open-House Campaign · Slides 156–160</w:t>
+      </w:r>
+    </w:p>
+    <w:p>
+      <w:pPr>
+        <w:pStyle w:val="ListBullet"/>
+      </w:pPr>
+      <w:r>
+        <w:rPr>
+          <w:b/>
+        </w:rPr>
+        <w:t>Surface:</w:t>
+      </w:r>
+      <w:r>
+        <w:rPr>
+          <w:b w:val="0"/>
+        </w:rPr>
+        <w:t xml:space="preserve"> Codex (skills.sh) → ChatGPT Work (@Gmail, analysis)</w:t>
+      </w:r>
+    </w:p>
+    <w:p>
+      <w:pPr>
+        <w:pStyle w:val="ListBullet"/>
+      </w:pPr>
+      <w:r>
+        <w:rPr>
+          <w:b/>
+        </w:rPr>
+        <w:t>Time: 50 minutes (Day 2)</w:t>
+      </w:r>
+      <w:r>
+        <w:rPr>
+          <w:b w:val="0"/>
+        </w:rPr>
+      </w:r>
+    </w:p>
+    <w:p>
+      <w:pPr>
+        <w:pStyle w:val="ListBullet"/>
+      </w:pPr>
+      <w:r>
+        <w:rPr>
+          <w:b/>
+        </w:rPr>
+        <w:t>Features practised:</w:t>
+      </w:r>
+      <w:r>
+        <w:rPr>
+          <w:b w:val="0"/>
+        </w:rPr>
+        <w:t xml:space="preserve"> lead-magnets · seo-audit · newsletter-generation · consent · UTM</w:t>
+      </w:r>
+    </w:p>
+    <w:p>
+      <w:pPr>
+        <w:pStyle w:val="ListBullet"/>
+      </w:pPr>
+      <w:r>
+        <w:rPr>
+          <w:b/>
+        </w:rPr>
+        <w:t>Output:</w:t>
+      </w:r>
+      <w:r>
+        <w:rPr>
+          <w:b w:val="0"/>
+        </w:rPr>
+        <w:t xml:space="preserve"> A lead magnet, an SEO-fixed site, a newsletter to consented contacts only, and a results report</w:t>
+      </w:r>
+    </w:p>
+    <w:p>
+      <w:pPr>
+        <w:pStyle w:val="ListBullet"/>
+      </w:pPr>
+      <w:r>
+        <w:rPr>
+          <w:b/>
+        </w:rPr>
+        <w:t>Evidence:</w:t>
+      </w:r>
+      <w:r>
+        <w:rPr>
+          <w:b w:val="0"/>
+        </w:rPr>
+        <w:t xml:space="preserve"> Three marketing skills are installed and recorded in the lock file. The results report gives conversion per channel and a budget split.</w:t>
+      </w:r>
+    </w:p>
+    <w:p>
+      <w:pPr>
+        <w:pStyle w:val="ListBullet"/>
+      </w:pPr>
+      <w:r>
+        <w:rPr>
+          <w:b/>
+        </w:rPr>
+        <w:t>Lab folder:</w:t>
+      </w:r>
+      <w:r>
+        <w:rPr>
+          <w:b w:val="0"/>
+        </w:rPr>
+        <w:t xml:space="preserve"> labs/lab-18-open-house-campaign/</w:t>
+      </w:r>
+    </w:p>
+    <w:p>
+      <w:pPr>
+        <w:pStyle w:val="Heading1"/>
+      </w:pPr>
+      <w:r>
+        <w:t>Resources Required</w:t>
+      </w:r>
+    </w:p>
+    <w:p>
+      <w:pPr>
+        <w:pStyle w:val="ListBullet"/>
+      </w:pPr>
+      <w:r>
+        <w:rPr>
+          <w:b w:val="0"/>
+        </w:rPr>
+        <w:t>Trainer: the v12 slide deck, this Lesson Plan, the Learner Guide, the lab pack (labs/, 18 folders) and the reference app for Labs 2–11.</w:t>
+      </w:r>
+    </w:p>
+    <w:p>
+      <w:pPr>
+        <w:pStyle w:val="ListBullet"/>
+      </w:pPr>
+      <w:r>
+        <w:rPr>
+          <w:b w:val="0"/>
+        </w:rPr>
+        <w:t>Each learner: a laptop with the ChatGPT desktop app on a paid plan that includes Codex, ChatGPT Work and Sites; Node.js 22; Python 3; Git; a GitHub account; and a personal Google account for Drive, Calendar and Gmail.</w:t>
+      </w:r>
+    </w:p>
+    <w:p>
+      <w:pPr>
+        <w:pStyle w:val="ListBullet"/>
+      </w:pPr>
+      <w:r>
+        <w:rPr>
+          <w:b w:val="0"/>
+        </w:rPr>
+        <w:t>A spend-limited OpenAI API key issued by the trainer for Lab 6, revoked after class.</w:t>
+      </w:r>
+    </w:p>
+    <w:p>
+      <w:pPr>
+        <w:pStyle w:val="ListBullet"/>
+      </w:pPr>
+      <w:r>
+        <w:rPr>
+          <w:b w:val="0"/>
+        </w:rPr>
+        <w:t>Internet access to chatgpt.com, api.openai.com, github.com, skills.sh, npmjs.com, images.unsplash.com and canva.com.</w:t>
+      </w:r>
+    </w:p>
+    <w:p>
+      <w:pPr>
+        <w:pStyle w:val="ListBullet"/>
+      </w:pPr>
+      <w:r>
+        <w:rPr>
+          <w:b w:val="0"/>
+        </w:rPr>
+        <w:t>All fixtures are synthetic. Every learner email address resolves to the learner's own Gmail via plus-addressing.</w:t>
       </w:r>
     </w:p>
     <w:sectPr>
-      <w:footerReference w:type="default" r:id="rId9"/>
-      <w:headerReference w:type="default" r:id="rId11"/>
+      <w:footerReference w:type="default" r:id="rId10"/>
       <w:pgSz w:w="12240" w:h="15840"/>
-      <w:pgMar w:top="1020" w:right="1049" w:bottom="964" w:left="1049" w:header="720" w:footer="720" w:gutter="0"/>
+      <w:pgMar w:top="1152" w:right="1296" w:bottom="1152" w:left="1296" w:header="720" w:footer="720" w:gutter="0"/>
       <w:cols w:space="720"/>
       <w:docGrid w:linePitch="360"/>
     </w:sectPr>
@@ -2209,16 +6934,6 @@
     </w:r>
   </w:p>
 </w:ftr>
-</file>
-
-<file path=word/header1.xml><?xml version="1.0" encoding="utf-8"?>
-<w:hdr xmlns:m="http://schemas.openxmlformats.org/officeDocument/2006/math" xmlns:mc="http://schemas.openxmlformats.org/markup-compatibility/2006" xmlns:mo="http://schemas.microsoft.com/office/mac/office/2008/main" xmlns:mv="urn:schemas-microsoft-com:mac:vml" xmlns:o="urn:schemas-microsoft-com:office:office" xmlns:r="http://schemas.openxmlformats.org/officeDocument/2006/relationships" xmlns:v="urn:schemas-microsoft-com:vml" xmlns:w10="urn:schemas-microsoft-com:office:word" xmlns:w14="http://schemas.microsoft.com/office/word/2010/wordml" xmlns:w="http://schemas.openxmlformats.org/wordprocessingml/2006/main" xmlns:wne="http://schemas.microsoft.com/office/word/2006/wordml" xmlns:wp14="http://schemas.microsoft.com/office/word/2010/wordprocessingDrawing" xmlns:wp="http://schemas.openxmlformats.org/drawingml/2006/wordprocessingDrawing" xmlns:wpc="http://schemas.microsoft.com/office/word/2010/wordprocessingCanvas" xmlns:wpg="http://schemas.microsoft.com/office/word/2010/wordprocessingGroup" xmlns:wpi="http://schemas.microsoft.com/office/word/2010/wordprocessingInk" xmlns:wps="http://schemas.microsoft.com/office/word/2010/wordprocessingShape" mc:Ignorable="w14 wp14">
-  <w:p>
-    <w:pPr>
-      <w:pStyle w:val="Header"/>
-    </w:pPr>
-  </w:p>
-</w:hdr>
 </file>
 
 <file path=word/numbering.xml><?xml version="1.0" encoding="utf-8"?>
@@ -2588,8 +7303,7 @@
       <w:spacing w:after="120"/>
     </w:pPr>
     <w:rPr>
-      <w:rFonts w:ascii="Arial" w:hAnsi="Arial"/>
-      <w:color w:val="14202C"/>
+      <w:rFonts w:ascii="Arial" w:hAnsi="Arial" w:eastAsia="Arial"/>
       <w:sz w:val="22"/>
     </w:rPr>
   </w:style>
@@ -2655,8 +7369,8 @@
       <w:rFonts w:asciiTheme="majorHAnsi" w:eastAsiaTheme="majorEastAsia" w:hAnsiTheme="majorHAnsi" w:cstheme="majorBidi" w:ascii="Arial" w:hAnsi="Arial"/>
       <w:b/>
       <w:bCs/>
-      <w:color w:val="0D3056"/>
-      <w:sz w:val="42"/>
+      <w:color w:val="1F6FEB"/>
+      <w:sz w:val="32"/>
       <w:szCs w:val="28"/>
     </w:rPr>
   </w:style>
@@ -2679,8 +7393,8 @@
       <w:rFonts w:asciiTheme="majorHAnsi" w:eastAsiaTheme="majorEastAsia" w:hAnsiTheme="majorHAnsi" w:cstheme="majorBidi" w:ascii="Arial" w:hAnsi="Arial"/>
       <w:b/>
       <w:bCs/>
-      <w:color w:val="1875C4"/>
-      <w:sz w:val="32"/>
+      <w:color w:val="111827"/>
+      <w:sz w:val="26"/>
       <w:szCs w:val="26"/>
     </w:rPr>
   </w:style>
@@ -2703,8 +7417,8 @@
       <w:rFonts w:asciiTheme="majorHAnsi" w:eastAsiaTheme="majorEastAsia" w:hAnsiTheme="majorHAnsi" w:cstheme="majorBidi" w:ascii="Arial" w:hAnsi="Arial"/>
       <w:b/>
       <w:bCs/>
-      <w:color w:val="129367"/>
-      <w:sz w:val="24"/>
+      <w:color w:val="1F6FEB"/>
+      <w:sz w:val="22"/>
     </w:rPr>
   </w:style>
   <w:style w:type="paragraph" w:styleId="Heading4">
@@ -2944,10 +7658,10 @@
     <w:rPr>
       <w:rFonts w:asciiTheme="majorHAnsi" w:eastAsiaTheme="majorEastAsia" w:hAnsiTheme="majorHAnsi" w:cstheme="majorBidi" w:ascii="Arial" w:hAnsi="Arial"/>
       <w:b/>
-      <w:color w:val="0D3056"/>
+      <w:color w:val="111827"/>
       <w:spacing w:val="5"/>
       <w:kern w:val="28"/>
-      <w:sz w:val="60"/>
+      <w:sz w:val="48"/>
       <w:szCs w:val="52"/>
     </w:rPr>
   </w:style>
@@ -2980,13 +7694,12 @@
       </w:numPr>
     </w:pPr>
     <w:rPr>
-      <w:rFonts w:asciiTheme="majorHAnsi" w:eastAsiaTheme="majorEastAsia" w:hAnsiTheme="majorHAnsi" w:cstheme="majorBidi" w:ascii="Arial" w:hAnsi="Arial"/>
-      <w:b/>
+      <w:rFonts w:asciiTheme="majorHAnsi" w:eastAsiaTheme="majorEastAsia" w:hAnsiTheme="majorHAnsi" w:cstheme="majorBidi"/>
       <w:i/>
       <w:iCs/>
-      <w:color w:val="1875C4"/>
+      <w:color w:val="4F81BD" w:themeColor="accent1"/>
       <w:spacing w:val="15"/>
-      <w:sz w:val="32"/>
+      <w:sz w:val="24"/>
       <w:szCs w:val="24"/>
     </w:rPr>
   </w:style>

--- a/courseware/LP-Agentic AI Applications with Codex (C695).docx
+++ b/courseware/LP-Agentic AI Applications with Codex (C695).docx
@@ -179,7 +179,7 @@
           <w:color w:val="1F6FEB"/>
           <w:sz w:val="24"/>
         </w:rPr>
-        <w:t>Version 12.1</w:t>
+        <w:t>Version 12.4</w:t>
       </w:r>
     </w:p>
     <w:p>
@@ -573,6 +573,180 @@
           </w:p>
         </w:tc>
       </w:tr>
+      <w:tr>
+        <w:tc>
+          <w:tcPr>
+            <w:tcW w:type="dxa" w:w="1440"/>
+          </w:tcPr>
+          <w:p>
+            <w:r/>
+            <w:r>
+              <w:rPr>
+                <w:sz w:val="19"/>
+              </w:rPr>
+              <w:t>12.2</w:t>
+            </w:r>
+          </w:p>
+        </w:tc>
+        <w:tc>
+          <w:tcPr>
+            <w:tcW w:type="dxa" w:w="1872"/>
+          </w:tcPr>
+          <w:p>
+            <w:r/>
+            <w:r>
+              <w:rPr>
+                <w:sz w:val="19"/>
+              </w:rPr>
+              <w:t>25 Sep 2026</w:t>
+            </w:r>
+          </w:p>
+        </w:tc>
+        <w:tc>
+          <w:tcPr>
+            <w:tcW w:type="dxa" w:w="4752"/>
+          </w:tcPr>
+          <w:p>
+            <w:r/>
+            <w:r>
+              <w:rPr>
+                <w:sz w:val="19"/>
+              </w:rPr>
+              <w:t>Lab 11 rebuilt: a 10-second workshop popup with a name, mobile and email form, and one hook set up by asking (check after every edit). New slides: Add a Hook by Asking; Timer, Event or Schedule?; The Workshop Invite.</w:t>
+            </w:r>
+          </w:p>
+        </w:tc>
+        <w:tc>
+          <w:tcPr>
+            <w:tcW w:type="dxa" w:w="1584"/>
+          </w:tcPr>
+          <w:p>
+            <w:r/>
+            <w:r>
+              <w:rPr>
+                <w:sz w:val="19"/>
+              </w:rPr>
+              <w:t>Dr. Alfred Ang</w:t>
+            </w:r>
+          </w:p>
+        </w:tc>
+      </w:tr>
+      <w:tr>
+        <w:tc>
+          <w:tcPr>
+            <w:tcW w:type="dxa" w:w="1440"/>
+          </w:tcPr>
+          <w:p>
+            <w:r/>
+            <w:r>
+              <w:rPr>
+                <w:sz w:val="19"/>
+              </w:rPr>
+              <w:t>12.3</w:t>
+            </w:r>
+          </w:p>
+        </w:tc>
+        <w:tc>
+          <w:tcPr>
+            <w:tcW w:type="dxa" w:w="1872"/>
+          </w:tcPr>
+          <w:p>
+            <w:r/>
+            <w:r>
+              <w:rPr>
+                <w:sz w:val="19"/>
+              </w:rPr>
+              <w:t>25 Sep 2026</w:t>
+            </w:r>
+          </w:p>
+        </w:tc>
+        <w:tc>
+          <w:tcPr>
+            <w:tcW w:type="dxa" w:w="4752"/>
+          </w:tcPr>
+          <w:p>
+            <w:r/>
+            <w:r>
+              <w:rPr>
+                <w:sz w:val="19"/>
+              </w:rPr>
+              <w:t>Lab 17 sets up its five agents by describing them in the prompt and asking for subagents (no TOML files); new slide Agents by Asking. Labs use only CSV, Markdown, PDF and text files: the catalogue is courses.csv (Excel-friendly, read directly by the site), Lab 4 publishes with Deploy from a branch (no workflow file), and Lab 6 has Codex write the test runner.</w:t>
+            </w:r>
+          </w:p>
+        </w:tc>
+        <w:tc>
+          <w:tcPr>
+            <w:tcW w:type="dxa" w:w="1584"/>
+          </w:tcPr>
+          <w:p>
+            <w:r/>
+            <w:r>
+              <w:rPr>
+                <w:sz w:val="19"/>
+              </w:rPr>
+              <w:t>Dr. Alfred Ang</w:t>
+            </w:r>
+          </w:p>
+        </w:tc>
+      </w:tr>
+      <w:tr>
+        <w:tc>
+          <w:tcPr>
+            <w:tcW w:type="dxa" w:w="1440"/>
+          </w:tcPr>
+          <w:p>
+            <w:r/>
+            <w:r>
+              <w:rPr>
+                <w:sz w:val="19"/>
+              </w:rPr>
+              <w:t>12.4</w:t>
+            </w:r>
+          </w:p>
+        </w:tc>
+        <w:tc>
+          <w:tcPr>
+            <w:tcW w:type="dxa" w:w="1872"/>
+          </w:tcPr>
+          <w:p>
+            <w:r/>
+            <w:r>
+              <w:rPr>
+                <w:sz w:val="19"/>
+              </w:rPr>
+              <w:t>25 Sep 2026</w:t>
+            </w:r>
+          </w:p>
+        </w:tc>
+        <w:tc>
+          <w:tcPr>
+            <w:tcW w:type="dxa" w:w="4752"/>
+          </w:tcPr>
+          <w:p>
+            <w:r/>
+            <w:r>
+              <w:rPr>
+                <w:sz w:val="19"/>
+              </w:rPr>
+              <w:t>Every file a prompt names is either in the lab folder or named with its project path: Lab 10 uses data/courses.csv; Labs 16 and 18 get the catalogue; Labs 2 and 9 say which earlier lab a file comes from.</w:t>
+            </w:r>
+          </w:p>
+        </w:tc>
+        <w:tc>
+          <w:tcPr>
+            <w:tcW w:type="dxa" w:w="1584"/>
+          </w:tcPr>
+          <w:p>
+            <w:r/>
+            <w:r>
+              <w:rPr>
+                <w:sz w:val="19"/>
+              </w:rPr>
+              <w:t>Dr. Alfred Ang</w:t>
+            </w:r>
+          </w:p>
+        </w:tc>
+      </w:tr>
     </w:tbl>
     <w:p>
       <w:r>
@@ -952,7 +1126,7 @@
           <w:b w:val="0"/>
           <w:sz w:val="19"/>
         </w:rPr>
-        <w:t>Lab 11 — Guard Rails That Run Themselves · Slides 105–110</w:t>
+        <w:t>Lab 11 — A Workshop Popup and a Hook That Checks Every Edit · Slides 106–110</w:t>
         <w:tab/>
         <w:t>9</w:t>
       </w:r>
@@ -1157,7 +1331,7 @@
     </w:p>
     <w:p>
       <w:r>
-        <w:t>Course code C695 · 2 days · 15 instructional hours (9:30am – 5:30pm) · 165-slide deck v12.1 · 18 labs, each in its own folder.</w:t>
+        <w:t>Course code C695 · 2 days · 15 instructional hours (9:30am – 5:30pm) · 165-slide deck v12.4 · 18 labs, each in its own folder.</w:t>
       </w:r>
     </w:p>
     <w:p>
@@ -3131,7 +3305,7 @@
               <w:rPr>
                 <w:sz w:val="19"/>
               </w:rPr>
-              <w:t>Hooks, deploy gates and scheduling by asking</w:t>
+              <w:t>Hooks: triggered by events — timer vs hook vs schedule</w:t>
             </w:r>
           </w:p>
         </w:tc>
@@ -3159,7 +3333,7 @@
               <w:rPr>
                 <w:sz w:val="19"/>
               </w:rPr>
-              <w:t>102–104</w:t>
+              <w:t>102–105</w:t>
             </w:r>
           </w:p>
         </w:tc>
@@ -3203,7 +3377,7 @@
               <w:rPr>
                 <w:sz w:val="19"/>
               </w:rPr>
-              <w:t>Lab 11 — Guard rails that run themselves</w:t>
+              <w:t>Lab 11 — A workshop popup and a hook that checks every edit</w:t>
             </w:r>
           </w:p>
         </w:tc>
@@ -3231,7 +3405,7 @@
               <w:rPr>
                 <w:sz w:val="19"/>
               </w:rPr>
-              <w:t>105–110</w:t>
+              <w:t>106–110</w:t>
             </w:r>
           </w:p>
         </w:tc>
@@ -4179,7 +4353,7 @@
               <w:rPr>
                 <w:sz w:val="19"/>
               </w:rPr>
-              <w:t>Lab 16 — Brand kit, flyer and social cards</w:t>
+              <w:t>Lab 16 — Marketing know-how as skills, then the flyer</w:t>
             </w:r>
           </w:p>
         </w:tc>
@@ -4251,7 +4425,7 @@
               <w:rPr>
                 <w:sz w:val="19"/>
               </w:rPr>
-              <w:t>Custom agents in Codex, the content studio, making the YouTube video</w:t>
+              <w:t>Subagents by asking, the content studio, making the YouTube video</w:t>
             </w:r>
           </w:p>
         </w:tc>
@@ -5016,7 +5190,7 @@
         <w:rPr>
           <w:b w:val="0"/>
         </w:rPr>
-        <w:t xml:space="preserve"> git · GitHub Actions · GitHub Pages · @Sites access control</w:t>
+        <w:t xml:space="preserve"> git · GitHub Pages (deploy from a branch) · @Sites access control</w:t>
       </w:r>
     </w:p>
     <w:p>
@@ -5596,7 +5770,7 @@
         <w:rPr>
           <w:b w:val="0"/>
         </w:rPr>
-        <w:t>Hooks that enforce rules and re-test automatically</w:t>
+        <w:t>A workshop popup that turns visitors into sign-ups</w:t>
       </w:r>
     </w:p>
     <w:p>
@@ -5607,7 +5781,7 @@
         <w:rPr>
           <w:b w:val="0"/>
         </w:rPr>
-        <w:t>A deploy gate and a scheduled health check</w:t>
+        <w:t>A hook that re-checks the site after every edit</w:t>
       </w:r>
     </w:p>
     <w:p>
@@ -5682,7 +5856,7 @@
         <w:rPr>
           <w:b w:val="0"/>
         </w:rPr>
-        <w:t xml:space="preserve"> A polished UI, a ranked security review, and skills-lock.json</w:t>
+        <w:t xml:space="preserve"> A polished UI, a ranked security review, and the skills lock file</w:t>
       </w:r>
     </w:p>
     <w:p>
@@ -5699,7 +5873,7 @@
         <w:rPr>
           <w:b w:val="0"/>
         </w:rPr>
-        <w:t xml:space="preserve"> Three skills are in .agents/skills/ and skills-lock.json. You fixed the top finding (e.g. a Content-Security-Policy).</w:t>
+        <w:t xml:space="preserve"> Three skills are in .agents/skills/ and in the lock file. You fixed the top finding (e.g. a Content-Security-Policy).</w:t>
       </w:r>
     </w:p>
     <w:p>
@@ -5833,7 +6007,167 @@
         <w:pStyle w:val="Heading3"/>
       </w:pPr>
       <w:r>
-        <w:t>Lab 11 — Guard Rails That Run Themselves · Slides 105–110</w:t>
+        <w:t>Lab 11 — A Workshop Popup and a Hook That Checks Every Edit · Slides 106–110</w:t>
+      </w:r>
+    </w:p>
+    <w:p>
+      <w:pPr>
+        <w:pStyle w:val="ListBullet"/>
+      </w:pPr>
+      <w:r>
+        <w:rPr>
+          <w:b/>
+        </w:rPr>
+        <w:t>Surface: Codex</w:t>
+      </w:r>
+      <w:r>
+        <w:rPr>
+          <w:b w:val="0"/>
+        </w:rPr>
+      </w:r>
+    </w:p>
+    <w:p>
+      <w:pPr>
+        <w:pStyle w:val="ListBullet"/>
+      </w:pPr>
+      <w:r>
+        <w:rPr>
+          <w:b/>
+        </w:rPr>
+        <w:t>Time: 30 minutes (Day 1)</w:t>
+      </w:r>
+      <w:r>
+        <w:rPr>
+          <w:b w:val="0"/>
+        </w:rPr>
+      </w:r>
+    </w:p>
+    <w:p>
+      <w:pPr>
+        <w:pStyle w:val="ListBullet"/>
+      </w:pPr>
+      <w:r>
+        <w:rPr>
+          <w:b/>
+        </w:rPr>
+        <w:t>Features practised:</w:t>
+      </w:r>
+      <w:r>
+        <w:rPr>
+          <w:b w:val="0"/>
+        </w:rPr>
+        <w:t xml:space="preserve"> timed popup · 3-field form · hook on an event · trust</w:t>
+      </w:r>
+    </w:p>
+    <w:p>
+      <w:pPr>
+        <w:pStyle w:val="ListBullet"/>
+      </w:pPr>
+      <w:r>
+        <w:rPr>
+          <w:b/>
+        </w:rPr>
+        <w:t>Output:</w:t>
+      </w:r>
+      <w:r>
+        <w:rPr>
+          <w:b w:val="0"/>
+        </w:rPr>
+        <w:t xml:space="preserve"> A 10-second workshop invite with a name, mobile and email form, and a trusted hook that runs npm run check after every edit</w:t>
+      </w:r>
+    </w:p>
+    <w:p>
+      <w:pPr>
+        <w:pStyle w:val="ListBullet"/>
+      </w:pPr>
+      <w:r>
+        <w:rPr>
+          <w:b/>
+        </w:rPr>
+        <w:t>Evidence:</w:t>
+      </w:r>
+      <w:r>
+        <w:rPr>
+          <w:b w:val="0"/>
+        </w:rPr>
+        <w:t xml:space="preserve"> The invite opens after about 10 seconds, not before. npm run check passes every golden question, and the live site shows the invite.</w:t>
+      </w:r>
+    </w:p>
+    <w:p>
+      <w:pPr>
+        <w:pStyle w:val="ListBullet"/>
+      </w:pPr>
+      <w:r>
+        <w:rPr>
+          <w:b/>
+        </w:rPr>
+        <w:t>Lab folder:</w:t>
+      </w:r>
+      <w:r>
+        <w:rPr>
+          <w:b w:val="0"/>
+        </w:rPr>
+        <w:t xml:space="preserve"> labs/lab-11-workshop-popup-and-a-hook/</w:t>
+      </w:r>
+    </w:p>
+    <w:p>
+      <w:pPr>
+        <w:pStyle w:val="Heading2"/>
+      </w:pPr>
+      <w:r>
+        <w:t>Topic 4 — Running the Academy with ChatGPT Work · Slides 112–137</w:t>
+      </w:r>
+    </w:p>
+    <w:p>
+      <w:pPr>
+        <w:pStyle w:val="ListBullet"/>
+      </w:pPr>
+      <w:r>
+        <w:rPr>
+          <w:b w:val="0"/>
+        </w:rPr>
+        <w:t>From website to operating business</w:t>
+      </w:r>
+    </w:p>
+    <w:p>
+      <w:pPr>
+        <w:pStyle w:val="ListBullet"/>
+      </w:pPr>
+      <w:r>
+        <w:rPr>
+          <w:b w:val="0"/>
+        </w:rPr>
+        <w:t>Plan mode and connectors: Drive, Calendar, Gmail</w:t>
+      </w:r>
+    </w:p>
+    <w:p>
+      <w:pPr>
+        <w:pStyle w:val="ListBullet"/>
+      </w:pPr>
+      <w:r>
+        <w:rPr>
+          <w:b w:val="0"/>
+        </w:rPr>
+        <w:t>Scheduled and event-triggered automation</w:t>
+      </w:r>
+    </w:p>
+    <w:p>
+      <w:pPr>
+        <w:pStyle w:val="ListBullet"/>
+      </w:pPr>
+      <w:r>
+        <w:rPr>
+          <w:b w:val="0"/>
+        </w:rPr>
+        <w:t>Skills in ChatGPT, and governing what you automate</w:t>
+      </w:r>
+    </w:p>
+    <w:p>
+      <w:pPr>
+        <w:pStyle w:val="Heading3"/>
+      </w:pPr>
+      <w:r>
+        <w:t>Lab 12 — Price the Courses and Find Break-even · Slides 117–120</w:t>
       </w:r>
     </w:p>
     <w:p>
@@ -5850,7 +6184,7 @@
         <w:rPr>
           <w:b w:val="0"/>
         </w:rPr>
-        <w:t xml:space="preserve"> Codex → GitHub Actions → Scheduled</w:t>
+        <w:t xml:space="preserve"> ChatGPT Work + @Drive → Chat</w:t>
       </w:r>
     </w:p>
     <w:p>
@@ -5861,7 +6195,7 @@
         <w:rPr>
           <w:b/>
         </w:rPr>
-        <w:t>Time: 30 minutes (Day 1)</w:t>
+        <w:t>Time: 45 minutes (Day 2)</w:t>
       </w:r>
       <w:r>
         <w:rPr>
@@ -5883,7 +6217,7 @@
         <w:rPr>
           <w:b w:val="0"/>
         </w:rPr>
-        <w:t xml:space="preserve"> hooks.json · PreToolUse · PostToolUse · deploy gate · scheduled task</w:t>
+        <w:t xml:space="preserve"> Plan mode in Work · spreadsheet artifact · @Drive</w:t>
       </w:r>
     </w:p>
     <w:p>
@@ -5900,7 +6234,7 @@
         <w:rPr>
           <w:b w:val="0"/>
         </w:rPr>
-        <w:t xml:space="preserve"> Two trusted hooks, a gated deploy and a Monday health check</w:t>
+        <w:t xml:space="preserve"> A pricing workbook with live formulas and a fee recommendation</w:t>
       </w:r>
     </w:p>
     <w:p>
@@ -5917,7 +6251,7 @@
         <w:rPr>
           <w:b w:val="0"/>
         </w:rPr>
-        <w:t xml:space="preserve"> Both hooks are trusted, and test_hooks.py passes all 9 cases. The weekly task is in Scheduled, read-only, and reports on success.</w:t>
+        <w:t xml:space="preserve"> Work showed a plan and you changed one step. You recomputed one course's cost per seat by hand.</w:t>
       </w:r>
     </w:p>
     <w:p>
@@ -5934,67 +6268,15 @@
         <w:rPr>
           <w:b w:val="0"/>
         </w:rPr>
-        <w:t xml:space="preserve"> labs/lab-11-guard-rails-that-run-themselves/</w:t>
+        <w:t xml:space="preserve"> labs/lab-12-price-the-courses/</w:t>
       </w:r>
     </w:p>
     <w:p>
       <w:pPr>
-        <w:pStyle w:val="Heading2"/>
-      </w:pPr>
-      <w:r>
-        <w:t>Topic 4 — Running the Academy with ChatGPT Work · Slides 112–137</w:t>
-      </w:r>
-    </w:p>
-    <w:p>
-      <w:pPr>
-        <w:pStyle w:val="ListBullet"/>
-      </w:pPr>
-      <w:r>
-        <w:rPr>
-          <w:b w:val="0"/>
-        </w:rPr>
-        <w:t>From website to operating business</w:t>
-      </w:r>
-    </w:p>
-    <w:p>
-      <w:pPr>
-        <w:pStyle w:val="ListBullet"/>
-      </w:pPr>
-      <w:r>
-        <w:rPr>
-          <w:b w:val="0"/>
-        </w:rPr>
-        <w:t>Plan mode and connectors: Drive, Calendar, Gmail</w:t>
-      </w:r>
-    </w:p>
-    <w:p>
-      <w:pPr>
-        <w:pStyle w:val="ListBullet"/>
-      </w:pPr>
-      <w:r>
-        <w:rPr>
-          <w:b w:val="0"/>
-        </w:rPr>
-        <w:t>Scheduled and event-triggered automation</w:t>
-      </w:r>
-    </w:p>
-    <w:p>
-      <w:pPr>
-        <w:pStyle w:val="ListBullet"/>
-      </w:pPr>
-      <w:r>
-        <w:rPr>
-          <w:b w:val="0"/>
-        </w:rPr>
-        <w:t>Skills in ChatGPT, and governing what you automate</w:t>
-      </w:r>
-    </w:p>
-    <w:p>
-      <w:pPr>
         <w:pStyle w:val="Heading3"/>
       </w:pPr>
       <w:r>
-        <w:t>Lab 12 — Price the Courses and Find Break-even · Slides 117–120</w:t>
+        <w:t>Lab 13 — Put the Term on the Calendar · Slides 121–124</w:t>
       </w:r>
     </w:p>
     <w:p>
@@ -6011,7 +6293,116 @@
         <w:rPr>
           <w:b w:val="0"/>
         </w:rPr>
-        <w:t xml:space="preserve"> ChatGPT Work + @Drive → Chat</w:t>
+        <w:t xml:space="preserve"> ChatGPT Work + @Drive + @Calendar</w:t>
+      </w:r>
+    </w:p>
+    <w:p>
+      <w:pPr>
+        <w:pStyle w:val="ListBullet"/>
+      </w:pPr>
+      <w:r>
+        <w:rPr>
+          <w:b/>
+        </w:rPr>
+        <w:t>Time: 40 minutes (Day 2)</w:t>
+      </w:r>
+      <w:r>
+        <w:rPr>
+          <w:b w:val="0"/>
+        </w:rPr>
+      </w:r>
+    </w:p>
+    <w:p>
+      <w:pPr>
+        <w:pStyle w:val="ListBullet"/>
+      </w:pPr>
+      <w:r>
+        <w:rPr>
+          <w:b/>
+        </w:rPr>
+        <w:t>Features practised:</w:t>
+      </w:r>
+      <w:r>
+        <w:rPr>
+          <w:b w:val="0"/>
+        </w:rPr>
+        <w:t xml:space="preserve"> @Calendar write access · clash detection · approve before write</w:t>
+      </w:r>
+    </w:p>
+    <w:p>
+      <w:pPr>
+        <w:pStyle w:val="ListBullet"/>
+      </w:pPr>
+      <w:r>
+        <w:rPr>
+          <w:b/>
+        </w:rPr>
+        <w:t>Output:</w:t>
+      </w:r>
+      <w:r>
+        <w:rPr>
+          <w:b w:val="0"/>
+        </w:rPr>
+        <w:t xml:space="preserve"> A dedicated term calendar with every session, and a clash report</w:t>
+      </w:r>
+    </w:p>
+    <w:p>
+      <w:pPr>
+        <w:pStyle w:val="ListBullet"/>
+      </w:pPr>
+      <w:r>
+        <w:rPr>
+          <w:b/>
+        </w:rPr>
+        <w:t>Evidence:</w:t>
+      </w:r>
+      <w:r>
+        <w:rPr>
+          <w:b w:val="0"/>
+        </w:rPr>
+        <w:t xml:space="preserve"> Work listed every event and waited for approval. You opened Google Calendar and saw the events.</w:t>
+      </w:r>
+    </w:p>
+    <w:p>
+      <w:pPr>
+        <w:pStyle w:val="ListBullet"/>
+      </w:pPr>
+      <w:r>
+        <w:rPr>
+          <w:b/>
+        </w:rPr>
+        <w:t>Lab folder:</w:t>
+      </w:r>
+      <w:r>
+        <w:rPr>
+          <w:b w:val="0"/>
+        </w:rPr>
+        <w:t xml:space="preserve"> labs/lab-13-term-on-the-calendar/</w:t>
+      </w:r>
+    </w:p>
+    <w:p>
+      <w:pPr>
+        <w:pStyle w:val="Heading3"/>
+      </w:pPr>
+      <w:r>
+        <w:t>Lab 14 — Enrol the Learners and Automate Reminders · Slides 126–130</w:t>
+      </w:r>
+    </w:p>
+    <w:p>
+      <w:pPr>
+        <w:pStyle w:val="ListBullet"/>
+      </w:pPr>
+      <w:r>
+        <w:rPr>
+          <w:b/>
+        </w:rPr>
+        <w:t>Surface:</w:t>
+      </w:r>
+      <w:r>
+        <w:rPr>
+          <w:b w:val="0"/>
+        </w:rPr>
+        <w:t xml:space="preserve"> ChatGPT Work + @Drive + @Gmail → Scheduled</w:t>
       </w:r>
     </w:p>
     <w:p>
@@ -6044,7 +6435,7 @@
         <w:rPr>
           <w:b w:val="0"/>
         </w:rPr>
-        <w:t xml:space="preserve"> Plan mode in Work · spreadsheet artifact · @Drive</w:t>
+        <w:t xml:space="preserve"> @Gmail drafts · data checks · scheduled tasks</w:t>
       </w:r>
     </w:p>
     <w:p>
@@ -6061,7 +6452,7 @@
         <w:rPr>
           <w:b w:val="0"/>
         </w:rPr>
-        <w:t xml:space="preserve"> A pricing workbook with live formulas and a fee recommendation</w:t>
+        <w:t xml:space="preserve"> One draft per learner, a flag list, and a weekly reminder task</w:t>
       </w:r>
     </w:p>
     <w:p>
@@ -6078,7 +6469,7 @@
         <w:rPr>
           <w:b w:val="0"/>
         </w:rPr>
-        <w:t xml:space="preserve"> Work showed a plan and you changed one step. You recomputed one course's cost per seat by hand.</w:t>
+        <w:t xml:space="preserve"> Only drafts were created — nothing was sent unprompted. Your one test email arrived; the weekly task is in Scheduled.</w:t>
       </w:r>
     </w:p>
     <w:p>
@@ -6095,7 +6486,7 @@
         <w:rPr>
           <w:b w:val="0"/>
         </w:rPr>
-        <w:t xml:space="preserve"> labs/lab-12-price-the-courses/</w:t>
+        <w:t xml:space="preserve"> labs/lab-14-enrol-and-remind/</w:t>
       </w:r>
     </w:p>
     <w:p>
@@ -6103,7 +6494,7 @@
         <w:pStyle w:val="Heading3"/>
       </w:pPr>
       <w:r>
-        <w:t>Lab 13 — Put the Term on the Calendar · Slides 121–124</w:t>
+        <w:t>Lab 15 — Customer Service with a ChatGPT Skill · Slides 132–136</w:t>
       </w:r>
     </w:p>
     <w:p>
@@ -6120,7 +6511,168 @@
         <w:rPr>
           <w:b w:val="0"/>
         </w:rPr>
-        <w:t xml:space="preserve"> ChatGPT Work + @Drive + @Calendar</w:t>
+        <w:t xml:space="preserve"> Chat → ChatGPT Work (@skill-creator, @Gmail, event trigger)</w:t>
+      </w:r>
+    </w:p>
+    <w:p>
+      <w:pPr>
+        <w:pStyle w:val="ListBullet"/>
+      </w:pPr>
+      <w:r>
+        <w:rPr>
+          <w:b/>
+        </w:rPr>
+        <w:t>Time: 45 minutes (Day 2)</w:t>
+      </w:r>
+      <w:r>
+        <w:rPr>
+          <w:b w:val="0"/>
+        </w:rPr>
+      </w:r>
+    </w:p>
+    <w:p>
+      <w:pPr>
+        <w:pStyle w:val="ListBullet"/>
+      </w:pPr>
+      <w:r>
+        <w:rPr>
+          <w:b/>
+        </w:rPr>
+        <w:t>Features practised:</w:t>
+      </w:r>
+      <w:r>
+        <w:rPr>
+          <w:b w:val="0"/>
+        </w:rPr>
+        <w:t xml:space="preserve"> Skills in ChatGPT · event-triggered tasks · feedback analysis</w:t>
+      </w:r>
+    </w:p>
+    <w:p>
+      <w:pPr>
+        <w:pStyle w:val="ListBullet"/>
+      </w:pPr>
+      <w:r>
+        <w:rPr>
+          <w:b/>
+        </w:rPr>
+        <w:t>Output:</w:t>
+      </w:r>
+      <w:r>
+        <w:rPr>
+          <w:b w:val="0"/>
+        </w:rPr>
+        <w:t xml:space="preserve"> An enquiry-reply skill, an event-triggered drafting task and a feedback report</w:t>
+      </w:r>
+    </w:p>
+    <w:p>
+      <w:pPr>
+        <w:pStyle w:val="ListBullet"/>
+      </w:pPr>
+      <w:r>
+        <w:rPr>
+          <w:b/>
+        </w:rPr>
+        <w:t>Evidence:</w:t>
+      </w:r>
+      <w:r>
+        <w:rPr>
+          <w:b w:val="0"/>
+        </w:rPr>
+        <w:t xml:space="preserve"> The skill exists and runs when you mention an enquiry. The report names BAK-105 and the warm-room complaint.</w:t>
+      </w:r>
+    </w:p>
+    <w:p>
+      <w:pPr>
+        <w:pStyle w:val="ListBullet"/>
+      </w:pPr>
+      <w:r>
+        <w:rPr>
+          <w:b/>
+        </w:rPr>
+        <w:t>Lab folder:</w:t>
+      </w:r>
+      <w:r>
+        <w:rPr>
+          <w:b w:val="0"/>
+        </w:rPr>
+        <w:t xml:space="preserve"> labs/lab-15-customer-service/</w:t>
+      </w:r>
+    </w:p>
+    <w:p>
+      <w:pPr>
+        <w:pStyle w:val="Heading2"/>
+      </w:pPr>
+      <w:r>
+        <w:t>Topic 5 — Digital Marketing · Slides 138–165</w:t>
+      </w:r>
+    </w:p>
+    <w:p>
+      <w:pPr>
+        <w:pStyle w:val="ListBullet"/>
+      </w:pPr>
+      <w:r>
+        <w:rPr>
+          <w:b w:val="0"/>
+        </w:rPr>
+        <w:t>A funnel for a course business</w:t>
+      </w:r>
+    </w:p>
+    <w:p>
+      <w:pPr>
+        <w:pStyle w:val="ListBullet"/>
+      </w:pPr>
+      <w:r>
+        <w:rPr>
+          <w:b w:val="0"/>
+        </w:rPr>
+        <w:t>Marketing know-how as custom skills; the flyer with $imagegen</w:t>
+      </w:r>
+    </w:p>
+    <w:p>
+      <w:pPr>
+        <w:pStyle w:val="ListBullet"/>
+      </w:pPr>
+      <w:r>
+        <w:rPr>
+          <w:b w:val="0"/>
+        </w:rPr>
+        <w:t>A multi-agent content studio in Codex</w:t>
+      </w:r>
+    </w:p>
+    <w:p>
+      <w:pPr>
+        <w:pStyle w:val="ListBullet"/>
+      </w:pPr>
+      <w:r>
+        <w:rPr>
+          <w:b w:val="0"/>
+        </w:rPr>
+        <w:t>Lead magnet, newsletter and measuring what worked</w:t>
+      </w:r>
+    </w:p>
+    <w:p>
+      <w:pPr>
+        <w:pStyle w:val="Heading3"/>
+      </w:pPr>
+      <w:r>
+        <w:t>Lab 16 — Marketing Know-how as Skills, Then the Flyer · Slides 142–146</w:t>
+      </w:r>
+    </w:p>
+    <w:p>
+      <w:pPr>
+        <w:pStyle w:val="ListBullet"/>
+      </w:pPr>
+      <w:r>
+        <w:rPr>
+          <w:b/>
+        </w:rPr>
+        <w:t>Surface:</w:t>
+      </w:r>
+      <w:r>
+        <w:rPr>
+          <w:b w:val="0"/>
+        </w:rPr>
+        <w:t xml:space="preserve"> Chat → Codex ($skill-creator, $imagegen)</w:t>
       </w:r>
     </w:p>
     <w:p>
@@ -6153,7 +6705,7 @@
         <w:rPr>
           <w:b w:val="0"/>
         </w:rPr>
-        <w:t xml:space="preserve"> @Calendar write access · clash detection · approve before write</w:t>
+        <w:t xml:space="preserve"> custom marketing skills · $imagegen · proofreading</w:t>
       </w:r>
     </w:p>
     <w:p>
@@ -6170,7 +6722,7 @@
         <w:rPr>
           <w:b w:val="0"/>
         </w:rPr>
-        <w:t xml:space="preserve"> A dedicated term calendar with every session, and a clash report</w:t>
+        <w:t xml:space="preserve"> Four marketing skills (brand-voice, flyer-design, social-post, youtube-package) and an A5 flyer, 1:1 post and 9:16 story</w:t>
       </w:r>
     </w:p>
     <w:p>
@@ -6187,7 +6739,7 @@
         <w:rPr>
           <w:b w:val="0"/>
         </w:rPr>
-        <w:t xml:space="preserve"> Work listed every event and waited for approval. You opened Google Calendar and saw the events.</w:t>
+        <w:t xml:space="preserve"> Four skills exist in .agents/skills/, each with a "Use when" description. In a new chat, "write an Instagram post about macarons" triggers social-post on its own.</w:t>
       </w:r>
     </w:p>
     <w:p>
@@ -6204,7 +6756,7 @@
         <w:rPr>
           <w:b w:val="0"/>
         </w:rPr>
-        <w:t xml:space="preserve"> labs/lab-13-term-on-the-calendar/</w:t>
+        <w:t xml:space="preserve"> labs/lab-16-marketing-skills-and-flyer/</w:t>
       </w:r>
     </w:p>
     <w:p>
@@ -6212,7 +6764,7 @@
         <w:pStyle w:val="Heading3"/>
       </w:pPr>
       <w:r>
-        <w:t>Lab 14 — Enrol the Learners and Automate Reminders · Slides 126–130</w:t>
+        <w:t>Lab 17 — A Multi-Agent Content Studio · Slides 150–154</w:t>
       </w:r>
     </w:p>
     <w:p>
@@ -6229,7 +6781,7 @@
         <w:rPr>
           <w:b w:val="0"/>
         </w:rPr>
-        <w:t xml:space="preserve"> ChatGPT Work + @Drive + @Gmail → Scheduled</w:t>
+        <w:t xml:space="preserve"> Codex (subagents + the Lab 16 skills)</w:t>
       </w:r>
     </w:p>
     <w:p>
@@ -6240,7 +6792,7 @@
         <w:rPr>
           <w:b/>
         </w:rPr>
-        <w:t>Time: 45 minutes (Day 2)</w:t>
+        <w:t>Time: 55 minutes (Day 2)</w:t>
       </w:r>
       <w:r>
         <w:rPr>
@@ -6262,7 +6814,7 @@
         <w:rPr>
           <w:b w:val="0"/>
         </w:rPr>
-        <w:t xml:space="preserve"> @Gmail drafts · data checks · scheduled tasks</w:t>
+        <w:t xml:space="preserve"> agents described in the prompt · subagents in parallel · the Lab 16 skills · a reviewer</w:t>
       </w:r>
     </w:p>
     <w:p>
@@ -6279,7 +6831,7 @@
         <w:rPr>
           <w:b w:val="0"/>
         </w:rPr>
-        <w:t xml:space="preserve"> One draft per learner, a flag list, and a weekly reminder task</w:t>
+        <w:t xml:space="preserve"> content/week-01/: 7 posts, images, a YouTube video package and a review log</w:t>
       </w:r>
     </w:p>
     <w:p>
@@ -6296,7 +6848,7 @@
         <w:rPr>
           <w:b w:val="0"/>
         </w:rPr>
-        <w:t xml:space="preserve"> Only drafts were created — nothing was sent unprompted. Your one test email arrived; the weekly task is in Scheduled.</w:t>
+        <w:t xml:space="preserve"> Codex confirmed all five roles before starting. Every fee and date matches courses.csv, and nothing was published.</w:t>
       </w:r>
     </w:p>
     <w:p>
@@ -6313,7 +6865,7 @@
         <w:rPr>
           <w:b w:val="0"/>
         </w:rPr>
-        <w:t xml:space="preserve"> labs/lab-14-enrol-and-remind/</w:t>
+        <w:t xml:space="preserve"> labs/lab-17-multi-agent-content-studio/</w:t>
       </w:r>
     </w:p>
     <w:p>
@@ -6321,7 +6873,7 @@
         <w:pStyle w:val="Heading3"/>
       </w:pPr>
       <w:r>
-        <w:t>Lab 15 — Customer Service with a ChatGPT Skill · Slides 132–136</w:t>
+        <w:t>Lab 18 — Lead Magnet, Newsletter and the Open-House Campaign · Slides 156–160</w:t>
       </w:r>
     </w:p>
     <w:p>
@@ -6338,7 +6890,7 @@
         <w:rPr>
           <w:b w:val="0"/>
         </w:rPr>
-        <w:t xml:space="preserve"> Chat → ChatGPT Work (@skill-creator, @Gmail, event trigger)</w:t>
+        <w:t xml:space="preserve"> Codex (skills.sh) → ChatGPT Work (@Gmail, analysis)</w:t>
       </w:r>
     </w:p>
     <w:p>
@@ -6349,7 +6901,7 @@
         <w:rPr>
           <w:b/>
         </w:rPr>
-        <w:t>Time: 45 minutes (Day 2)</w:t>
+        <w:t>Time: 50 minutes (Day 2)</w:t>
       </w:r>
       <w:r>
         <w:rPr>
@@ -6371,7 +6923,7 @@
         <w:rPr>
           <w:b w:val="0"/>
         </w:rPr>
-        <w:t xml:space="preserve"> Skills in ChatGPT · event-triggered tasks · feedback analysis</w:t>
+        <w:t xml:space="preserve"> lead-magnets · seo-audit · newsletter-generation · consent · UTM</w:t>
       </w:r>
     </w:p>
     <w:p>
@@ -6388,7 +6940,7 @@
         <w:rPr>
           <w:b w:val="0"/>
         </w:rPr>
-        <w:t xml:space="preserve"> An enquiry-reply skill, an event-triggered drafting task and a feedback report</w:t>
+        <w:t xml:space="preserve"> A lead magnet, an SEO-fixed site, a newsletter to consented contacts only, and a results report</w:t>
       </w:r>
     </w:p>
     <w:p>
@@ -6405,7 +6957,7 @@
         <w:rPr>
           <w:b w:val="0"/>
         </w:rPr>
-        <w:t xml:space="preserve"> The skill exists and runs when you mention an enquiry. The report names BAK-105 and the warm-room complaint.</w:t>
+        <w:t xml:space="preserve"> Three marketing skills are installed and recorded in the lock file. The results report gives conversion per channel and a budget split.</w:t>
       </w:r>
     </w:p>
     <w:p>
@@ -6422,385 +6974,6 @@
         <w:rPr>
           <w:b w:val="0"/>
         </w:rPr>
-        <w:t xml:space="preserve"> labs/lab-15-customer-service/</w:t>
-      </w:r>
-    </w:p>
-    <w:p>
-      <w:pPr>
-        <w:pStyle w:val="Heading2"/>
-      </w:pPr>
-      <w:r>
-        <w:t>Topic 5 — Digital Marketing · Slides 138–165</w:t>
-      </w:r>
-    </w:p>
-    <w:p>
-      <w:pPr>
-        <w:pStyle w:val="ListBullet"/>
-      </w:pPr>
-      <w:r>
-        <w:rPr>
-          <w:b w:val="0"/>
-        </w:rPr>
-        <w:t>A funnel for a course business</w:t>
-      </w:r>
-    </w:p>
-    <w:p>
-      <w:pPr>
-        <w:pStyle w:val="ListBullet"/>
-      </w:pPr>
-      <w:r>
-        <w:rPr>
-          <w:b w:val="0"/>
-        </w:rPr>
-        <w:t>Marketing know-how as custom skills; the flyer with $imagegen</w:t>
-      </w:r>
-    </w:p>
-    <w:p>
-      <w:pPr>
-        <w:pStyle w:val="ListBullet"/>
-      </w:pPr>
-      <w:r>
-        <w:rPr>
-          <w:b w:val="0"/>
-        </w:rPr>
-        <w:t>A multi-agent content studio in Codex</w:t>
-      </w:r>
-    </w:p>
-    <w:p>
-      <w:pPr>
-        <w:pStyle w:val="ListBullet"/>
-      </w:pPr>
-      <w:r>
-        <w:rPr>
-          <w:b w:val="0"/>
-        </w:rPr>
-        <w:t>Lead magnet, newsletter and measuring what worked</w:t>
-      </w:r>
-    </w:p>
-    <w:p>
-      <w:pPr>
-        <w:pStyle w:val="Heading3"/>
-      </w:pPr>
-      <w:r>
-        <w:t>Lab 16 — Marketing Know-how as Skills, Then the Flyer · Slides 142–146</w:t>
-      </w:r>
-    </w:p>
-    <w:p>
-      <w:pPr>
-        <w:pStyle w:val="ListBullet"/>
-      </w:pPr>
-      <w:r>
-        <w:rPr>
-          <w:b/>
-        </w:rPr>
-        <w:t>Surface:</w:t>
-      </w:r>
-      <w:r>
-        <w:rPr>
-          <w:b w:val="0"/>
-        </w:rPr>
-        <w:t xml:space="preserve"> Chat → Codex ($skill-creator, $imagegen)</w:t>
-      </w:r>
-    </w:p>
-    <w:p>
-      <w:pPr>
-        <w:pStyle w:val="ListBullet"/>
-      </w:pPr>
-      <w:r>
-        <w:rPr>
-          <w:b/>
-        </w:rPr>
-        <w:t>Time: 40 minutes (Day 2)</w:t>
-      </w:r>
-      <w:r>
-        <w:rPr>
-          <w:b w:val="0"/>
-        </w:rPr>
-      </w:r>
-    </w:p>
-    <w:p>
-      <w:pPr>
-        <w:pStyle w:val="ListBullet"/>
-      </w:pPr>
-      <w:r>
-        <w:rPr>
-          <w:b/>
-        </w:rPr>
-        <w:t>Features practised:</w:t>
-      </w:r>
-      <w:r>
-        <w:rPr>
-          <w:b w:val="0"/>
-        </w:rPr>
-        <w:t xml:space="preserve"> custom marketing skills · $imagegen · proofreading</w:t>
-      </w:r>
-    </w:p>
-    <w:p>
-      <w:pPr>
-        <w:pStyle w:val="ListBullet"/>
-      </w:pPr>
-      <w:r>
-        <w:rPr>
-          <w:b/>
-        </w:rPr>
-        <w:t>Output:</w:t>
-      </w:r>
-      <w:r>
-        <w:rPr>
-          <w:b w:val="0"/>
-        </w:rPr>
-        <w:t xml:space="preserve"> Four marketing skills (brand-voice, flyer-design, social-post, youtube-package) and an A5 flyer, 1:1 post and 9:16 story</w:t>
-      </w:r>
-    </w:p>
-    <w:p>
-      <w:pPr>
-        <w:pStyle w:val="ListBullet"/>
-      </w:pPr>
-      <w:r>
-        <w:rPr>
-          <w:b/>
-        </w:rPr>
-        <w:t>Evidence:</w:t>
-      </w:r>
-      <w:r>
-        <w:rPr>
-          <w:b w:val="0"/>
-        </w:rPr>
-        <w:t xml:space="preserve"> Four skills exist in .agents/skills/, each with a "Use when" description. In a new chat, "write an Instagram post about macarons" triggers social-post on its own.</w:t>
-      </w:r>
-    </w:p>
-    <w:p>
-      <w:pPr>
-        <w:pStyle w:val="ListBullet"/>
-      </w:pPr>
-      <w:r>
-        <w:rPr>
-          <w:b/>
-        </w:rPr>
-        <w:t>Lab folder:</w:t>
-      </w:r>
-      <w:r>
-        <w:rPr>
-          <w:b w:val="0"/>
-        </w:rPr>
-        <w:t xml:space="preserve"> labs/lab-16-marketing-skills-and-flyer/</w:t>
-      </w:r>
-    </w:p>
-    <w:p>
-      <w:pPr>
-        <w:pStyle w:val="Heading3"/>
-      </w:pPr>
-      <w:r>
-        <w:t>Lab 17 — A Multi-Agent Content Studio · Slides 150–154</w:t>
-      </w:r>
-    </w:p>
-    <w:p>
-      <w:pPr>
-        <w:pStyle w:val="ListBullet"/>
-      </w:pPr>
-      <w:r>
-        <w:rPr>
-          <w:b/>
-        </w:rPr>
-        <w:t>Surface:</w:t>
-      </w:r>
-      <w:r>
-        <w:rPr>
-          <w:b w:val="0"/>
-        </w:rPr>
-        <w:t xml:space="preserve"> Codex (custom agents + custom skills)</w:t>
-      </w:r>
-    </w:p>
-    <w:p>
-      <w:pPr>
-        <w:pStyle w:val="ListBullet"/>
-      </w:pPr>
-      <w:r>
-        <w:rPr>
-          <w:b/>
-        </w:rPr>
-        <w:t>Time: 55 minutes (Day 2)</w:t>
-      </w:r>
-      <w:r>
-        <w:rPr>
-          <w:b w:val="0"/>
-        </w:rPr>
-      </w:r>
-    </w:p>
-    <w:p>
-      <w:pPr>
-        <w:pStyle w:val="ListBullet"/>
-      </w:pPr>
-      <w:r>
-        <w:rPr>
-          <w:b/>
-        </w:rPr>
-        <w:t>Features practised:</w:t>
-      </w:r>
-      <w:r>
-        <w:rPr>
-          <w:b w:val="0"/>
-        </w:rPr>
-        <w:t xml:space="preserve"> .codex/agents/*.toml · parallel subagents · the Lab 16 skills · reviewer agent</w:t>
-      </w:r>
-    </w:p>
-    <w:p>
-      <w:pPr>
-        <w:pStyle w:val="ListBullet"/>
-      </w:pPr>
-      <w:r>
-        <w:rPr>
-          <w:b/>
-        </w:rPr>
-        <w:t>Output:</w:t>
-      </w:r>
-      <w:r>
-        <w:rPr>
-          <w:b w:val="0"/>
-        </w:rPr>
-        <w:t xml:space="preserve"> content/week-01/: 7 posts, images, a YouTube video package and a review log</w:t>
-      </w:r>
-    </w:p>
-    <w:p>
-      <w:pPr>
-        <w:pStyle w:val="ListBullet"/>
-      </w:pPr>
-      <w:r>
-        <w:rPr>
-          <w:b/>
-        </w:rPr>
-        <w:t>Evidence:</w:t>
-      </w:r>
-      <w:r>
-        <w:rPr>
-          <w:b w:val="0"/>
-        </w:rPr>
-        <w:t xml:space="preserve"> Five agent threads ran; you opened at least two. Nothing was published.</w:t>
-      </w:r>
-    </w:p>
-    <w:p>
-      <w:pPr>
-        <w:pStyle w:val="ListBullet"/>
-      </w:pPr>
-      <w:r>
-        <w:rPr>
-          <w:b/>
-        </w:rPr>
-        <w:t>Lab folder:</w:t>
-      </w:r>
-      <w:r>
-        <w:rPr>
-          <w:b w:val="0"/>
-        </w:rPr>
-        <w:t xml:space="preserve"> labs/lab-17-multi-agent-content-studio/</w:t>
-      </w:r>
-    </w:p>
-    <w:p>
-      <w:pPr>
-        <w:pStyle w:val="Heading3"/>
-      </w:pPr>
-      <w:r>
-        <w:t>Lab 18 — Lead Magnet, Newsletter and the Open-House Campaign · Slides 156–160</w:t>
-      </w:r>
-    </w:p>
-    <w:p>
-      <w:pPr>
-        <w:pStyle w:val="ListBullet"/>
-      </w:pPr>
-      <w:r>
-        <w:rPr>
-          <w:b/>
-        </w:rPr>
-        <w:t>Surface:</w:t>
-      </w:r>
-      <w:r>
-        <w:rPr>
-          <w:b w:val="0"/>
-        </w:rPr>
-        <w:t xml:space="preserve"> Codex (skills.sh) → ChatGPT Work (@Gmail, analysis)</w:t>
-      </w:r>
-    </w:p>
-    <w:p>
-      <w:pPr>
-        <w:pStyle w:val="ListBullet"/>
-      </w:pPr>
-      <w:r>
-        <w:rPr>
-          <w:b/>
-        </w:rPr>
-        <w:t>Time: 50 minutes (Day 2)</w:t>
-      </w:r>
-      <w:r>
-        <w:rPr>
-          <w:b w:val="0"/>
-        </w:rPr>
-      </w:r>
-    </w:p>
-    <w:p>
-      <w:pPr>
-        <w:pStyle w:val="ListBullet"/>
-      </w:pPr>
-      <w:r>
-        <w:rPr>
-          <w:b/>
-        </w:rPr>
-        <w:t>Features practised:</w:t>
-      </w:r>
-      <w:r>
-        <w:rPr>
-          <w:b w:val="0"/>
-        </w:rPr>
-        <w:t xml:space="preserve"> lead-magnets · seo-audit · newsletter-generation · consent · UTM</w:t>
-      </w:r>
-    </w:p>
-    <w:p>
-      <w:pPr>
-        <w:pStyle w:val="ListBullet"/>
-      </w:pPr>
-      <w:r>
-        <w:rPr>
-          <w:b/>
-        </w:rPr>
-        <w:t>Output:</w:t>
-      </w:r>
-      <w:r>
-        <w:rPr>
-          <w:b w:val="0"/>
-        </w:rPr>
-        <w:t xml:space="preserve"> A lead magnet, an SEO-fixed site, a newsletter to consented contacts only, and a results report</w:t>
-      </w:r>
-    </w:p>
-    <w:p>
-      <w:pPr>
-        <w:pStyle w:val="ListBullet"/>
-      </w:pPr>
-      <w:r>
-        <w:rPr>
-          <w:b/>
-        </w:rPr>
-        <w:t>Evidence:</w:t>
-      </w:r>
-      <w:r>
-        <w:rPr>
-          <w:b w:val="0"/>
-        </w:rPr>
-        <w:t xml:space="preserve"> Three marketing skills are installed and recorded in the lock file. The results report gives conversion per channel and a budget split.</w:t>
-      </w:r>
-    </w:p>
-    <w:p>
-      <w:pPr>
-        <w:pStyle w:val="ListBullet"/>
-      </w:pPr>
-      <w:r>
-        <w:rPr>
-          <w:b/>
-        </w:rPr>
-        <w:t>Lab folder:</w:t>
-      </w:r>
-      <w:r>
-        <w:rPr>
-          <w:b w:val="0"/>
-        </w:rPr>
         <w:t xml:space="preserve"> labs/lab-18-open-house-campaign/</w:t>
       </w:r>
     </w:p>
@@ -6842,7 +7015,7 @@
         <w:rPr>
           <w:b w:val="0"/>
         </w:rPr>
-        <w:t>A spend-limited OpenAI API key issued by the trainer for Lab 6, revoked after class.</w:t>
+        <w:t>A spend-limited OpenAI API key issued by the trainer for Lab 7, revoked after class.</w:t>
       </w:r>
     </w:p>
     <w:p>
@@ -6869,6 +7042,11 @@
     </w:p>
     <w:sectPr>
       <w:footerReference w:type="default" r:id="rId10"/>
+      <w:headerReference w:type="default" r:id="rId11"/>
+      <w:headerReference w:type="first" r:id="rId12"/>
+      <w:footerReference w:type="first" r:id="rId13"/>
+      <w:headerReference w:type="even" r:id="rId14"/>
+      <w:footerReference w:type="even" r:id="rId15"/>
       <w:pgSz w:w="12240" w:h="15840"/>
       <w:pgMar w:top="1152" w:right="1296" w:bottom="1152" w:left="1296" w:header="720" w:footer="720" w:gutter="0"/>
       <w:cols w:space="720"/>
@@ -6934,6 +7112,56 @@
     </w:r>
   </w:p>
 </w:ftr>
+</file>
+
+<file path=word/footer2.xml><?xml version="1.0" encoding="utf-8"?>
+<w:ftr xmlns:m="http://schemas.openxmlformats.org/officeDocument/2006/math" xmlns:mc="http://schemas.openxmlformats.org/markup-compatibility/2006" xmlns:mo="http://schemas.microsoft.com/office/mac/office/2008/main" xmlns:mv="urn:schemas-microsoft-com:mac:vml" xmlns:o="urn:schemas-microsoft-com:office:office" xmlns:r="http://schemas.openxmlformats.org/officeDocument/2006/relationships" xmlns:v="urn:schemas-microsoft-com:vml" xmlns:w10="urn:schemas-microsoft-com:office:word" xmlns:w14="http://schemas.microsoft.com/office/word/2010/wordml" xmlns:w="http://schemas.openxmlformats.org/wordprocessingml/2006/main" xmlns:wne="http://schemas.microsoft.com/office/word/2006/wordml" xmlns:wp14="http://schemas.microsoft.com/office/word/2010/wordprocessingDrawing" xmlns:wp="http://schemas.openxmlformats.org/drawingml/2006/wordprocessingDrawing" xmlns:wpc="http://schemas.microsoft.com/office/word/2010/wordprocessingCanvas" xmlns:wpg="http://schemas.microsoft.com/office/word/2010/wordprocessingGroup" xmlns:wpi="http://schemas.microsoft.com/office/word/2010/wordprocessingInk" xmlns:wps="http://schemas.microsoft.com/office/word/2010/wordprocessingShape" mc:Ignorable="w14 wp14">
+  <w:p>
+    <w:pPr>
+      <w:pStyle w:val="Footer"/>
+    </w:pPr>
+  </w:p>
+</w:ftr>
+</file>
+
+<file path=word/footer3.xml><?xml version="1.0" encoding="utf-8"?>
+<w:ftr xmlns:m="http://schemas.openxmlformats.org/officeDocument/2006/math" xmlns:mc="http://schemas.openxmlformats.org/markup-compatibility/2006" xmlns:mo="http://schemas.microsoft.com/office/mac/office/2008/main" xmlns:mv="urn:schemas-microsoft-com:mac:vml" xmlns:o="urn:schemas-microsoft-com:office:office" xmlns:r="http://schemas.openxmlformats.org/officeDocument/2006/relationships" xmlns:v="urn:schemas-microsoft-com:vml" xmlns:w10="urn:schemas-microsoft-com:office:word" xmlns:w14="http://schemas.microsoft.com/office/word/2010/wordml" xmlns:w="http://schemas.openxmlformats.org/wordprocessingml/2006/main" xmlns:wne="http://schemas.microsoft.com/office/word/2006/wordml" xmlns:wp14="http://schemas.microsoft.com/office/word/2010/wordprocessingDrawing" xmlns:wp="http://schemas.openxmlformats.org/drawingml/2006/wordprocessingDrawing" xmlns:wpc="http://schemas.microsoft.com/office/word/2010/wordprocessingCanvas" xmlns:wpg="http://schemas.microsoft.com/office/word/2010/wordprocessingGroup" xmlns:wpi="http://schemas.microsoft.com/office/word/2010/wordprocessingInk" xmlns:wps="http://schemas.microsoft.com/office/word/2010/wordprocessingShape" mc:Ignorable="w14 wp14">
+  <w:p>
+    <w:pPr>
+      <w:pStyle w:val="Footer"/>
+    </w:pPr>
+  </w:p>
+</w:ftr>
+</file>
+
+<file path=word/header1.xml><?xml version="1.0" encoding="utf-8"?>
+<w:hdr xmlns:m="http://schemas.openxmlformats.org/officeDocument/2006/math" xmlns:mc="http://schemas.openxmlformats.org/markup-compatibility/2006" xmlns:mo="http://schemas.microsoft.com/office/mac/office/2008/main" xmlns:mv="urn:schemas-microsoft-com:mac:vml" xmlns:o="urn:schemas-microsoft-com:office:office" xmlns:r="http://schemas.openxmlformats.org/officeDocument/2006/relationships" xmlns:v="urn:schemas-microsoft-com:vml" xmlns:w10="urn:schemas-microsoft-com:office:word" xmlns:w14="http://schemas.microsoft.com/office/word/2010/wordml" xmlns:w="http://schemas.openxmlformats.org/wordprocessingml/2006/main" xmlns:wne="http://schemas.microsoft.com/office/word/2006/wordml" xmlns:wp14="http://schemas.microsoft.com/office/word/2010/wordprocessingDrawing" xmlns:wp="http://schemas.openxmlformats.org/drawingml/2006/wordprocessingDrawing" xmlns:wpc="http://schemas.microsoft.com/office/word/2010/wordprocessingCanvas" xmlns:wpg="http://schemas.microsoft.com/office/word/2010/wordprocessingGroup" xmlns:wpi="http://schemas.microsoft.com/office/word/2010/wordprocessingInk" xmlns:wps="http://schemas.microsoft.com/office/word/2010/wordprocessingShape" mc:Ignorable="w14 wp14">
+  <w:p>
+    <w:pPr>
+      <w:pStyle w:val="Header"/>
+    </w:pPr>
+  </w:p>
+</w:hdr>
+</file>
+
+<file path=word/header2.xml><?xml version="1.0" encoding="utf-8"?>
+<w:hdr xmlns:m="http://schemas.openxmlformats.org/officeDocument/2006/math" xmlns:mc="http://schemas.openxmlformats.org/markup-compatibility/2006" xmlns:mo="http://schemas.microsoft.com/office/mac/office/2008/main" xmlns:mv="urn:schemas-microsoft-com:mac:vml" xmlns:o="urn:schemas-microsoft-com:office:office" xmlns:r="http://schemas.openxmlformats.org/officeDocument/2006/relationships" xmlns:v="urn:schemas-microsoft-com:vml" xmlns:w10="urn:schemas-microsoft-com:office:word" xmlns:w14="http://schemas.microsoft.com/office/word/2010/wordml" xmlns:w="http://schemas.openxmlformats.org/wordprocessingml/2006/main" xmlns:wne="http://schemas.microsoft.com/office/word/2006/wordml" xmlns:wp14="http://schemas.microsoft.com/office/word/2010/wordprocessingDrawing" xmlns:wp="http://schemas.openxmlformats.org/drawingml/2006/wordprocessingDrawing" xmlns:wpc="http://schemas.microsoft.com/office/word/2010/wordprocessingCanvas" xmlns:wpg="http://schemas.microsoft.com/office/word/2010/wordprocessingGroup" xmlns:wpi="http://schemas.microsoft.com/office/word/2010/wordprocessingInk" xmlns:wps="http://schemas.microsoft.com/office/word/2010/wordprocessingShape" mc:Ignorable="w14 wp14">
+  <w:p>
+    <w:pPr>
+      <w:pStyle w:val="Header"/>
+    </w:pPr>
+  </w:p>
+</w:hdr>
+</file>
+
+<file path=word/header3.xml><?xml version="1.0" encoding="utf-8"?>
+<w:hdr xmlns:m="http://schemas.openxmlformats.org/officeDocument/2006/math" xmlns:mc="http://schemas.openxmlformats.org/markup-compatibility/2006" xmlns:mo="http://schemas.microsoft.com/office/mac/office/2008/main" xmlns:mv="urn:schemas-microsoft-com:mac:vml" xmlns:o="urn:schemas-microsoft-com:office:office" xmlns:r="http://schemas.openxmlformats.org/officeDocument/2006/relationships" xmlns:v="urn:schemas-microsoft-com:vml" xmlns:w10="urn:schemas-microsoft-com:office:word" xmlns:w14="http://schemas.microsoft.com/office/word/2010/wordml" xmlns:w="http://schemas.openxmlformats.org/wordprocessingml/2006/main" xmlns:wne="http://schemas.microsoft.com/office/word/2006/wordml" xmlns:wp14="http://schemas.microsoft.com/office/word/2010/wordprocessingDrawing" xmlns:wp="http://schemas.openxmlformats.org/drawingml/2006/wordprocessingDrawing" xmlns:wpc="http://schemas.microsoft.com/office/word/2010/wordprocessingCanvas" xmlns:wpg="http://schemas.microsoft.com/office/word/2010/wordprocessingGroup" xmlns:wpi="http://schemas.microsoft.com/office/word/2010/wordprocessingInk" xmlns:wps="http://schemas.microsoft.com/office/word/2010/wordprocessingShape" mc:Ignorable="w14 wp14">
+  <w:p>
+    <w:pPr>
+      <w:pStyle w:val="Header"/>
+    </w:pPr>
+  </w:p>
+</w:hdr>
 </file>
 
 <file path=word/numbering.xml><?xml version="1.0" encoding="utf-8"?>
